--- a/plantillas_maestras/02_seguro_vida/materia_general_asegurativa/2_o_mas_ddos_varios/mujer/TPL_0799_2025_SEGURO_VIDA_MATERIA_GENERAL_ASEGURATIVA_ASEGURADORA_MUJER_R1.docx
+++ b/plantillas_maestras/02_seguro_vida/materia_general_asegurativa/2_o_mas_ddos_varios/mujer/TPL_0799_2025_SEGURO_VIDA_MATERIA_GENERAL_ASEGURATIVA_ASEGURADORA_MUJER_R1.docx
@@ -411,7 +411,7 @@
           <w14:ligatures w14:val="none"/>
         </w:rPr>
         <w:tab/>
-        <w:t xml:space="preserve">:       </w:t>
+        <w:t xml:space="preserve">: </w:t>
       </w:r>
       <w:r>
         <w:rPr>
@@ -829,7 +829,7 @@
           <w:lang w:val="es-ES" w:eastAsia="es-ES"/>
           <w14:ligatures w14:val="none"/>
         </w:rPr>
-        <w:t>por presuntas infracciones a la Ley N°29571, Código de Protección y Defensa del Consumidor (en adelante, Código)</w:t>
+        <w:t>por presuntas infracciones a la Ley 29571, Código de Protección y Defensa del Consumidor (en adelante, Código)</w:t>
       </w:r>
       <w:r>
         <w:rPr>
@@ -1050,7 +1050,7 @@
           <w:lang w:val="es-ES" w:eastAsia="es-ES"/>
           <w14:ligatures w14:val="none"/>
         </w:rPr>
-        <w:t xml:space="preserve">N° </w:t>
+        <w:t xml:space="preserve"/>
       </w:r>
       <w:r>
         <w:rPr>
@@ -2011,7 +2011,7 @@
           <w:lang w:eastAsia="es-PE"/>
           <w14:ligatures w14:val="none"/>
         </w:rPr>
-        <w:t>Secretaría Técnica de la Comisión de Protección al Consumidor N°1 (en adelante, la Secretaría Técnica)</w:t>
+        <w:t>Secretaría Técnica de la Comisión de Protección al Consumidor 1 (en adelante, la Secretaría Técnica)</w:t>
       </w:r>
       <w:r>
         <w:rPr>
@@ -2152,7 +2152,7 @@
           <w:lang w:val="es-ES" w:eastAsia="es-ES"/>
           <w14:ligatures w14:val="none"/>
         </w:rPr>
-        <w:t xml:space="preserve">N° </w:t>
+        <w:t xml:space="preserve"/>
       </w:r>
       <w:r>
         <w:rPr>
@@ -2180,7 +2180,7 @@
           <w:lang w:eastAsia="es-PE"/>
           <w14:ligatures w14:val="none"/>
         </w:rPr>
-        <w:t>°</w:t>
+        <w:t/>
       </w:r>
       <w:r>
         <w:rPr>
@@ -2198,7 +2198,7 @@
           <w:lang w:eastAsia="es-PE"/>
           <w14:ligatures w14:val="none"/>
         </w:rPr>
-        <w:t>°</w:t>
+        <w:t/>
       </w:r>
       <w:r>
         <w:rPr>
@@ -2316,7 +2316,7 @@
           <w:kern w:val="0"/>
           <w14:ligatures w14:val="none"/>
         </w:rPr>
-        <w:t xml:space="preserve"> la póliza del Seguro de Vida Sepelio N° 6202059900004 de </w:t>
+        <w:t xml:space="preserve"> la póliza del Seguro de Vida Sepelio 6202059900004 de </w:t>
       </w:r>
       <w:r>
         <w:rPr>
@@ -2356,7 +2356,7 @@
           <w:kern w:val="0"/>
           <w14:ligatures w14:val="none"/>
         </w:rPr>
-        <w:t>; involucraría una presunta afectación a sus expectativas, quien no habría encontrado una correspondencia entre lo que esperaba recibir de parte del proveedor y lo que realmente recibió. Por consiguiente, corresponde calificar el hecho materia de denuncia como una presunta infracción al deber de idoneidad, tipificado en los artículos 18° y 19° del Código.</w:t>
+        <w:t>; involucraría una presunta afectación a sus expectativas, quien no habría encontrado una correspondencia entre lo que esperaba recibir de parte del proveedor y lo que realmente recibió. Por consiguiente, corresponde calificar el hecho materia de denuncia como una presunta infracción al deber de idoneidad, tipificado en los artículos 18 y 19 del Código.</w:t>
       </w:r>
     </w:p>
     <w:p>
@@ -2458,7 +2458,7 @@
           <w:kern w:val="0"/>
           <w14:ligatures w14:val="none"/>
         </w:rPr>
-        <w:t>la póliza del Seguro de Vida Sepelio N° 6202059900004</w:t>
+        <w:t>la póliza del Seguro de Vida Sepelio 6202059900004</w:t>
       </w:r>
       <w:r>
         <w:rPr>
@@ -2474,7 +2474,7 @@
           <w:kern w:val="0"/>
           <w14:ligatures w14:val="none"/>
         </w:rPr>
-        <w:t>. Por consiguiente, corresponde calificar el hecho materia de denuncia como una presunta infracción al deber de información, tipificado en el artículo 1°, numeral 1, literal b) y al artículo 2° del Código</w:t>
+        <w:t>. Por consiguiente, corresponde calificar el hecho materia de denuncia como una presunta infracción al deber de información, tipificado en el artículo 1, numeral 1, literal b) y al artículo 2 del Código</w:t>
       </w:r>
       <w:r>
         <w:rPr>
@@ -2567,7 +2567,7 @@
           <w:kern w:val="0"/>
           <w14:ligatures w14:val="none"/>
         </w:rPr>
-        <w:t>del tiempo límite para realizar el pago de las cuotas de la póliza del Seguro de Vida Sepelio N° 6202059900004</w:t>
+        <w:t>del tiempo límite para realizar el pago de las cuotas de la póliza del Seguro de Vida Sepelio 6202059900004</w:t>
       </w:r>
       <w:r>
         <w:rPr>
@@ -2591,7 +2591,7 @@
           <w:kern w:val="0"/>
           <w14:ligatures w14:val="none"/>
         </w:rPr>
-        <w:t>. Por consiguiente, corresponde calificar el hecho materia de denuncia como una presunta infracción al deber de información, tipificado en el artículo 1°, numeral 1, literal b) y al artículo 2° del Código.</w:t>
+        <w:t>. Por consiguiente, corresponde calificar el hecho materia de denuncia como una presunta infracción al deber de información, tipificado en el artículo 1, numeral 1, literal b) y al artículo 2 del Código.</w:t>
       </w:r>
     </w:p>
     <w:p>
@@ -2853,7 +2853,7 @@
           <w:lang w:val="es-ES" w:eastAsia="es-ES"/>
           <w14:ligatures w14:val="none"/>
         </w:rPr>
-        <w:t>N°</w:t>
+        <w:t/>
       </w:r>
       <w:proofErr w:type="spellEnd"/>
       <w:r>
@@ -2939,7 +2939,7 @@
           <w:lang w:val="es-ES" w:eastAsia="es-ES"/>
           <w14:ligatures w14:val="none"/>
         </w:rPr>
-        <w:t>N°</w:t>
+        <w:t/>
       </w:r>
       <w:proofErr w:type="spellEnd"/>
       <w:r>
@@ -3065,7 +3065,7 @@
           <w:lang w:val="es-ES" w:eastAsia="es-ES"/>
           <w14:ligatures w14:val="none"/>
         </w:rPr>
-        <w:t>N°</w:t>
+        <w:t/>
       </w:r>
       <w:proofErr w:type="spellEnd"/>
       <w:r>
@@ -3193,7 +3193,7 @@
           <w:lang w:eastAsia="es-PE"/>
           <w14:ligatures w14:val="none"/>
         </w:rPr>
-        <w:t xml:space="preserve">RESOLUCIÓN DE LA SECRETARÍA TÉCNICA  </w:t>
+        <w:t xml:space="preserve">RESOLUCIÓN DE LA SECRETARÍA TÉCNICA </w:t>
       </w:r>
     </w:p>
     <w:p>
@@ -3427,7 +3427,7 @@
           <w:lang w:eastAsia="es-PE"/>
           <w14:ligatures w14:val="none"/>
         </w:rPr>
-        <w:t xml:space="preserve"> infracción a los artículos 18° y 19°</w:t>
+        <w:t xml:space="preserve"> infracción a los artículos 18 y 19</w:t>
       </w:r>
       <w:r>
         <w:rPr>
@@ -3536,7 +3536,7 @@
           <w:lang w:val="es-ES" w:eastAsia="es-ES"/>
           <w14:ligatures w14:val="none"/>
         </w:rPr>
-        <w:t xml:space="preserve">N° </w:t>
+        <w:t xml:space="preserve"/>
       </w:r>
       <w:r>
         <w:rPr>
@@ -3610,7 +3610,7 @@
           <w:lang w:eastAsia="es-PE"/>
           <w14:ligatures w14:val="none"/>
         </w:rPr>
-        <w:t xml:space="preserve"> infracción a los artículos 18° y 19°</w:t>
+        <w:t xml:space="preserve"> infracción a los artículos 18 y 19</w:t>
       </w:r>
       <w:r>
         <w:rPr>
@@ -3679,7 +3679,7 @@
           <w:lang w:eastAsia="es-PE"/>
           <w14:ligatures w14:val="none"/>
         </w:rPr>
-        <w:t xml:space="preserve"> la póliza del Seguro de Vida Sepelio N° 6202059900004 por falta de pago desde diciembre del 2021, pese a que se realizó los pagos correspondientes desde su contratación.</w:t>
+        <w:t xml:space="preserve"> la póliza del Seguro de Vida Sepelio 6202059900004 por falta de pago desde diciembre del 2021, pese a que se realizó los pagos correspondientes desde su contratación.</w:t>
       </w:r>
     </w:p>
     <w:p>
@@ -3733,7 +3733,7 @@
           <w:lang w:eastAsia="es-PE"/>
           <w14:ligatures w14:val="none"/>
         </w:rPr>
-        <w:t xml:space="preserve"> infracción al artículo 1°, numeral 1, literal b) y al artículo 2° </w:t>
+        <w:t xml:space="preserve"> infracción al artículo 1, numeral 1, literal b) y al artículo 2 </w:t>
       </w:r>
       <w:r>
         <w:rPr>
@@ -3818,7 +3818,7 @@
           <w:kern w:val="0"/>
           <w14:ligatures w14:val="none"/>
         </w:rPr>
-        <w:t xml:space="preserve"> que la Oficina de Normalización Previsional debía encargarse de realizar el pago mensual por concepto de la póliza del Seguro de Vida Sepelio N° 6202059900004</w:t>
+        <w:t xml:space="preserve"> que la Oficina de Normalización Previsional debía encargarse de realizar el pago mensual por concepto de la póliza del Seguro de Vida Sepelio 6202059900004</w:t>
       </w:r>
       <w:r>
         <w:rPr>
@@ -3882,7 +3882,7 @@
           <w:lang w:eastAsia="es-PE"/>
           <w14:ligatures w14:val="none"/>
         </w:rPr>
-        <w:t xml:space="preserve"> infracción al artículo 1°, numeral 1, literal b) y al artículo 2° </w:t>
+        <w:t xml:space="preserve"> infracción al artículo 1, numeral 1, literal b) y al artículo 2 </w:t>
       </w:r>
       <w:r>
         <w:rPr>
@@ -3957,7 +3957,7 @@
           <w:kern w:val="0"/>
           <w14:ligatures w14:val="none"/>
         </w:rPr>
-        <w:t xml:space="preserve"> para realizar el pago de las cuotas de la póliza del Seguro de Vida Sepelio N° 6202059900004</w:t>
+        <w:t xml:space="preserve"> para realizar el pago de las cuotas de la póliza del Seguro de Vida Sepelio 6202059900004</w:t>
       </w:r>
       <w:r>
         <w:rPr>
@@ -4020,7 +4020,7 @@
           <w:lang w:eastAsia="es-PE"/>
           <w14:ligatures w14:val="none"/>
         </w:rPr>
-        <w:t xml:space="preserve"> infracción al artículo 1°, numeral 1, literal b) y al artículo 2° </w:t>
+        <w:t xml:space="preserve"> infracción al artículo 1, numeral 1, literal b) y al artículo 2 </w:t>
       </w:r>
       <w:r>
         <w:rPr>
@@ -4071,7 +4071,7 @@
           <w:kern w:val="0"/>
           <w14:ligatures w14:val="none"/>
         </w:rPr>
-        <w:t>póliza del Seguro de Vida Sepelio N° 6202059900004</w:t>
+        <w:t>póliza del Seguro de Vida Sepelio 6202059900004</w:t>
       </w:r>
       <w:r>
         <w:rPr>
@@ -4376,7 +4376,7 @@
           <w:lang w:eastAsia="es-PE"/>
           <w14:ligatures w14:val="none"/>
         </w:rPr>
-        <w:t>°</w:t>
+        <w:t/>
       </w:r>
       <w:r>
         <w:rPr>
@@ -4472,7 +4472,7 @@
           <w:lang w:eastAsia="es-PE"/>
           <w14:ligatures w14:val="none"/>
         </w:rPr>
-        <w:t>°</w:t>
+        <w:t/>
       </w:r>
       <w:r>
         <w:rPr>
@@ -4632,7 +4632,7 @@
           <w:lang w:eastAsia="es-PE"/>
           <w14:ligatures w14:val="none"/>
         </w:rPr>
-        <w:t>°</w:t>
+        <w:t/>
       </w:r>
       <w:r>
         <w:rPr>
@@ -4760,7 +4760,7 @@
           <w:lang w:val="es-ES" w:eastAsia="es-ES"/>
           <w14:ligatures w14:val="none"/>
         </w:rPr>
-        <w:t>(i) presentar una copia completa, legible y debidamente suscrita de la Póliza N° 6202059900004; y, (</w:t>
+        <w:t>(i) presentar una copia completa, legible y debidamente suscrita de la Póliza 6202059900004; y, (</w:t>
       </w:r>
       <w:proofErr w:type="spellStart"/>
       <w:r>
@@ -4855,7 +4855,7 @@
           <w:lang w:val="es-ES" w:eastAsia="es-ES"/>
           <w14:ligatures w14:val="none"/>
         </w:rPr>
-        <w:t>N°</w:t>
+        <w:t/>
       </w:r>
       <w:proofErr w:type="spellEnd"/>
       <w:r>
@@ -5010,7 +5010,7 @@
           <w:lang w:val="es-ES" w:eastAsia="es-ES"/>
           <w14:ligatures w14:val="none"/>
         </w:rPr>
-        <w:t>presentar una copia completa, legible y debidamente suscrita de la Póliza N° 6202059900004</w:t>
+        <w:t>presentar una copia completa, legible y debidamente suscrita de la Póliza 6202059900004</w:t>
       </w:r>
       <w:r>
         <w:rPr>
@@ -5163,7 +5163,7 @@
           <w:lang w:eastAsia="es-PE"/>
           <w14:ligatures w14:val="none"/>
         </w:rPr>
-        <w:t>°</w:t>
+        <w:t/>
       </w:r>
       <w:r>
         <w:rPr>
@@ -5204,7 +5204,7 @@
           <w:lang w:eastAsia="es-PE"/>
           <w14:ligatures w14:val="none"/>
         </w:rPr>
-        <w:t>°</w:t>
+        <w:t/>
       </w:r>
       <w:r>
         <w:rPr>
@@ -5224,7 +5224,7 @@
           <w:lang w:eastAsia="es-PE"/>
           <w14:ligatures w14:val="none"/>
         </w:rPr>
-        <w:t>°</w:t>
+        <w:t/>
       </w:r>
       <w:r>
         <w:rPr>
@@ -5244,7 +5244,7 @@
           <w:lang w:eastAsia="es-PE"/>
           <w14:ligatures w14:val="none"/>
         </w:rPr>
-        <w:t>°</w:t>
+        <w:t/>
       </w:r>
       <w:r>
         <w:rPr>
@@ -5297,7 +5297,7 @@
           <w:lang w:eastAsia="es-PE"/>
           <w14:ligatures w14:val="none"/>
         </w:rPr>
-        <w:t>°</w:t>
+        <w:t/>
       </w:r>
       <w:r>
         <w:rPr>
@@ -5398,7 +5398,7 @@
           <w:lang w:eastAsia="es-PE"/>
           <w14:ligatures w14:val="none"/>
         </w:rPr>
-        <w:t>°</w:t>
+        <w:t/>
       </w:r>
       <w:r>
         <w:rPr>
@@ -5491,7 +5491,7 @@
           <w:lang w:eastAsia="es-PE"/>
           <w14:ligatures w14:val="none"/>
         </w:rPr>
-        <w:t>°</w:t>
+        <w:t/>
       </w:r>
       <w:r>
         <w:rPr>
@@ -5499,7 +5499,7 @@
           <w:kern w:val="0"/>
           <w14:ligatures w14:val="none"/>
         </w:rPr>
-        <w:t xml:space="preserve"> del Decreto Legislativo N° 807</w:t>
+        <w:t xml:space="preserve"> del Decreto Legislativo 807</w:t>
       </w:r>
       <w:r>
         <w:rPr>
@@ -5752,7 +5752,7 @@
           <w:lang w:eastAsia="es-PE"/>
           <w14:ligatures w14:val="none"/>
         </w:rPr>
-        <w:t>°</w:t>
+        <w:t/>
       </w:r>
       <w:r>
         <w:rPr>
@@ -5769,7 +5769,7 @@
           <w:lang w:eastAsia="es-PE"/>
           <w14:ligatures w14:val="none"/>
         </w:rPr>
-        <w:t>°</w:t>
+        <w:t/>
       </w:r>
       <w:r>
         <w:rPr>
@@ -6010,7 +6010,7 @@
           <w:lang w:eastAsia="es-PE"/>
           <w14:ligatures w14:val="none"/>
         </w:rPr>
-        <w:t xml:space="preserve">para que, dentro del plazo de dos (2) días hábiles siguientes a la fecha en que reciba la notificación en su domicilio procesal, efectúe la confirmación de recepción de la notificación remitida por este despacho a su domicilio procesal, de conformidad con el segundo párrafo del numeral 4 del artículo 20° del Texto Único Ordenado de la Ley del Procedimiento Administrativo General, aprobado mediante Decreto Supremo </w:t>
+        <w:t xml:space="preserve">para que, dentro del plazo de dos (2) días hábiles siguientes a la fecha en que reciba la notificación en su domicilio procesal, efectúe la confirmación de recepción de la notificación remitida por este despacho a su domicilio procesal, de conformidad con el segundo párrafo del numeral 4 del artículo 20 del Texto Único Ordenado de la Ley del Procedimiento Administrativo General, aprobado mediante Decreto Supremo </w:t>
       </w:r>
       <w:proofErr w:type="spellStart"/>
       <w:r>
@@ -6022,7 +6022,7 @@
           <w:lang w:eastAsia="es-PE"/>
           <w14:ligatures w14:val="none"/>
         </w:rPr>
-        <w:t>N°</w:t>
+        <w:t/>
       </w:r>
       <w:proofErr w:type="spellEnd"/>
       <w:r>
@@ -6034,7 +6034,7 @@
           <w:lang w:eastAsia="es-PE"/>
           <w14:ligatures w14:val="none"/>
         </w:rPr>
-        <w:t xml:space="preserve"> 006-2026-JUS, bajo apercibimiento de rehacer el acto de notificación y notificarle conforme al numeral 1 del artículo 20° del citado cuerpo normativo</w:t>
+        <w:t xml:space="preserve"> 006-2026-JUS, bajo apercibimiento de rehacer el acto de notificación y notificarle conforme al numeral 1 del artículo 20 del citado cuerpo normativo</w:t>
       </w:r>
       <w:r>
         <w:rPr>
@@ -6229,7 +6229,7 @@
           <w:kern w:val="0"/>
           <w14:ligatures w14:val="none"/>
         </w:rPr>
-        <w:t> Protección al Consumidor N° 1</w:t>
+        <w:t> Protección al Consumidor 1</w:t>
       </w:r>
     </w:p>
     <w:p>
@@ -6422,7 +6422,7 @@
           <w:sz w:val="16"/>
           <w:szCs w:val="16"/>
         </w:rPr>
-        <w:t xml:space="preserve">Denuncia remitida a esta Comisión mediante Memorándum N° </w:t>
+        <w:t xml:space="preserve">Denuncia remitida a esta Comisión mediante Memorándum </w:t>
       </w:r>
       <w:r>
         <w:rPr>
@@ -6637,7 +6637,7 @@
           <w:sz w:val="16"/>
           <w:szCs w:val="16"/>
         </w:rPr>
-        <w:t xml:space="preserve">  </w:t>
+        <w:t xml:space="preserve"> </w:t>
       </w:r>
       <w:r>
         <w:rPr>
@@ -6655,7 +6655,7 @@
           <w:sz w:val="16"/>
           <w:szCs w:val="16"/>
         </w:rPr>
-        <w:t xml:space="preserve">LEY N° 29571, CÓDIGO DE PROTECCIÓN Y DEFENSA DEL CONSUMIDOR, publicado el 2 de setiembre de 2010 y modificado por Decreto Legislativo N° 1308 </w:t>
+        <w:t xml:space="preserve">LEY 29571, CÓDIGO DE PROTECCIÓN Y DEFENSA DEL CONSUMIDOR, publicado el 2 de setiembre de 2010 y modificado por Decreto Legislativo 1308 </w:t>
       </w:r>
     </w:p>
     <w:p>
@@ -6707,7 +6707,7 @@
           <w:szCs w:val="16"/>
         </w:rPr>
         <w:tab/>
-        <w:t xml:space="preserve">El Instituto Nacional de Defensa de la Competencia y de la Protección de la Propiedad Intelectual (Indecopi) es la autoridad con competencia primaria y de alcance nacional para conocer las presuntas infracciones a las disposiciones contenidas en el presente Código, así como para imponer las sanciones y medidas correctivas establecidas en el presente capítulo, conforme al Decreto Legislativo N° 1033, Ley de Organización y Funciones del Indecopi. Dicha competencia solo puede ser negada cuando ella haya sido asignada o se asigne a favor de otro organismo por norma expresa con rango de ley. </w:t>
+        <w:t xml:space="preserve">El Instituto Nacional de Defensa de la Competencia y de la Protección de la Propiedad Intelectual (Indecopi) es la autoridad con competencia primaria y de alcance nacional para conocer las presuntas infracciones a las disposiciones contenidas en el presente Código, así como para imponer las sanciones y medidas correctivas establecidas en el presente capítulo, conforme al Decreto Legislativo 1033, Ley de Organización y Funciones del Indecopi. Dicha competencia solo puede ser negada cuando ella haya sido asignada o se asigne a favor de otro organismo por norma expresa con rango de ley. </w:t>
       </w:r>
     </w:p>
     <w:p>
@@ -6781,7 +6781,7 @@
           <w:sz w:val="16"/>
           <w:szCs w:val="16"/>
         </w:rPr>
-        <w:t xml:space="preserve">LEY DE ORGANIZACIÓN Y FUNCIONES DEL INDECOPI, APROBADA POR DECRETO LEGISLATIVO N° 1033 </w:t>
+        <w:t xml:space="preserve">LEY DE ORGANIZACIÓN Y FUNCIONES DEL INDECOPI, APROBADA POR DECRETO LEGISLATIVO 1033 </w:t>
       </w:r>
     </w:p>
     <w:p>
@@ -6908,7 +6908,7 @@
           <w:sz w:val="16"/>
           <w:szCs w:val="16"/>
         </w:rPr>
-        <w:t xml:space="preserve">           </w:t>
+        <w:t xml:space="preserve"> </w:t>
       </w:r>
       <w:r>
         <w:rPr>
@@ -6926,7 +6926,7 @@
           <w:sz w:val="16"/>
           <w:szCs w:val="16"/>
         </w:rPr>
-        <w:t xml:space="preserve">LEY N° 29571, CÓDIGO DE PROTECCIÓN Y DEFENSA DEL CONSUMIDOR, publicado el 2 de setiembre de 2010 y modificado por Decreto Legislativo N° 1308   </w:t>
+        <w:t xml:space="preserve">LEY 29571, CÓDIGO DE PROTECCIÓN Y DEFENSA DEL CONSUMIDOR, publicado el 2 de setiembre de 2010 y modificado por Decreto Legislativo 1308 </w:t>
       </w:r>
     </w:p>
     <w:p>
@@ -6950,7 +6950,7 @@
           <w:sz w:val="16"/>
           <w:szCs w:val="16"/>
         </w:rPr>
-        <w:t xml:space="preserve">Artículo 18.- Idoneidad   </w:t>
+        <w:t xml:space="preserve">Artículo 18.- Idoneidad </w:t>
       </w:r>
     </w:p>
     <w:p>
@@ -6970,7 +6970,7 @@
           <w:sz w:val="16"/>
           <w:szCs w:val="16"/>
         </w:rPr>
-        <w:t xml:space="preserve">Se entiende por idoneidad la correspondencia entre lo que un consumidor espera y lo que efectivamente recibe, en función a lo que se le hubiera ofrecido, la publicidad e información transmitida, las condiciones y circunstancias de la transacción, las características y naturaleza del producto o servicio, el precio, entre otros factores, atendiendo a las circunstancias del caso.    </w:t>
+        <w:t xml:space="preserve">Se entiende por idoneidad la correspondencia entre lo que un consumidor espera y lo que efectivamente recibe, en función a lo que se le hubiera ofrecido, la publicidad e información transmitida, las condiciones y circunstancias de la transacción, las características y naturaleza del producto o servicio, el precio, entre otros factores, atendiendo a las circunstancias del caso. </w:t>
       </w:r>
     </w:p>
     <w:p>
@@ -7091,7 +7091,7 @@
           <w:sz w:val="16"/>
           <w:szCs w:val="16"/>
         </w:rPr>
-        <w:t xml:space="preserve">           </w:t>
+        <w:t xml:space="preserve"> </w:t>
       </w:r>
       <w:r>
         <w:rPr>
@@ -7109,7 +7109,7 @@
           <w:sz w:val="16"/>
           <w:szCs w:val="16"/>
         </w:rPr>
-        <w:t xml:space="preserve">LEY N° 29571, CÓDIGO DE PROTECCIÓN Y DEFENSA DEL CONSUMIDOR, publicado el 2 de setiembre de 2010 y modificado por Decreto Legislativo N° 1308   </w:t>
+        <w:t xml:space="preserve">LEY 29571, CÓDIGO DE PROTECCIÓN Y DEFENSA DEL CONSUMIDOR, publicado el 2 de setiembre de 2010 y modificado por Decreto Legislativo 1308 </w:t>
       </w:r>
     </w:p>
     <w:p>
@@ -7412,7 +7412,7 @@
           <w:sz w:val="16"/>
           <w:szCs w:val="16"/>
         </w:rPr>
-        <w:t xml:space="preserve">  </w:t>
+        <w:t xml:space="preserve"> </w:t>
       </w:r>
       <w:r>
         <w:rPr>
@@ -7430,7 +7430,7 @@
           <w:sz w:val="16"/>
           <w:szCs w:val="16"/>
         </w:rPr>
-        <w:t>LEY SOBRE FACULTADES, NORMAS Y ORGANIZACIÓN DEL INDECOPI, APROBADA POR DECRETO LEGISLATIVO N° 807 Artículo 24.-</w:t>
+        <w:t>LEY SOBRE FACULTADES, NORMAS Y ORGANIZACIÓN DEL INDECOPI, APROBADA POR DECRETO LEGISLATIVO 807 Artículo 24.-</w:t>
       </w:r>
       <w:r>
         <w:rPr>
@@ -7615,7 +7615,7 @@
           <w:sz w:val="16"/>
           <w:szCs w:val="16"/>
         </w:rPr>
-        <w:t>Nº</w:t>
+        <w:t/>
       </w:r>
       <w:proofErr w:type="spellEnd"/>
       <w:r>
@@ -7721,7 +7721,7 @@
           <w:sz w:val="16"/>
           <w:szCs w:val="16"/>
         </w:rPr>
-        <w:t>publicado el 2 de setiembre de 2010 y modificado por Decreto Legislativo N° 1308</w:t>
+        <w:t>publicado el 2 de setiembre de 2010 y modificado por Decreto Legislativo 1308</w:t>
       </w:r>
     </w:p>
     <w:p>
@@ -7878,15 +7878,15 @@
           <w:szCs w:val="16"/>
           <w:vertAlign w:val="superscript"/>
         </w:rPr>
-        <w:t xml:space="preserve">  </w:t>
-      </w:r>
-      <w:r>
-        <w:rPr>
-          <w:rFonts w:ascii="Arial Narrow" w:hAnsi="Arial Narrow" w:cs="Arial"/>
-          <w:sz w:val="16"/>
-          <w:szCs w:val="16"/>
-        </w:rPr>
-        <w:t xml:space="preserve">     </w:t>
+        <w:t xml:space="preserve"> </w:t>
+      </w:r>
+      <w:r>
+        <w:rPr>
+          <w:rFonts w:ascii="Arial Narrow" w:hAnsi="Arial Narrow" w:cs="Arial"/>
+          <w:sz w:val="16"/>
+          <w:szCs w:val="16"/>
+        </w:rPr>
+        <w:t xml:space="preserve"> </w:t>
       </w:r>
       <w:r>
         <w:rPr>
@@ -7922,7 +7922,7 @@
           <w:sz w:val="16"/>
           <w:szCs w:val="16"/>
         </w:rPr>
-        <w:t>publicado el 2 de setiembre de 2010 y modificado por Decreto Legislativo N° 1308</w:t>
+        <w:t>publicado el 2 de setiembre de 2010 y modificado por Decreto Legislativo 1308</w:t>
       </w:r>
     </w:p>
     <w:p>
@@ -7965,7 +7965,7 @@
           <w:sz w:val="16"/>
           <w:szCs w:val="16"/>
         </w:rPr>
-        <w:t>El órgano resolutivo puede sancionar las infracciones administrativas a que se refiere el artículo 108º con amonestación y multas de hasta cuatrocientos cincuenta (450) Unidades Impositivas Tributarias (UIT), las cuales son calificadas de la siguiente manera:</w:t>
+        <w:t>El órgano resolutivo puede sancionar las infracciones administrativas a que se refiere el artículo 108 con amonestación y multas de hasta cuatrocientos cincuenta (450) Unidades Impositivas Tributarias (UIT), las cuales son calificadas de la siguiente manera:</w:t>
       </w:r>
     </w:p>
     <w:p>
@@ -8088,7 +8088,7 @@
           <w:sz w:val="16"/>
           <w:szCs w:val="16"/>
         </w:rPr>
-        <w:t xml:space="preserve">        </w:t>
+        <w:t xml:space="preserve"> </w:t>
       </w:r>
       <w:r>
         <w:rPr>
@@ -8905,7 +8905,7 @@
           <w:sz w:val="16"/>
           <w:szCs w:val="16"/>
         </w:rPr>
-        <w:t xml:space="preserve">         </w:t>
+        <w:t xml:space="preserve"> </w:t>
       </w:r>
       <w:r>
         <w:rPr>
@@ -8941,7 +8941,7 @@
           <w:sz w:val="16"/>
           <w:szCs w:val="16"/>
         </w:rPr>
-        <w:t>publicado el 2 de setiembre de 2010 y modificado por Decreto Legislativo N° 1308</w:t>
+        <w:t>publicado el 2 de setiembre de 2010 y modificado por Decreto Legislativo 1308</w:t>
       </w:r>
     </w:p>
     <w:p>
@@ -9149,7 +9149,7 @@
           <w:sz w:val="16"/>
           <w:szCs w:val="16"/>
         </w:rPr>
-        <w:t>Nº</w:t>
+        <w:t/>
       </w:r>
       <w:proofErr w:type="spellEnd"/>
       <w:r>
@@ -9457,7 +9457,7 @@
           <w:sz w:val="16"/>
           <w:szCs w:val="16"/>
         </w:rPr>
-        <w:t>N°</w:t>
+        <w:t/>
       </w:r>
       <w:proofErr w:type="spellEnd"/>
       <w:r>
@@ -9758,7 +9758,7 @@
               <w:sz w:val="16"/>
               <w:szCs w:val="16"/>
             </w:rPr>
-            <w:t xml:space="preserve">CNICA DE LA    </w:t>
+            <w:t xml:space="preserve">CNICA DE LA </w:t>
           </w:r>
         </w:p>
         <w:p>

--- a/plantillas_maestras/02_seguro_vida/materia_general_asegurativa/2_o_mas_ddos_varios/mujer/TPL_0799_2025_SEGURO_VIDA_MATERIA_GENERAL_ASEGURATIVA_ASEGURADORA_MUJER_R1.docx
+++ b/plantillas_maestras/02_seguro_vida/materia_general_asegurativa/2_o_mas_ddos_varios/mujer/TPL_0799_2025_SEGURO_VIDA_MATERIA_GENERAL_ASEGURATIVA_ASEGURADORA_MUJER_R1.docx
@@ -106,7 +106,7 @@
           <w:lang w:eastAsia="es-PE"/>
           <w14:ligatures w14:val="none"/>
         </w:rPr>
-        <w:t>DENUNCIANTE</w:t>
+        <w:t xml:space="preserve">DENUNCIANTE:[DENUNCIANTE] (SEÑORA [APELLIDO])</w:t>
       </w:r>
       <w:r>
         <w:rPr>
@@ -118,7 +118,7 @@
           <w14:ligatures w14:val="none"/>
         </w:rPr>
         <w:tab/>
-        <w:t>:</w:t>
+        <w:t/>
       </w:r>
       <w:r>
         <w:rPr>
@@ -140,40 +140,40 @@
           <w:lang w:eastAsia="es-PE"/>
           <w14:ligatures w14:val="none"/>
         </w:rPr>
-        <w:t xml:space="preserve">LILIANA URSULA ASENCIOS MALCA </w:t>
-      </w:r>
-      <w:r>
-        <w:rPr>
-          <w:rFonts w:ascii="Arial Narrow" w:eastAsia="Arial Narrow" w:hAnsi="Arial Narrow" w:cs="Arial Narrow"/>
-          <w:b/>
-          <w:color w:val="000000"/>
-          <w:kern w:val="0"/>
-          <w:lang w:eastAsia="es-PE"/>
-          <w14:ligatures w14:val="none"/>
-        </w:rPr>
-        <w:t xml:space="preserve">(SEÑORA </w:t>
-      </w:r>
-      <w:r>
-        <w:rPr>
-          <w:rFonts w:ascii="Arial Narrow" w:eastAsia="Arial Narrow" w:hAnsi="Arial Narrow" w:cs="Arial Narrow"/>
-          <w:b/>
-          <w:color w:val="000000"/>
-          <w:kern w:val="0"/>
-          <w:lang w:eastAsia="es-PE"/>
-          <w14:ligatures w14:val="none"/>
-        </w:rPr>
-        <w:t>ASENCIOS</w:t>
-      </w:r>
-      <w:r>
-        <w:rPr>
-          <w:rFonts w:ascii="Arial Narrow" w:eastAsia="Arial Narrow" w:hAnsi="Arial Narrow" w:cs="Arial Narrow"/>
-          <w:b/>
-          <w:color w:val="000000"/>
-          <w:kern w:val="0"/>
-          <w:lang w:eastAsia="es-PE"/>
-          <w14:ligatures w14:val="none"/>
-        </w:rPr>
-        <w:t>)</w:t>
+        <w:t xml:space="preserve"/>
+      </w:r>
+      <w:r>
+        <w:rPr>
+          <w:rFonts w:ascii="Arial Narrow" w:eastAsia="Arial Narrow" w:hAnsi="Arial Narrow" w:cs="Arial Narrow"/>
+          <w:b/>
+          <w:color w:val="000000"/>
+          <w:kern w:val="0"/>
+          <w:lang w:eastAsia="es-PE"/>
+          <w14:ligatures w14:val="none"/>
+        </w:rPr>
+        <w:t xml:space="preserve"/>
+      </w:r>
+      <w:r>
+        <w:rPr>
+          <w:rFonts w:ascii="Arial Narrow" w:eastAsia="Arial Narrow" w:hAnsi="Arial Narrow" w:cs="Arial Narrow"/>
+          <w:b/>
+          <w:color w:val="000000"/>
+          <w:kern w:val="0"/>
+          <w:lang w:eastAsia="es-PE"/>
+          <w14:ligatures w14:val="none"/>
+        </w:rPr>
+        <w:t/>
+      </w:r>
+      <w:r>
+        <w:rPr>
+          <w:rFonts w:ascii="Arial Narrow" w:eastAsia="Arial Narrow" w:hAnsi="Arial Narrow" w:cs="Arial Narrow"/>
+          <w:b/>
+          <w:color w:val="000000"/>
+          <w:kern w:val="0"/>
+          <w:lang w:eastAsia="es-PE"/>
+          <w14:ligatures w14:val="none"/>
+        </w:rPr>
+        <w:t/>
       </w:r>
     </w:p>
     <w:p>
@@ -724,7 +724,7 @@
           <w:lang w:val="es-ES" w:eastAsia="es-ES"/>
           <w14:ligatures w14:val="none"/>
         </w:rPr>
-        <w:t xml:space="preserve">Mediante el escrito del </w:t>
+        <w:t xml:space="preserve">Mediante el escrito del 23 de enero del 2025 la señora [APELLIDO] denunció a Mapfre y CAFAE-SE por presuntas infracciones a la Ley 29571, Código de Protección y Defensa del Consumidor (en adelante, Código), señalando lo siguiente:</w:t>
       </w:r>
       <w:r>
         <w:rPr>
@@ -734,7 +734,7 @@
           <w:lang w:val="es-ES" w:eastAsia="es-ES"/>
           <w14:ligatures w14:val="none"/>
         </w:rPr>
-        <w:t>23 de enero del 2025</w:t>
+        <w:t/>
       </w:r>
       <w:r>
         <w:rPr>
@@ -753,7 +753,7 @@
           <w:kern w:val="0"/>
           <w14:ligatures w14:val="none"/>
         </w:rPr>
-        <w:t xml:space="preserve"> </w:t>
+        <w:t xml:space="preserve"/>
       </w:r>
       <w:r>
         <w:rPr>
@@ -761,7 +761,7 @@
           <w:kern w:val="0"/>
           <w14:ligatures w14:val="none"/>
         </w:rPr>
-        <w:t>la señora</w:t>
+        <w:t/>
       </w:r>
       <w:r>
         <w:rPr>
@@ -769,7 +769,7 @@
           <w:kern w:val="0"/>
           <w14:ligatures w14:val="none"/>
         </w:rPr>
-        <w:t xml:space="preserve"> </w:t>
+        <w:t xml:space="preserve"/>
       </w:r>
       <w:proofErr w:type="spellStart"/>
       <w:r>
@@ -778,7 +778,7 @@
           <w:kern w:val="0"/>
           <w14:ligatures w14:val="none"/>
         </w:rPr>
-        <w:t>Asencios</w:t>
+        <w:t/>
       </w:r>
       <w:proofErr w:type="spellEnd"/>
       <w:r>
@@ -787,7 +787,7 @@
           <w:kern w:val="0"/>
           <w14:ligatures w14:val="none"/>
         </w:rPr>
-        <w:t xml:space="preserve"> </w:t>
+        <w:t xml:space="preserve"/>
       </w:r>
       <w:r>
         <w:rPr>
@@ -795,7 +795,7 @@
           <w:kern w:val="0"/>
           <w14:ligatures w14:val="none"/>
         </w:rPr>
-        <w:t>d</w:t>
+        <w:t/>
       </w:r>
       <w:r>
         <w:rPr>
@@ -805,21 +805,21 @@
           <w:lang w:val="es-ES" w:eastAsia="es-ES"/>
           <w14:ligatures w14:val="none"/>
         </w:rPr>
-        <w:t xml:space="preserve">enunció a </w:t>
+        <w:t xml:space="preserve"/>
       </w:r>
       <w:r>
         <w:rPr>
           <w:rFonts w:ascii="Arial Narrow" w:eastAsia="Arial Narrow" w:hAnsi="Arial Narrow" w:cs="Arial Narrow"/>
           <w:bCs/>
         </w:rPr>
-        <w:t xml:space="preserve">Mapfre y </w:t>
+        <w:t xml:space="preserve"/>
       </w:r>
       <w:r>
         <w:rPr>
           <w:rFonts w:ascii="Arial Narrow" w:eastAsia="Arial Narrow" w:hAnsi="Arial Narrow" w:cs="Arial Narrow"/>
           <w:bCs/>
         </w:rPr>
-        <w:t xml:space="preserve">CAFAE-SE </w:t>
+        <w:t xml:space="preserve"/>
       </w:r>
       <w:r>
         <w:rPr>
@@ -829,7 +829,7 @@
           <w:lang w:val="es-ES" w:eastAsia="es-ES"/>
           <w14:ligatures w14:val="none"/>
         </w:rPr>
-        <w:t>por presuntas infracciones a la Ley 29571, Código de Protección y Defensa del Consumidor (en adelante, Código)</w:t>
+        <w:t/>
       </w:r>
       <w:r>
         <w:rPr>
@@ -850,7 +850,7 @@
           <w:lang w:val="es-ES" w:eastAsia="es-ES"/>
           <w14:ligatures w14:val="none"/>
         </w:rPr>
-        <w:t xml:space="preserve">, señalando </w:t>
+        <w:t xml:space="preserve"/>
       </w:r>
       <w:r>
         <w:rPr>
@@ -861,7 +861,7 @@
           <w:lang w:val="es-ES" w:eastAsia="es-ES"/>
           <w14:ligatures w14:val="none"/>
         </w:rPr>
-        <w:t>lo siguiente:</w:t>
+        <w:t/>
       </w:r>
     </w:p>
     <w:p>
@@ -910,7 +910,7 @@
           <w:lang w:eastAsia="es-ES"/>
           <w14:ligatures w14:val="none"/>
         </w:rPr>
-        <w:t xml:space="preserve">La madre </w:t>
+        <w:t xml:space="preserve">La madre de la denunciante, la señora [APELLIDO] Luisa [APELLIDO] Díaz (en adelante, la señora [APELLIDO]), fue beneficiaria del Seguro de Vida - Cobertura Sepelio con la Póliza 6202059900004 (en adelante, Seguro de Vida). Refiere que la señora [APELLIDO] no ha interrumpido en ningún momento el cumplimiento de la obligación de pago de la prima mensual correspondiente al Seguro de Vida. Señala que la señora [APELLIDO] Díaz no habría manifestado, ni de manera verbal ni por medio de documento escrito, su voluntad de suspender o cesar el descuento de la prima del seguro de vida de sus haberes.</w:t>
       </w:r>
       <w:r>
         <w:rPr>
@@ -920,7 +920,7 @@
           <w:lang w:eastAsia="es-ES"/>
           <w14:ligatures w14:val="none"/>
         </w:rPr>
-        <w:t xml:space="preserve">de </w:t>
+        <w:t xml:space="preserve"/>
       </w:r>
       <w:r>
         <w:rPr>
@@ -930,7 +930,7 @@
           <w:lang w:eastAsia="es-ES"/>
           <w14:ligatures w14:val="none"/>
         </w:rPr>
-        <w:t>la</w:t>
+        <w:t/>
       </w:r>
       <w:r>
         <w:rPr>
@@ -940,7 +940,7 @@
           <w:lang w:eastAsia="es-ES"/>
           <w14:ligatures w14:val="none"/>
         </w:rPr>
-        <w:t xml:space="preserve"> denunciante, </w:t>
+        <w:t xml:space="preserve"/>
       </w:r>
       <w:r>
         <w:rPr>
@@ -950,7 +950,7 @@
           <w:lang w:eastAsia="es-ES"/>
           <w14:ligatures w14:val="none"/>
         </w:rPr>
-        <w:t>la señora María Luisa Malca Díaz</w:t>
+        <w:t/>
       </w:r>
       <w:r>
         <w:rPr>
@@ -960,7 +960,7 @@
           <w:lang w:eastAsia="es-ES"/>
           <w14:ligatures w14:val="none"/>
         </w:rPr>
-        <w:t xml:space="preserve"> (en adelante, la señora Malca)</w:t>
+        <w:t xml:space="preserve"/>
       </w:r>
       <w:r>
         <w:rPr>
@@ -970,7 +970,7 @@
           <w:lang w:eastAsia="es-ES"/>
           <w14:ligatures w14:val="none"/>
         </w:rPr>
-        <w:t>, fue beneficiari</w:t>
+        <w:t/>
       </w:r>
       <w:r>
         <w:rPr>
@@ -980,7 +980,7 @@
           <w:lang w:eastAsia="es-ES"/>
           <w14:ligatures w14:val="none"/>
         </w:rPr>
-        <w:t>a</w:t>
+        <w:t/>
       </w:r>
       <w:r>
         <w:rPr>
@@ -990,7 +990,7 @@
           <w:lang w:eastAsia="es-ES"/>
           <w14:ligatures w14:val="none"/>
         </w:rPr>
-        <w:t xml:space="preserve"> de</w:t>
+        <w:t xml:space="preserve"/>
       </w:r>
       <w:r>
         <w:rPr>
@@ -1000,7 +1000,7 @@
           <w:lang w:eastAsia="es-ES"/>
           <w14:ligatures w14:val="none"/>
         </w:rPr>
-        <w:t>l</w:t>
+        <w:t/>
       </w:r>
       <w:r>
         <w:rPr>
@@ -1010,7 +1010,7 @@
           <w:lang w:eastAsia="es-ES"/>
           <w14:ligatures w14:val="none"/>
         </w:rPr>
-        <w:t xml:space="preserve"> </w:t>
+        <w:t xml:space="preserve"/>
       </w:r>
       <w:r>
         <w:rPr>
@@ -1020,7 +1020,7 @@
           <w:lang w:eastAsia="es-ES"/>
           <w14:ligatures w14:val="none"/>
         </w:rPr>
-        <w:t xml:space="preserve">Seguro de Vida - Cobertura Sepelio </w:t>
+        <w:t xml:space="preserve"/>
       </w:r>
       <w:r>
         <w:rPr>
@@ -1030,7 +1030,7 @@
           <w:lang w:eastAsia="es-ES"/>
           <w14:ligatures w14:val="none"/>
         </w:rPr>
-        <w:t>con la Póliza</w:t>
+        <w:t/>
       </w:r>
       <w:r>
         <w:rPr>
@@ -1040,7 +1040,7 @@
           <w:lang w:eastAsia="es-ES"/>
           <w14:ligatures w14:val="none"/>
         </w:rPr>
-        <w:t xml:space="preserve"> </w:t>
+        <w:t xml:space="preserve"/>
       </w:r>
       <w:r>
         <w:rPr>
@@ -1060,7 +1060,7 @@
           <w:lang w:eastAsia="es-ES"/>
           <w14:ligatures w14:val="none"/>
         </w:rPr>
-        <w:t>6202059900004</w:t>
+        <w:t/>
       </w:r>
       <w:r>
         <w:rPr>
@@ -1070,7 +1070,7 @@
           <w:lang w:eastAsia="es-ES"/>
           <w14:ligatures w14:val="none"/>
         </w:rPr>
-        <w:t xml:space="preserve"> (en adelante, Seguro de Vida)</w:t>
+        <w:t xml:space="preserve"/>
       </w:r>
       <w:r>
         <w:rPr>
@@ -1080,7 +1080,7 @@
           <w:lang w:eastAsia="es-ES"/>
           <w14:ligatures w14:val="none"/>
         </w:rPr>
-        <w:t>.</w:t>
+        <w:t/>
       </w:r>
       <w:r>
         <w:rPr>
@@ -1090,7 +1090,7 @@
           <w:lang w:eastAsia="es-ES"/>
           <w14:ligatures w14:val="none"/>
         </w:rPr>
-        <w:t xml:space="preserve"> </w:t>
+        <w:t xml:space="preserve"/>
       </w:r>
       <w:r>
         <w:rPr>
@@ -1100,7 +1100,7 @@
           <w:lang w:eastAsia="es-ES"/>
           <w14:ligatures w14:val="none"/>
         </w:rPr>
-        <w:t>Refiere que la</w:t>
+        <w:t/>
       </w:r>
       <w:r>
         <w:rPr>
@@ -1110,7 +1110,7 @@
           <w:lang w:eastAsia="es-ES"/>
           <w14:ligatures w14:val="none"/>
         </w:rPr>
-        <w:t xml:space="preserve"> señora Malca </w:t>
+        <w:t xml:space="preserve"/>
       </w:r>
       <w:r>
         <w:rPr>
@@ -1120,7 +1120,7 @@
           <w:lang w:eastAsia="es-ES"/>
           <w14:ligatures w14:val="none"/>
         </w:rPr>
-        <w:t>no ha interrumpido en ningún momento el cumplimiento de la obligación de pago de la prima mensual correspondiente al Seguro de Vida</w:t>
+        <w:t/>
       </w:r>
       <w:r>
         <w:rPr>
@@ -1130,7 +1130,7 @@
           <w:lang w:eastAsia="es-ES"/>
           <w14:ligatures w14:val="none"/>
         </w:rPr>
-        <w:t xml:space="preserve">. </w:t>
+        <w:t xml:space="preserve"/>
       </w:r>
       <w:r>
         <w:rPr>
@@ -1140,7 +1140,7 @@
           <w:lang w:eastAsia="es-ES"/>
           <w14:ligatures w14:val="none"/>
         </w:rPr>
-        <w:t>Señala</w:t>
+        <w:t/>
       </w:r>
       <w:r>
         <w:rPr>
@@ -1150,7 +1150,7 @@
           <w:lang w:eastAsia="es-ES"/>
           <w14:ligatures w14:val="none"/>
         </w:rPr>
-        <w:t xml:space="preserve"> que la señora Malca Díaz no habría manifestado, ni de manera verbal ni por medio de documento escrito, su voluntad de suspender o cesar el descuento de la prima del seguro de vida de sus haberes.</w:t>
+        <w:t xml:space="preserve"/>
       </w:r>
     </w:p>
     <w:p>
@@ -1198,7 +1198,7 @@
           <w:lang w:eastAsia="es-ES"/>
           <w14:ligatures w14:val="none"/>
         </w:rPr>
-        <w:t>Durante los años 2020 y 2021, mientras se encontraba vigente el estado de emergencia sanitaria, la señora Malca Díaz, se encontraba en grupo de riesgo por ser mayor de edad</w:t>
+        <w:t xml:space="preserve">Durante los años 2020 y 2021, mientras se encontraba vigente el estado de emergencia sanitaria, la señora [APELLIDO] Díaz, se encontraba en grupo de riesgo por ser mayor de edad y no tuvo acceso a sus boletas de pago.</w:t>
       </w:r>
       <w:r>
         <w:rPr>
@@ -1208,7 +1208,7 @@
           <w:lang w:eastAsia="es-ES"/>
           <w14:ligatures w14:val="none"/>
         </w:rPr>
-        <w:t xml:space="preserve"> </w:t>
+        <w:t xml:space="preserve"/>
       </w:r>
       <w:r>
         <w:rPr>
@@ -1218,7 +1218,7 @@
           <w:lang w:eastAsia="es-ES"/>
           <w14:ligatures w14:val="none"/>
         </w:rPr>
-        <w:t>y no tuvo acceso a sus boletas de pago.</w:t>
+        <w:t/>
       </w:r>
     </w:p>
     <w:p>
@@ -1264,7 +1264,7 @@
           <w:lang w:eastAsia="es-ES"/>
           <w14:ligatures w14:val="none"/>
         </w:rPr>
-        <w:t xml:space="preserve">El 25 de enero de 2023, la señora Malca </w:t>
+        <w:t xml:space="preserve">El 25 de enero de 2023, la señora [APELLIDO] falleció en el Hospital Edgardo Rebagliati Martins. Ese mismo día, la denunciante solicitó a CAFAE-SE la activación de la cobertura de Sepelio del Seguro de Vida cubierto por la Póliza contratada; no obstante, CAFAE-SE le informó que la señora [APELLIDO] no se encontraba asegurada, ello debido a una supuesta omisión en el descuento de la prima mensual del seguro por parte de la Oficina de Normalización Previsional (ONP). </w:t>
       </w:r>
       <w:r>
         <w:rPr>
@@ -1274,7 +1274,7 @@
           <w:lang w:eastAsia="es-ES"/>
           <w14:ligatures w14:val="none"/>
         </w:rPr>
-        <w:t xml:space="preserve">falleció en </w:t>
+        <w:t xml:space="preserve"/>
       </w:r>
       <w:r>
         <w:rPr>
@@ -1284,7 +1284,7 @@
           <w:lang w:eastAsia="es-ES"/>
           <w14:ligatures w14:val="none"/>
         </w:rPr>
-        <w:t xml:space="preserve">el Hospital Edgardo Rebagliati </w:t>
+        <w:t xml:space="preserve"/>
       </w:r>
       <w:proofErr w:type="spellStart"/>
       <w:r>
@@ -1295,7 +1295,7 @@
           <w:lang w:eastAsia="es-ES"/>
           <w14:ligatures w14:val="none"/>
         </w:rPr>
-        <w:t>Martins</w:t>
+        <w:t/>
       </w:r>
       <w:proofErr w:type="spellEnd"/>
       <w:r>
@@ -1306,7 +1306,7 @@
           <w:lang w:eastAsia="es-ES"/>
           <w14:ligatures w14:val="none"/>
         </w:rPr>
-        <w:t>. Ese mismo día, la denunciante</w:t>
+        <w:t/>
       </w:r>
       <w:r>
         <w:rPr>
@@ -1316,7 +1316,7 @@
           <w:lang w:eastAsia="es-ES"/>
           <w14:ligatures w14:val="none"/>
         </w:rPr>
-        <w:t xml:space="preserve"> </w:t>
+        <w:t xml:space="preserve"/>
       </w:r>
       <w:r>
         <w:rPr>
@@ -1326,7 +1326,7 @@
           <w:lang w:eastAsia="es-ES"/>
           <w14:ligatures w14:val="none"/>
         </w:rPr>
-        <w:t>solicitó a</w:t>
+        <w:t/>
       </w:r>
       <w:r>
         <w:rPr>
@@ -1336,7 +1336,7 @@
           <w:lang w:eastAsia="es-ES"/>
           <w14:ligatures w14:val="none"/>
         </w:rPr>
-        <w:t xml:space="preserve"> CAFAE-SE la activación de</w:t>
+        <w:t xml:space="preserve"/>
       </w:r>
       <w:r>
         <w:rPr>
@@ -1346,7 +1346,7 @@
           <w:lang w:eastAsia="es-ES"/>
           <w14:ligatures w14:val="none"/>
         </w:rPr>
-        <w:t xml:space="preserve"> la cobertura </w:t>
+        <w:t xml:space="preserve"/>
       </w:r>
       <w:r>
         <w:rPr>
@@ -1356,7 +1356,7 @@
           <w:lang w:eastAsia="es-ES"/>
           <w14:ligatures w14:val="none"/>
         </w:rPr>
-        <w:t xml:space="preserve">de Sepelio </w:t>
+        <w:t xml:space="preserve"/>
       </w:r>
       <w:r>
         <w:rPr>
@@ -1366,7 +1366,7 @@
           <w:lang w:eastAsia="es-ES"/>
           <w14:ligatures w14:val="none"/>
         </w:rPr>
-        <w:t xml:space="preserve">del Seguro de Vida </w:t>
+        <w:t xml:space="preserve"/>
       </w:r>
       <w:r>
         <w:rPr>
@@ -1376,7 +1376,7 @@
           <w:lang w:eastAsia="es-ES"/>
           <w14:ligatures w14:val="none"/>
         </w:rPr>
-        <w:t>cubierto por la Póliza contratada; no obstante,</w:t>
+        <w:t/>
       </w:r>
       <w:r>
         <w:rPr>
@@ -1386,7 +1386,7 @@
           <w:lang w:eastAsia="es-ES"/>
           <w14:ligatures w14:val="none"/>
         </w:rPr>
-        <w:t xml:space="preserve"> CAFAE-SE </w:t>
+        <w:t xml:space="preserve"/>
       </w:r>
       <w:r>
         <w:rPr>
@@ -1396,7 +1396,7 @@
           <w:lang w:eastAsia="es-ES"/>
           <w14:ligatures w14:val="none"/>
         </w:rPr>
-        <w:t>le informó</w:t>
+        <w:t/>
       </w:r>
       <w:r>
         <w:rPr>
@@ -1406,7 +1406,7 @@
           <w:lang w:eastAsia="es-ES"/>
           <w14:ligatures w14:val="none"/>
         </w:rPr>
-        <w:t xml:space="preserve"> que la señora Malca no se encontraba asegurada, ello debido a una supuesta omisión en el descuento de la prima mensual del seguro por parte de la Oficina de Normalización Previsional (ONP). </w:t>
+        <w:t xml:space="preserve"/>
       </w:r>
     </w:p>
     <w:p>
@@ -1451,7 +1451,7 @@
           <w:lang w:eastAsia="es-ES"/>
           <w14:ligatures w14:val="none"/>
         </w:rPr>
-        <w:t xml:space="preserve">En </w:t>
+        <w:t xml:space="preserve">En esa fecha, CAFAE-SE le señaló que existía la posibilidad de reincorporar a la señora [APELLIDO] Díaz al seguro, condicionando ello al pago de las cuotas pendientes y a la suscripción de un documento mediante el cual se aceptaba un periodo de carencia de tres meses, computado desde el día siguiente al de efectuado el pago, y que durante dicho periodo de carencia cualquier ocurrencia de siniestro no sería objeto de indemnización. El denunciante se negó a suscribir dicho documento, motivo por el cual CAFAE-SE no aceptó recibir los pagos correspondientes a las cuotas pendientes.</w:t>
       </w:r>
       <w:r>
         <w:rPr>
@@ -1461,7 +1461,7 @@
           <w:lang w:eastAsia="es-ES"/>
           <w14:ligatures w14:val="none"/>
         </w:rPr>
-        <w:t xml:space="preserve">esa fecha, CAFAE-SE </w:t>
+        <w:t xml:space="preserve"/>
       </w:r>
       <w:r>
         <w:rPr>
@@ -1471,7 +1471,7 @@
           <w:lang w:eastAsia="es-ES"/>
           <w14:ligatures w14:val="none"/>
         </w:rPr>
-        <w:t>le señaló</w:t>
+        <w:t/>
       </w:r>
       <w:r>
         <w:rPr>
@@ -1481,7 +1481,7 @@
           <w:lang w:eastAsia="es-ES"/>
           <w14:ligatures w14:val="none"/>
         </w:rPr>
-        <w:t xml:space="preserve"> que existía la posibilidad de reincorporar a la señora Malca Díaz al seguro, condicionando ello al pago de las cuotas pendientes y a la suscripción de un documento mediante el cual se aceptaba un periodo de carencia de tres meses, computado desde el día siguiente al de efectuado el pago, </w:t>
+        <w:t xml:space="preserve"/>
       </w:r>
       <w:r>
         <w:rPr>
@@ -1491,7 +1491,7 @@
           <w:lang w:eastAsia="es-ES"/>
           <w14:ligatures w14:val="none"/>
         </w:rPr>
-        <w:t xml:space="preserve">y que </w:t>
+        <w:t xml:space="preserve"/>
       </w:r>
       <w:r>
         <w:rPr>
@@ -1501,7 +1501,7 @@
           <w:lang w:eastAsia="es-ES"/>
           <w14:ligatures w14:val="none"/>
         </w:rPr>
-        <w:t xml:space="preserve">durante </w:t>
+        <w:t xml:space="preserve"/>
       </w:r>
       <w:r>
         <w:rPr>
@@ -1511,7 +1511,7 @@
           <w:lang w:eastAsia="es-ES"/>
           <w14:ligatures w14:val="none"/>
         </w:rPr>
-        <w:t>dicho periodo de carencia</w:t>
+        <w:t/>
       </w:r>
       <w:r>
         <w:rPr>
@@ -1521,7 +1521,7 @@
           <w:lang w:eastAsia="es-ES"/>
           <w14:ligatures w14:val="none"/>
         </w:rPr>
-        <w:t xml:space="preserve"> cualquier </w:t>
+        <w:t xml:space="preserve"/>
       </w:r>
       <w:r>
         <w:rPr>
@@ -1531,7 +1531,7 @@
           <w:lang w:eastAsia="es-ES"/>
           <w14:ligatures w14:val="none"/>
         </w:rPr>
-        <w:t>ocurrencia de</w:t>
+        <w:t/>
       </w:r>
       <w:r>
         <w:rPr>
@@ -1541,7 +1541,7 @@
           <w:lang w:eastAsia="es-ES"/>
           <w14:ligatures w14:val="none"/>
         </w:rPr>
-        <w:t xml:space="preserve"> siniestro no sería objeto de indemnización. El denunciante </w:t>
+        <w:t xml:space="preserve"/>
       </w:r>
       <w:r>
         <w:rPr>
@@ -1551,7 +1551,7 @@
           <w:lang w:eastAsia="es-ES"/>
           <w14:ligatures w14:val="none"/>
         </w:rPr>
-        <w:t>se negó a</w:t>
+        <w:t/>
       </w:r>
       <w:r>
         <w:rPr>
@@ -1561,7 +1561,7 @@
           <w:lang w:eastAsia="es-ES"/>
           <w14:ligatures w14:val="none"/>
         </w:rPr>
-        <w:t xml:space="preserve"> suscribir dicho documento, motivo por el cual CAFAE-SE no </w:t>
+        <w:t xml:space="preserve"/>
       </w:r>
       <w:r>
         <w:rPr>
@@ -1571,7 +1571,7 @@
           <w:lang w:eastAsia="es-ES"/>
           <w14:ligatures w14:val="none"/>
         </w:rPr>
-        <w:t>aceptó</w:t>
+        <w:t/>
       </w:r>
       <w:r>
         <w:rPr>
@@ -1581,7 +1581,7 @@
           <w:lang w:eastAsia="es-ES"/>
           <w14:ligatures w14:val="none"/>
         </w:rPr>
-        <w:t xml:space="preserve"> recibir los pagos correspondientes a las cuotas pendientes.</w:t>
+        <w:t xml:space="preserve"/>
       </w:r>
     </w:p>
     <w:p>
@@ -1627,7 +1627,7 @@
           <w:lang w:eastAsia="es-ES"/>
           <w14:ligatures w14:val="none"/>
         </w:rPr>
-        <w:t>A</w:t>
+        <w:t xml:space="preserve">Ante la negativa de CAFAE-SE y de la entidad aseguradora MAPFRE activar la cobertura de Sepelio del Seguro de Vida cubierto por la Póliza contratada, los familiares de la señora [APELLIDO] tuvieron que asumir endeudamientos con la finalidad de cubrir los gastos derivados del sepelio. Asimismo, refirió que se presentaron reclamos ante CAFAE-SE, los cuales habrían sido desestimados, ratificándose la entidad en su decisión de no activar la cobertura de Sepelio del Seguro de Vida. Finalmente, se señaló que también se habría presentado un reclamo ante la Oficina de Normalización Previsional (ONP), solicitando información sobre la razón por la cual no se efectuaron los descuentos correspondientes al seguro; respondiendo dicha entidad que, al momento de la transferencia del legajo de la señora [APELLIDO] Luisa [APELLIDO] Díaz, no se habría consignado la instrucción para proceder con el descuento de la prima del Seguro de Vida.</w:t>
       </w:r>
       <w:r>
         <w:rPr>
@@ -1637,7 +1637,7 @@
           <w:lang w:eastAsia="es-ES"/>
           <w14:ligatures w14:val="none"/>
         </w:rPr>
-        <w:t xml:space="preserve">nte la negativa de CAFAE-SE y de la entidad aseguradora MAPFRE </w:t>
+        <w:t xml:space="preserve"/>
       </w:r>
       <w:r>
         <w:rPr>
@@ -1647,7 +1647,7 @@
           <w:lang w:eastAsia="es-ES"/>
           <w14:ligatures w14:val="none"/>
         </w:rPr>
-        <w:t>activar la cobertura de Sepelio del Seguro de Vida cubierto por la Póliza contratada</w:t>
+        <w:t/>
       </w:r>
       <w:r>
         <w:rPr>
@@ -1657,7 +1657,7 @@
           <w:lang w:eastAsia="es-ES"/>
           <w14:ligatures w14:val="none"/>
         </w:rPr>
-        <w:t xml:space="preserve">, los familiares de la señora Malca </w:t>
+        <w:t xml:space="preserve"/>
       </w:r>
       <w:r>
         <w:rPr>
@@ -1668,7 +1668,7 @@
           <w14:ligatures w14:val="none"/>
         </w:rPr>
         <w:lastRenderedPageBreak/>
-        <w:t>tuvieron que</w:t>
+        <w:t/>
       </w:r>
       <w:r>
         <w:rPr>
@@ -1678,7 +1678,7 @@
           <w:lang w:eastAsia="es-ES"/>
           <w14:ligatures w14:val="none"/>
         </w:rPr>
-        <w:t xml:space="preserve"> asumir endeudamientos con la finalidad de cubrir los gastos derivados del sepelio. Asimismo, refirió que se presentaron reclamos ante CAFAE-SE, los cuales habrían sido desestimados, ratificándose la entidad en su decisión de no </w:t>
+        <w:t xml:space="preserve"/>
       </w:r>
       <w:r>
         <w:rPr>
@@ -1688,7 +1688,7 @@
           <w:lang w:eastAsia="es-ES"/>
           <w14:ligatures w14:val="none"/>
         </w:rPr>
-        <w:t>activar la cobertura de Sepelio del Seguro de Vida</w:t>
+        <w:t/>
       </w:r>
       <w:r>
         <w:rPr>
@@ -1698,7 +1698,7 @@
           <w:lang w:eastAsia="es-ES"/>
           <w14:ligatures w14:val="none"/>
         </w:rPr>
-        <w:t xml:space="preserve">. Finalmente, se señaló que también se habría presentado un reclamo ante la Oficina de Normalización Previsional (ONP), solicitando información sobre la razón por la cual no se efectuaron los descuentos correspondientes al seguro; respondiendo dicha entidad que, al momento de la transferencia del legajo de la señora María Luisa Malca Díaz, no se habría consignado la instrucción para proceder con el descuento de la prima del </w:t>
+        <w:t xml:space="preserve"/>
       </w:r>
       <w:r>
         <w:rPr>
@@ -1708,7 +1708,7 @@
           <w:lang w:eastAsia="es-ES"/>
           <w14:ligatures w14:val="none"/>
         </w:rPr>
-        <w:t>Seguro de Vida</w:t>
+        <w:t/>
       </w:r>
       <w:r>
         <w:rPr>
@@ -1718,7 +1718,7 @@
           <w:lang w:eastAsia="es-ES"/>
           <w14:ligatures w14:val="none"/>
         </w:rPr>
-        <w:t>.</w:t>
+        <w:t/>
       </w:r>
     </w:p>
     <w:p>
@@ -1766,7 +1766,7 @@
           <w:lang w:val="es-ES" w:eastAsia="es-ES"/>
           <w14:ligatures w14:val="none"/>
         </w:rPr>
-        <w:t xml:space="preserve">La señora </w:t>
+        <w:t xml:space="preserve">La señora [APELLIDO] solicitó, en calidad de medida correctiva, que Mapfre y CAFAE-SE cumplan con otorgar la cobertura del Seguro de Vida. Asimismo, requirió a Mapfre y CAFAE-SE el reembolso de costos y costas del presente procedimiento.</w:t>
       </w:r>
       <w:proofErr w:type="spellStart"/>
       <w:r>
@@ -1775,7 +1775,7 @@
           <w:kern w:val="0"/>
           <w14:ligatures w14:val="none"/>
         </w:rPr>
-        <w:t>Asencios</w:t>
+        <w:t/>
       </w:r>
       <w:proofErr w:type="spellEnd"/>
       <w:r>
@@ -1784,7 +1784,7 @@
           <w:kern w:val="0"/>
           <w14:ligatures w14:val="none"/>
         </w:rPr>
-        <w:t xml:space="preserve"> </w:t>
+        <w:t xml:space="preserve"/>
       </w:r>
       <w:r>
         <w:rPr>
@@ -1794,21 +1794,21 @@
           <w:lang w:val="es-ES" w:eastAsia="es-ES"/>
           <w14:ligatures w14:val="none"/>
         </w:rPr>
-        <w:t xml:space="preserve">solicitó, en calidad de medida correctiva, que </w:t>
+        <w:t xml:space="preserve"/>
       </w:r>
       <w:r>
         <w:rPr>
           <w:rFonts w:ascii="Arial Narrow" w:eastAsia="Arial Narrow" w:hAnsi="Arial Narrow" w:cs="Arial Narrow"/>
           <w:bCs/>
         </w:rPr>
-        <w:t>Mapfre y CAFAE-SE</w:t>
+        <w:t/>
       </w:r>
       <w:r>
         <w:rPr>
           <w:rFonts w:ascii="Arial Narrow" w:eastAsia="Arial Narrow" w:hAnsi="Arial Narrow" w:cs="Arial Narrow"/>
           <w:bCs/>
         </w:rPr>
-        <w:t xml:space="preserve"> </w:t>
+        <w:t xml:space="preserve"/>
       </w:r>
       <w:r>
         <w:rPr>
@@ -1818,7 +1818,7 @@
           <w:lang w:val="es-ES" w:eastAsia="es-ES"/>
           <w14:ligatures w14:val="none"/>
         </w:rPr>
-        <w:t>cumpla</w:t>
+        <w:t/>
       </w:r>
       <w:r>
         <w:rPr>
@@ -1828,7 +1828,7 @@
           <w:lang w:val="es-ES" w:eastAsia="es-ES"/>
           <w14:ligatures w14:val="none"/>
         </w:rPr>
-        <w:t>n</w:t>
+        <w:t/>
       </w:r>
       <w:r>
         <w:rPr>
@@ -1838,7 +1838,7 @@
           <w:lang w:val="es-ES" w:eastAsia="es-ES"/>
           <w14:ligatures w14:val="none"/>
         </w:rPr>
-        <w:t xml:space="preserve"> con </w:t>
+        <w:t xml:space="preserve"/>
       </w:r>
       <w:r>
         <w:rPr>
@@ -1848,7 +1848,7 @@
           <w:lang w:val="es-ES" w:eastAsia="es-ES"/>
           <w14:ligatures w14:val="none"/>
         </w:rPr>
-        <w:t>otorgar la cobertura del S</w:t>
+        <w:t/>
       </w:r>
       <w:r>
         <w:rPr>
@@ -1858,7 +1858,7 @@
           <w:lang w:val="es-ES" w:eastAsia="es-ES"/>
           <w14:ligatures w14:val="none"/>
         </w:rPr>
-        <w:t>eguro de Vida.</w:t>
+        <w:t/>
       </w:r>
       <w:r>
         <w:rPr>
@@ -1868,7 +1868,7 @@
           <w:lang w:val="es-ES" w:eastAsia="es-ES"/>
           <w14:ligatures w14:val="none"/>
         </w:rPr>
-        <w:t xml:space="preserve"> </w:t>
+        <w:t xml:space="preserve"/>
       </w:r>
       <w:r>
         <w:rPr>
@@ -1878,7 +1878,7 @@
           <w:lang w:val="es-ES" w:eastAsia="es-ES"/>
           <w14:ligatures w14:val="none"/>
         </w:rPr>
-        <w:t xml:space="preserve">Asimismo, requirió </w:t>
+        <w:t xml:space="preserve"/>
       </w:r>
       <w:r>
         <w:rPr>
@@ -1888,14 +1888,14 @@
           <w:lang w:val="es-ES" w:eastAsia="es-ES"/>
           <w14:ligatures w14:val="none"/>
         </w:rPr>
-        <w:t xml:space="preserve">a </w:t>
+        <w:t xml:space="preserve"/>
       </w:r>
       <w:r>
         <w:rPr>
           <w:rFonts w:ascii="Arial Narrow" w:eastAsia="Arial Narrow" w:hAnsi="Arial Narrow" w:cs="Arial Narrow"/>
           <w:bCs/>
         </w:rPr>
-        <w:t xml:space="preserve">Mapfre y CAFAE-SE </w:t>
+        <w:t xml:space="preserve"/>
       </w:r>
       <w:r>
         <w:rPr>
@@ -1905,7 +1905,7 @@
           <w:lang w:val="es-ES" w:eastAsia="es-ES"/>
           <w14:ligatures w14:val="none"/>
         </w:rPr>
-        <w:t>el reembolso de costos y costas del presente procedimiento.</w:t>
+        <w:t/>
       </w:r>
     </w:p>
     <w:p>
@@ -3231,7 +3231,7 @@
           <w:lang w:eastAsia="es-PE"/>
           <w14:ligatures w14:val="none"/>
         </w:rPr>
-        <w:t xml:space="preserve">PRIMERO: </w:t>
+        <w:t xml:space="preserve">PRIMERO: admitir a trámite la denuncia del 23 de enero del 2025 interpuesta por la señora [DENUNCIANTE] contra Mapfre Perú Compañía de Seguros y Reaseguros S.A. y el Comité de Administración del Fondo de Asistencia y Estímulo de los Trabajadores del Sector Educación, por lo siguiente:</w:t>
       </w:r>
       <w:r>
         <w:rPr>
@@ -3242,7 +3242,7 @@
           <w:lang w:eastAsia="es-PE"/>
           <w14:ligatures w14:val="none"/>
         </w:rPr>
-        <w:t xml:space="preserve">admitir a trámite la denuncia del </w:t>
+        <w:t xml:space="preserve"/>
       </w:r>
       <w:r>
         <w:rPr>
@@ -3252,7 +3252,7 @@
           <w:lang w:val="es-ES" w:eastAsia="es-ES"/>
           <w14:ligatures w14:val="none"/>
         </w:rPr>
-        <w:t xml:space="preserve">23 de enero del 2025 </w:t>
+        <w:t xml:space="preserve"/>
       </w:r>
       <w:r>
         <w:rPr>
@@ -3263,7 +3263,7 @@
           <w:lang w:eastAsia="es-PE"/>
           <w14:ligatures w14:val="none"/>
         </w:rPr>
-        <w:t xml:space="preserve">interpuesta por </w:t>
+        <w:t xml:space="preserve"/>
       </w:r>
       <w:r>
         <w:rPr>
@@ -3273,7 +3273,7 @@
           <w:kern w:val="0"/>
           <w14:ligatures w14:val="none"/>
         </w:rPr>
-        <w:t xml:space="preserve">la señora </w:t>
+        <w:t xml:space="preserve"/>
       </w:r>
       <w:r>
         <w:rPr>
@@ -3284,7 +3284,7 @@
           <w:lang w:eastAsia="es-PE"/>
           <w14:ligatures w14:val="none"/>
         </w:rPr>
-        <w:t xml:space="preserve">Liliana </w:t>
+        <w:t xml:space="preserve"/>
       </w:r>
       <w:proofErr w:type="spellStart"/>
       <w:r>
@@ -3296,7 +3296,7 @@
           <w:lang w:eastAsia="es-PE"/>
           <w14:ligatures w14:val="none"/>
         </w:rPr>
-        <w:t>Ursula</w:t>
+        <w:t/>
       </w:r>
       <w:proofErr w:type="spellEnd"/>
       <w:r>
@@ -3308,7 +3308,7 @@
           <w:lang w:eastAsia="es-PE"/>
           <w14:ligatures w14:val="none"/>
         </w:rPr>
-        <w:t xml:space="preserve"> </w:t>
+        <w:t xml:space="preserve"/>
       </w:r>
       <w:proofErr w:type="spellStart"/>
       <w:r>
@@ -3320,7 +3320,7 @@
           <w:lang w:eastAsia="es-PE"/>
           <w14:ligatures w14:val="none"/>
         </w:rPr>
-        <w:t>Asencios</w:t>
+        <w:t/>
       </w:r>
       <w:proofErr w:type="spellEnd"/>
       <w:r>
@@ -3332,7 +3332,7 @@
           <w:lang w:eastAsia="es-PE"/>
           <w14:ligatures w14:val="none"/>
         </w:rPr>
-        <w:t xml:space="preserve"> Malca </w:t>
+        <w:t xml:space="preserve"/>
       </w:r>
       <w:r>
         <w:rPr>
@@ -3343,14 +3343,14 @@
           <w:lang w:eastAsia="es-PE"/>
           <w14:ligatures w14:val="none"/>
         </w:rPr>
-        <w:t xml:space="preserve">contra </w:t>
+        <w:t xml:space="preserve"/>
       </w:r>
       <w:r>
         <w:rPr>
           <w:rFonts w:ascii="Arial Narrow" w:eastAsia="Arial Narrow" w:hAnsi="Arial Narrow" w:cs="Arial Narrow"/>
           <w:bCs/>
         </w:rPr>
-        <w:t>Mapfre Perú Compañía de Seguros y Reaseguros S.A. y el Comité de Administración del Fondo de Asistencia y Estímulo de los Trabajadores del Sector Educación</w:t>
+        <w:t/>
       </w:r>
       <w:r>
         <w:rPr>
@@ -3361,7 +3361,7 @@
           <w:lang w:eastAsia="es-PE"/>
           <w14:ligatures w14:val="none"/>
         </w:rPr>
-        <w:t xml:space="preserve">, </w:t>
+        <w:t xml:space="preserve"/>
       </w:r>
       <w:r>
         <w:rPr>
@@ -3372,7 +3372,7 @@
           <w:lang w:eastAsia="es-PE"/>
           <w14:ligatures w14:val="none"/>
         </w:rPr>
-        <w:t>por lo siguiente:</w:t>
+        <w:t/>
       </w:r>
     </w:p>
     <w:p>
@@ -5646,7 +5646,7 @@
           <w:bCs/>
         </w:rPr>
         <w:lastRenderedPageBreak/>
-        <w:t>DÉCIMO PRIMERO</w:t>
+        <w:t xml:space="preserve">DÉCIMO PRIMERO: requerir a la señora [DENUNCIANTE] para que, dentro del plazo de dos (2) días hábiles siguientes a la fecha en que reciba la notificación en su bandeja de correo electrónico, efectúe la confirmación de recepción de la notificación remitida por este despacho a su correo electrónico, de conformidad con el segundo párrafo del numeral 4 del artículo 20 del Texto Único Ordenado de la Ley del Procedimiento Administrativo General, aprobado mediante Decreto Supremo 006-2026-JUS, bajo apercibimiento de rehacer el acto de notificación y notificarle conforme al numeral 1 del artículo 20 del citado cuerpo normativo.</w:t>
       </w:r>
       <w:r>
         <w:rPr>
@@ -5656,7 +5656,7 @@
           <w:kern w:val="0"/>
           <w14:ligatures w14:val="none"/>
         </w:rPr>
-        <w:t>:</w:t>
+        <w:t/>
       </w:r>
       <w:r>
         <w:rPr>
@@ -5666,7 +5666,7 @@
           <w:kern w:val="0"/>
           <w14:ligatures w14:val="none"/>
         </w:rPr>
-        <w:t xml:space="preserve"> requerir a</w:t>
+        <w:t xml:space="preserve"/>
       </w:r>
       <w:r>
         <w:rPr>
@@ -5676,7 +5676,7 @@
           <w:kern w:val="0"/>
           <w14:ligatures w14:val="none"/>
         </w:rPr>
-        <w:t xml:space="preserve"> la señora </w:t>
+        <w:t xml:space="preserve"/>
       </w:r>
       <w:r>
         <w:rPr>
@@ -5687,7 +5687,7 @@
           <w:lang w:eastAsia="es-PE"/>
           <w14:ligatures w14:val="none"/>
         </w:rPr>
-        <w:t xml:space="preserve">Liliana </w:t>
+        <w:t xml:space="preserve"/>
       </w:r>
       <w:proofErr w:type="spellStart"/>
       <w:r>
@@ -5699,7 +5699,7 @@
           <w:lang w:eastAsia="es-PE"/>
           <w14:ligatures w14:val="none"/>
         </w:rPr>
-        <w:t>Ursula</w:t>
+        <w:t/>
       </w:r>
       <w:proofErr w:type="spellEnd"/>
       <w:r>
@@ -5711,7 +5711,7 @@
           <w:lang w:eastAsia="es-PE"/>
           <w14:ligatures w14:val="none"/>
         </w:rPr>
-        <w:t xml:space="preserve"> </w:t>
+        <w:t xml:space="preserve"/>
       </w:r>
       <w:proofErr w:type="spellStart"/>
       <w:r>
@@ -5723,7 +5723,7 @@
           <w:lang w:eastAsia="es-PE"/>
           <w14:ligatures w14:val="none"/>
         </w:rPr>
-        <w:t>Asencios</w:t>
+        <w:t/>
       </w:r>
       <w:proofErr w:type="spellEnd"/>
       <w:r>
@@ -5735,14 +5735,14 @@
           <w:lang w:eastAsia="es-PE"/>
           <w14:ligatures w14:val="none"/>
         </w:rPr>
-        <w:t xml:space="preserve"> Malca </w:t>
+        <w:t xml:space="preserve"/>
       </w:r>
       <w:r>
         <w:rPr>
           <w:rFonts w:ascii="Arial Narrow" w:hAnsi="Arial Narrow"/>
           <w:color w:val="000000"/>
         </w:rPr>
-        <w:t>para que, dentro del plazo de dos (2) días hábiles siguientes a la fecha en que reciba la notificación en su bandeja de correo electrónico, efectúe la confirmación de recepción de la notificación remitida por este despacho a su correo electrónico, de conformidad con el segundo párrafo del numeral 4 del artículo 20</w:t>
+        <w:t/>
       </w:r>
       <w:r>
         <w:rPr>
@@ -5759,7 +5759,7 @@
           <w:rFonts w:ascii="Arial Narrow" w:hAnsi="Arial Narrow"/>
           <w:color w:val="000000"/>
         </w:rPr>
-        <w:t xml:space="preserve"> del Texto Único Ordenado de la Ley del Procedimiento Administrativo General, aprobado mediante Decreto Supremo 006-2026-JUS, bajo apercibimiento de rehacer el acto de notificación y notificarle conforme al numeral 1 del artículo 20</w:t>
+        <w:t xml:space="preserve"/>
       </w:r>
       <w:r>
         <w:rPr>
@@ -5776,7 +5776,7 @@
           <w:rFonts w:ascii="Arial Narrow" w:hAnsi="Arial Narrow"/>
           <w:color w:val="000000"/>
         </w:rPr>
-        <w:t xml:space="preserve"> del citado cuerpo normativo</w:t>
+        <w:t xml:space="preserve"/>
       </w:r>
       <w:r>
         <w:rPr>
@@ -5789,7 +5789,7 @@
         <w:rPr>
           <w:rFonts w:ascii="Arial Narrow" w:hAnsi="Arial Narrow" w:cs="Arial"/>
         </w:rPr>
-        <w:t>.</w:t>
+        <w:t/>
       </w:r>
     </w:p>
     <w:p>

--- a/plantillas_maestras/02_seguro_vida/materia_general_asegurativa/2_o_mas_ddos_varios/mujer/TPL_0799_2025_SEGURO_VIDA_MATERIA_GENERAL_ASEGURATIVA_ASEGURADORA_MUJER_R1.docx
+++ b/plantillas_maestras/02_seguro_vida/materia_general_asegurativa/2_o_mas_ddos_varios/mujer/TPL_0799_2025_SEGURO_VIDA_MATERIA_GENERAL_ASEGURATIVA_ASEGURADORA_MUJER_R1.docx
@@ -910,7 +910,7 @@
           <w:lang w:eastAsia="es-ES"/>
           <w14:ligatures w14:val="none"/>
         </w:rPr>
-        <w:t xml:space="preserve">La madre de la denunciante, la señora [APELLIDO] Luisa [APELLIDO] Díaz (en adelante, la señora [APELLIDO]), fue beneficiaria del Seguro de Vida - Cobertura Sepelio con la Póliza 6202059900004 (en adelante, Seguro de Vida). Refiere que la señora [APELLIDO] no ha interrumpido en ningún momento el cumplimiento de la obligación de pago de la prima mensual correspondiente al Seguro de Vida. Señala que la señora [APELLIDO] Díaz no habría manifestado, ni de manera verbal ni por medio de documento escrito, su voluntad de suspender o cesar el descuento de la prima del seguro de vida de sus haberes.</w:t>
+        <w:t xml:space="preserve">La madre de la denunciante, la señora [APELLIDO] [APELLIDO] Díaz (en adelante, la señora [APELLIDO]), fue beneficiaria del Seguro de Vida - Cobertura Sepelio con la Póliza 6202059900004 (en adelante, Seguro de Vida). Refiere que la señora [APELLIDO] no ha interrumpido en ningún momento el cumplimiento de la obligación de pago de la prima mensual correspondiente al Seguro de Vida. Señala que la señora [APELLIDO] Díaz no habría manifestado, ni de manera verbal ni por medio de documento escrito, su voluntad de suspender o cesar el descuento de la prima del seguro de vida de sus haberes.</w:t>
       </w:r>
       <w:r>
         <w:rPr>
@@ -1627,7 +1627,7 @@
           <w:lang w:eastAsia="es-ES"/>
           <w14:ligatures w14:val="none"/>
         </w:rPr>
-        <w:t xml:space="preserve">Ante la negativa de CAFAE-SE y de la entidad aseguradora MAPFRE activar la cobertura de Sepelio del Seguro de Vida cubierto por la Póliza contratada, los familiares de la señora [APELLIDO] tuvieron que asumir endeudamientos con la finalidad de cubrir los gastos derivados del sepelio. Asimismo, refirió que se presentaron reclamos ante CAFAE-SE, los cuales habrían sido desestimados, ratificándose la entidad en su decisión de no activar la cobertura de Sepelio del Seguro de Vida. Finalmente, se señaló que también se habría presentado un reclamo ante la Oficina de Normalización Previsional (ONP), solicitando información sobre la razón por la cual no se efectuaron los descuentos correspondientes al seguro; respondiendo dicha entidad que, al momento de la transferencia del legajo de la señora [APELLIDO] Luisa [APELLIDO] Díaz, no se habría consignado la instrucción para proceder con el descuento de la prima del Seguro de Vida.</w:t>
+        <w:t xml:space="preserve">Ante la negativa de CAFAE-SE y de la entidad aseguradora MAPFRE activar la cobertura de Sepelio del Seguro de Vida cubierto por la Póliza contratada, los familiares de la señora [APELLIDO] tuvieron que asumir endeudamientos con la finalidad de cubrir los gastos derivados del sepelio. Asimismo, refirió que se presentaron reclamos ante CAFAE-SE, los cuales habrían sido desestimados, ratificándose la entidad en su decisión de no activar la cobertura de Sepelio del Seguro de Vida. Finalmente, se señaló que también se habría presentado un reclamo ante la Oficina de Normalización Previsional (ONP), solicitando información sobre la razón por la cual no se efectuaron los descuentos correspondientes al seguro; respondiendo dicha entidad que, al momento de la transferencia del legajo de la señora [APELLIDO] [APELLIDO] Díaz, no se habría consignado la instrucción para proceder con el descuento de la prima del Seguro de Vida.</w:t>
       </w:r>
       <w:r>
         <w:rPr>

--- a/plantillas_maestras/02_seguro_vida/materia_general_asegurativa/2_o_mas_ddos_varios/mujer/TPL_0799_2025_SEGURO_VIDA_MATERIA_GENERAL_ASEGURATIVA_ASEGURADORA_MUJER_R1.docx
+++ b/plantillas_maestras/02_seguro_vida/materia_general_asegurativa/2_o_mas_ddos_varios/mujer/TPL_0799_2025_SEGURO_VIDA_MATERIA_GENERAL_ASEGURATIVA_ASEGURADORA_MUJER_R1.docx
@@ -738,6 +738,7 @@
       </w:r>
       <w:r>
         <w:rPr>
+          <w:rStyle w:val="Refdenotaalpie"/>
           <w:rFonts w:ascii="Arial Narrow" w:eastAsia="Times New Roman" w:hAnsi="Arial Narrow" w:cs="Times New Roman"/>
           <w:color w:val="000000"/>
           <w:kern w:val="0"/>
@@ -833,6 +834,7 @@
       </w:r>
       <w:r>
         <w:rPr>
+          <w:rStyle w:val="Refdenotaalpie"/>
           <w:rFonts w:ascii="Arial Narrow" w:eastAsia="Times New Roman" w:hAnsi="Arial Narrow" w:cs="Times New Roman"/>
           <w:color w:val="000000"/>
           <w:kern w:val="0"/>
@@ -2028,6 +2030,7 @@
       <w:bookmarkEnd w:id="3"/>
       <w:r>
         <w:rPr>
+          <w:rStyle w:val="Refdenotaalpie"/>
           <w:rFonts w:ascii="Arial Narrow" w:eastAsia="Arial Narrow" w:hAnsi="Arial Narrow" w:cs="Arial Narrow"/>
           <w:kern w:val="0"/>
           <w:vertAlign w:val="superscript"/>
@@ -2210,6 +2213,7 @@
       </w:r>
       <w:r>
         <w:rPr>
+          <w:rStyle w:val="Refdenotaalpie"/>
           <w:rFonts w:ascii="Arial Narrow" w:eastAsia="Arial Narrow" w:hAnsi="Arial Narrow" w:cs="Arial"/>
           <w:kern w:val="0"/>
           <w:vertAlign w:val="superscript"/>
@@ -2478,6 +2482,7 @@
       </w:r>
       <w:r>
         <w:rPr>
+          <w:rStyle w:val="Refdenotaalpie"/>
           <w:rFonts w:ascii="Arial Narrow" w:eastAsia="Arial Narrow" w:hAnsi="Arial Narrow" w:cs="Arial"/>
           <w:kern w:val="0"/>
           <w:vertAlign w:val="superscript"/>
@@ -2637,6 +2642,7 @@
       </w:r>
       <w:r>
         <w:rPr>
+          <w:rStyle w:val="Refdenotaalpie"/>
           <w:rFonts w:ascii="Arial Narrow" w:eastAsia="Arial Narrow" w:hAnsi="Arial Narrow" w:cs="Arial Narrow"/>
           <w:kern w:val="0"/>
           <w:vertAlign w:val="superscript"/>
@@ -4449,6 +4455,7 @@
       </w:r>
       <w:r>
         <w:rPr>
+          <w:rStyle w:val="Refdenotaalpie"/>
           <w:rFonts w:ascii="Arial Narrow" w:eastAsia="Calibri" w:hAnsi="Arial Narrow" w:cs="Arial"/>
           <w:kern w:val="0"/>
           <w:vertAlign w:val="superscript"/>
@@ -4493,6 +4500,7 @@
       </w:r>
       <w:r>
         <w:rPr>
+          <w:rStyle w:val="Refdenotaalpie"/>
           <w:rFonts w:ascii="Arial Narrow" w:eastAsia="Calibri" w:hAnsi="Arial Narrow" w:cs="Arial"/>
           <w:spacing w:val="-2"/>
           <w:kern w:val="0"/>
@@ -5177,6 +5185,7 @@
       </w:r>
       <w:r>
         <w:rPr>
+          <w:rStyle w:val="Refdenotaalpie"/>
           <w:rFonts w:ascii="Arial Narrow" w:eastAsia="Arial Narrow" w:hAnsi="Arial Narrow" w:cs="Times New Roman"/>
           <w:color w:val="000000"/>
           <w:kern w:val="0"/>
@@ -5258,6 +5267,7 @@
       </w:r>
       <w:r>
         <w:rPr>
+          <w:rStyle w:val="Refdenotaalpie"/>
           <w:rFonts w:ascii="Arial Narrow" w:eastAsia="Arial Narrow" w:hAnsi="Arial Narrow" w:cs="Times New Roman"/>
           <w:color w:val="000000"/>
           <w:kern w:val="0"/>
@@ -5311,6 +5321,7 @@
       </w:r>
       <w:r>
         <w:rPr>
+          <w:rStyle w:val="Refdenotaalpie"/>
           <w:rFonts w:ascii="Arial Narrow" w:eastAsia="Arial Narrow" w:hAnsi="Arial Narrow" w:cs="Times New Roman"/>
           <w:color w:val="000000"/>
           <w:kern w:val="0"/>
@@ -5503,6 +5514,7 @@
       </w:r>
       <w:r>
         <w:rPr>
+          <w:rStyle w:val="Refdenotaalpie"/>
           <w:rFonts w:ascii="Arial Narrow" w:eastAsia="Calibri" w:hAnsi="Arial Narrow" w:cs="Arial"/>
           <w:kern w:val="0"/>
           <w:vertAlign w:val="superscript"/>
@@ -5780,6 +5792,7 @@
       </w:r>
       <w:r>
         <w:rPr>
+          <w:rStyle w:val="Refdenotaalpie"/>
           <w:rFonts w:ascii="Arial Narrow" w:hAnsi="Arial Narrow"/>
           <w:vertAlign w:val="superscript"/>
         </w:rPr>
@@ -6038,6 +6051,7 @@
       </w:r>
       <w:r>
         <w:rPr>
+          <w:rStyle w:val="Refdenotaalpie"/>
           <w:rFonts w:ascii="Arial Narrow" w:hAnsi="Arial Narrow"/>
           <w:bCs/>
           <w:vertAlign w:val="superscript"/>
@@ -6335,14 +6349,14 @@
         <w:tab w:val="right" w:pos="8838"/>
       </w:tabs>
       <w:rPr>
-        <w:rFonts w:ascii="Arial" w:eastAsia="Arial" w:hAnsi="Arial" w:cs="Arial"/>
+        <w:rFonts w:ascii="Arial Narrow" w:eastAsia="Arial" w:hAnsi="Arial Narrow" w:cs="Arial"/>
         <w:sz w:val="16"/>
         <w:szCs w:val="16"/>
       </w:rPr>
     </w:pPr>
     <w:r>
       <w:rPr>
-        <w:rFonts w:ascii="Arial" w:eastAsia="Arial" w:hAnsi="Arial" w:cs="Arial"/>
+        <w:rFonts w:ascii="Arial Narrow" w:eastAsia="Arial" w:hAnsi="Arial Narrow" w:cs="Arial"/>
         <w:sz w:val="16"/>
         <w:szCs w:val="16"/>
       </w:rPr>
@@ -6397,6 +6411,7 @@
           <w:rFonts w:ascii="Arial Narrow" w:hAnsi="Arial Narrow" w:cs="Arial"/>
           <w:sz w:val="16"/>
           <w:szCs w:val="16"/>
+          <w:vertAlign w:val="superscript"/>
         </w:rPr>
         <w:footnoteRef/>
       </w:r>
@@ -6554,6 +6569,7 @@
           <w:rFonts w:ascii="Arial Narrow" w:hAnsi="Arial Narrow" w:cs="Arial"/>
           <w:sz w:val="16"/>
           <w:szCs w:val="16"/>
+          <w:vertAlign w:val="superscript"/>
         </w:rPr>
         <w:footnoteRef/>
       </w:r>
@@ -6628,6 +6644,7 @@
           <w:rFonts w:ascii="Arial Narrow" w:hAnsi="Arial Narrow" w:cs="Arial"/>
           <w:sz w:val="16"/>
           <w:szCs w:val="16"/>
+          <w:vertAlign w:val="superscript"/>
         </w:rPr>
         <w:footnoteRef/>
       </w:r>
@@ -6899,6 +6916,7 @@
           <w:rFonts w:ascii="Arial Narrow" w:hAnsi="Arial Narrow"/>
           <w:sz w:val="16"/>
           <w:szCs w:val="16"/>
+          <w:vertAlign w:val="superscript"/>
         </w:rPr>
         <w:footnoteRef/>
       </w:r>
@@ -7082,6 +7100,7 @@
           <w:rFonts w:ascii="Arial Narrow" w:hAnsi="Arial Narrow"/>
           <w:sz w:val="16"/>
           <w:szCs w:val="16"/>
+          <w:vertAlign w:val="superscript"/>
         </w:rPr>
         <w:footnoteRef/>
       </w:r>
@@ -7403,6 +7422,7 @@
           <w:rFonts w:ascii="Arial Narrow" w:hAnsi="Arial Narrow" w:cs="Arial"/>
           <w:sz w:val="16"/>
           <w:szCs w:val="16"/>
+          <w:vertAlign w:val="superscript"/>
         </w:rPr>
         <w:footnoteRef/>
       </w:r>
@@ -7588,6 +7608,7 @@
           <w:rFonts w:ascii="Arial Narrow" w:hAnsi="Arial Narrow" w:cs="Arial"/>
           <w:sz w:val="16"/>
           <w:szCs w:val="16"/>
+          <w:vertAlign w:val="superscript"/>
         </w:rPr>
         <w:footnoteRef/>
       </w:r>
@@ -7676,6 +7697,7 @@
           <w:rFonts w:ascii="Arial Narrow" w:hAnsi="Arial Narrow" w:cs="Arial"/>
           <w:sz w:val="16"/>
           <w:szCs w:val="16"/>
+          <w:vertAlign w:val="superscript"/>
         </w:rPr>
         <w:footnoteRef/>
       </w:r>
@@ -7863,7 +7885,7 @@
       </w:pPr>
       <w:r>
         <w:rPr>
-          <w:rStyle w:val="TextonotapieCar"/>
+          <w:rStyle w:val="Refdenotaalpie"/>
           <w:rFonts w:ascii="Arial Narrow" w:hAnsi="Arial Narrow" w:cs="Arial"/>
           <w:sz w:val="16"/>
           <w:szCs w:val="16"/>
@@ -8079,6 +8101,7 @@
           <w:rFonts w:ascii="Arial Narrow" w:hAnsi="Arial Narrow" w:cs="Arial"/>
           <w:sz w:val="16"/>
           <w:szCs w:val="16"/>
+          <w:vertAlign w:val="superscript"/>
         </w:rPr>
         <w:footnoteRef/>
       </w:r>
@@ -8896,6 +8919,7 @@
           <w:rFonts w:ascii="Arial Narrow" w:hAnsi="Arial Narrow" w:cs="Arial"/>
           <w:sz w:val="16"/>
           <w:szCs w:val="16"/>
+          <w:vertAlign w:val="superscript"/>
         </w:rPr>
         <w:footnoteRef/>
       </w:r>
@@ -9116,6 +9140,7 @@
           <w:bCs/>
           <w:sz w:val="16"/>
           <w:szCs w:val="16"/>
+          <w:vertAlign w:val="superscript"/>
         </w:rPr>
         <w:footnoteRef/>
       </w:r>
@@ -9267,6 +9292,7 @@
           <w:rFonts w:ascii="Arial Narrow" w:hAnsi="Arial Narrow" w:cs="Arial"/>
           <w:sz w:val="16"/>
           <w:szCs w:val="16"/>
+          <w:vertAlign w:val="superscript"/>
         </w:rPr>
         <w:footnoteRef/>
       </w:r>
@@ -9421,6 +9447,7 @@
           <w:rFonts w:ascii="Arial Narrow" w:hAnsi="Arial Narrow" w:cs="Arial"/>
           <w:sz w:val="16"/>
           <w:szCs w:val="16"/>
+          <w:vertAlign w:val="superscript"/>
         </w:rPr>
         <w:footnoteRef/>
       </w:r>
@@ -11761,6 +11788,17 @@
       <w:szCs w:val="20"/>
     </w:rPr>
   </w:style>
+  <w:style w:type="character" w:styleId="FootnoteReference">
+    <w:name w:val="footnote reference"/>
+    <w:basedOn w:val="Fuentedeprrafopredeter"/>
+    <w:uiPriority w:val="99"/>
+    <w:semiHidden/>
+    <w:unhideWhenUsed/>
+    <w:rPr>
+      <w:rFonts w:ascii="Arial Narrow" w:hAnsi="Arial Narrow"/>
+      <w:vertAlign w:val="superscript"/>
+    </w:rPr>
+  </w:style>
 </w:styles>
 </file>
 

--- a/plantillas_maestras/02_seguro_vida/materia_general_asegurativa/2_o_mas_ddos_varios/mujer/TPL_0799_2025_SEGURO_VIDA_MATERIA_GENERAL_ASEGURATIVA_ASEGURADORA_MUJER_R1.docx
+++ b/plantillas_maestras/02_seguro_vida/materia_general_asegurativa/2_o_mas_ddos_varios/mujer/TPL_0799_2025_SEGURO_VIDA_MATERIA_GENERAL_ASEGURATIVA_ASEGURADORA_MUJER_R1.docx
@@ -1,8 +1,8 @@
 
 <file path=word/document.xml><?xml version="1.0" encoding="utf-8"?>
-<w:document xmlns:wpc="http://schemas.microsoft.com/office/word/2010/wordprocessingCanvas" xmlns:cx="http://schemas.microsoft.com/office/drawing/2014/chartex" xmlns:cx1="http://schemas.microsoft.com/office/drawing/2015/9/8/chartex" xmlns:cx2="http://schemas.microsoft.com/office/drawing/2015/10/21/chartex" xmlns:cx3="http://schemas.microsoft.com/office/drawing/2016/5/9/chartex" xmlns:cx4="http://schemas.microsoft.com/office/drawing/2016/5/10/chartex" xmlns:cx5="http://schemas.microsoft.com/office/drawing/2016/5/11/chartex" xmlns:cx6="http://schemas.microsoft.com/office/drawing/2016/5/12/chartex" xmlns:cx7="http://schemas.microsoft.com/office/drawing/2016/5/13/chartex" xmlns:cx8="http://schemas.microsoft.com/office/drawing/2016/5/14/chartex" xmlns:mc="http://schemas.openxmlformats.org/markup-compatibility/2006" xmlns:aink="http://schemas.microsoft.com/office/drawing/2016/ink" xmlns:am3d="http://schemas.microsoft.com/office/drawing/2017/model3d" xmlns:o="urn:schemas-microsoft-com:office:office" xmlns:oel="http://schemas.microsoft.com/office/2019/extlst" xmlns:r="http://schemas.openxmlformats.org/officeDocument/2006/relationships" xmlns:m="http://schemas.openxmlformats.org/officeDocument/2006/math" xmlns:v="urn:schemas-microsoft-com:vml" xmlns:wp14="http://schemas.microsoft.com/office/word/2010/wordprocessingDrawing" xmlns:wp="http://schemas.openxmlformats.org/drawingml/2006/wordprocessingDrawing" xmlns:w10="urn:schemas-microsoft-com:office:word" xmlns:w="http://schemas.openxmlformats.org/wordprocessingml/2006/main" xmlns:w14="http://schemas.microsoft.com/office/word/2010/wordml" xmlns:w15="http://schemas.microsoft.com/office/word/2012/wordml" xmlns:w16cex="http://schemas.microsoft.com/office/word/2018/wordml/cex" xmlns:w16cid="http://schemas.microsoft.com/office/word/2016/wordml/cid" xmlns:w16="http://schemas.microsoft.com/office/word/2018/wordml" xmlns:w16du="http://schemas.microsoft.com/office/word/2023/wordml/word16du" xmlns:w16sdtdh="http://schemas.microsoft.com/office/word/2020/wordml/sdtdatahash" xmlns:w16sdtfl="http://schemas.microsoft.com/office/word/2024/wordml/sdtformatlock" xmlns:w16se="http://schemas.microsoft.com/office/word/2015/wordml/symex" xmlns:wpg="http://schemas.microsoft.com/office/word/2010/wordprocessingGroup" xmlns:wpi="http://schemas.microsoft.com/office/word/2010/wordprocessingInk" xmlns:wne="http://schemas.microsoft.com/office/word/2006/wordml" xmlns:wps="http://schemas.microsoft.com/office/word/2010/wordprocessingShape" mc:Ignorable="w14 w15 w16se w16cid w16 w16cex w16sdtdh w16sdtfl w16du wp14">
+<w:document xmlns:ns1="http://schemas.openxmlformats.org/markup-compatibility/2006" xmlns:ns2="http://schemas.microsoft.com/office/word/2010/wordml" xmlns:ns3="http://schemas.openxmlformats.org/officeDocument/2006/relationships" xmlns:w="http://schemas.openxmlformats.org/wordprocessingml/2006/main" ns1:Ignorable="w14 w15 w16se w16cid w16 w16cex w16sdtdh w16sdtfl w16du wp14">
   <w:body>
-    <w:p>
+    <w:p ns2:paraId="0A632482" ns2:textId="77249135">
       <w:pPr>
         <w:tabs>
           <w:tab w:val="left" w:pos="1701"/>
@@ -14,7 +14,7 @@
           <w:color w:val="000000"/>
           <w:kern w:val="0"/>
           <w:lang w:eastAsia="es-PE"/>
-          <w14:ligatures w14:val="none"/>
+          <ns2:ligatures ns2:val="none"/>
         </w:rPr>
       </w:pPr>
       <w:bookmarkStart w:id="0" w:name="_Hlk80343540"/>
@@ -25,7 +25,7 @@
           <w:color w:val="000000"/>
           <w:kern w:val="0"/>
           <w:lang w:eastAsia="es-PE"/>
-          <w14:ligatures w14:val="none"/>
+          <ns2:ligatures ns2:val="none"/>
         </w:rPr>
         <w:t xml:space="preserve">EXPEDIENTE </w:t>
       </w:r>
@@ -36,7 +36,7 @@
           <w:color w:val="000000"/>
           <w:kern w:val="0"/>
           <w:lang w:eastAsia="es-PE"/>
-          <w14:ligatures w14:val="none"/>
+          <ns2:ligatures ns2:val="none"/>
         </w:rPr>
         <w:tab/>
         <w:t>:</w:t>
@@ -48,7 +48,7 @@
           <w:color w:val="000000"/>
           <w:kern w:val="0"/>
           <w:lang w:eastAsia="es-PE"/>
-          <w14:ligatures w14:val="none"/>
+          <ns2:ligatures ns2:val="none"/>
         </w:rPr>
         <w:tab/>
       </w:r>
@@ -61,7 +61,7 @@
           <w:kern w:val="0"/>
           <w:shd w:val="clear" w:color="auto" w:fill="FFFFFF"/>
           <w:lang w:eastAsia="es-PE"/>
-          <w14:ligatures w14:val="none"/>
+          <ns2:ligatures ns2:val="none"/>
         </w:rPr>
         <w:t>0799</w:t>
       </w:r>
@@ -74,12 +74,12 @@
           <w:kern w:val="0"/>
           <w:shd w:val="clear" w:color="auto" w:fill="FFFFFF"/>
           <w:lang w:eastAsia="es-PE"/>
-          <w14:ligatures w14:val="none"/>
+          <ns2:ligatures ns2:val="none"/>
         </w:rPr>
         <w:t>-2025/CC1</w:t>
       </w:r>
     </w:p>
-    <w:p>
+    <w:p ns2:paraId="187C3631" ns2:textId="151651E6">
       <w:pPr>
         <w:tabs>
           <w:tab w:val="left" w:pos="1701"/>
@@ -94,17 +94,17 @@
           <w:color w:val="000000"/>
           <w:kern w:val="0"/>
           <w:lang w:eastAsia="es-PE"/>
-          <w14:ligatures w14:val="none"/>
-        </w:rPr>
-      </w:pPr>
-      <w:r>
-        <w:rPr>
-          <w:rFonts w:ascii="Arial Narrow" w:eastAsia="Arial Narrow" w:hAnsi="Arial Narrow" w:cs="Arial Narrow"/>
-          <w:b/>
-          <w:color w:val="000000"/>
-          <w:kern w:val="0"/>
-          <w:lang w:eastAsia="es-PE"/>
-          <w14:ligatures w14:val="none"/>
+          <ns2:ligatures ns2:val="none"/>
+        </w:rPr>
+      </w:pPr>
+      <w:r>
+        <w:rPr>
+          <w:rFonts w:ascii="Arial Narrow" w:eastAsia="Arial Narrow" w:hAnsi="Arial Narrow" w:cs="Arial Narrow"/>
+          <w:b/>
+          <w:color w:val="000000"/>
+          <w:kern w:val="0"/>
+          <w:lang w:eastAsia="es-PE"/>
+          <ns2:ligatures ns2:val="none"/>
         </w:rPr>
         <w:t xml:space="preserve">DENUNCIANTE:[DENUNCIANTE] (SEÑORA [APELLIDO])</w:t>
       </w:r>
@@ -115,7 +115,7 @@
           <w:color w:val="000000"/>
           <w:kern w:val="0"/>
           <w:lang w:eastAsia="es-PE"/>
-          <w14:ligatures w14:val="none"/>
+          <ns2:ligatures ns2:val="none"/>
         </w:rPr>
         <w:tab/>
         <w:t/>
@@ -127,7 +127,7 @@
           <w:color w:val="000000"/>
           <w:kern w:val="0"/>
           <w:lang w:eastAsia="es-PE"/>
-          <w14:ligatures w14:val="none"/>
+          <ns2:ligatures ns2:val="none"/>
         </w:rPr>
         <w:tab/>
       </w:r>
@@ -138,7 +138,7 @@
           <w:color w:val="000000"/>
           <w:kern w:val="0"/>
           <w:lang w:eastAsia="es-PE"/>
-          <w14:ligatures w14:val="none"/>
+          <ns2:ligatures ns2:val="none"/>
         </w:rPr>
         <w:t xml:space="preserve"/>
       </w:r>
@@ -149,7 +149,7 @@
           <w:color w:val="000000"/>
           <w:kern w:val="0"/>
           <w:lang w:eastAsia="es-PE"/>
-          <w14:ligatures w14:val="none"/>
+          <ns2:ligatures ns2:val="none"/>
         </w:rPr>
         <w:t xml:space="preserve"/>
       </w:r>
@@ -160,7 +160,7 @@
           <w:color w:val="000000"/>
           <w:kern w:val="0"/>
           <w:lang w:eastAsia="es-PE"/>
-          <w14:ligatures w14:val="none"/>
+          <ns2:ligatures ns2:val="none"/>
         </w:rPr>
         <w:t/>
       </w:r>
@@ -171,12 +171,12 @@
           <w:color w:val="000000"/>
           <w:kern w:val="0"/>
           <w:lang w:eastAsia="es-PE"/>
-          <w14:ligatures w14:val="none"/>
+          <ns2:ligatures ns2:val="none"/>
         </w:rPr>
         <w:t/>
       </w:r>
     </w:p>
-    <w:p>
+    <w:p ns2:paraId="3A0051E2" ns2:textId="22712CC5">
       <w:pPr>
         <w:tabs>
           <w:tab w:val="left" w:pos="1701"/>
@@ -191,17 +191,17 @@
           <w:color w:val="000000"/>
           <w:kern w:val="0"/>
           <w:lang w:eastAsia="es-PE"/>
-          <w14:ligatures w14:val="none"/>
-        </w:rPr>
-      </w:pPr>
-      <w:r>
-        <w:rPr>
-          <w:rFonts w:ascii="Arial Narrow" w:eastAsia="Arial Narrow" w:hAnsi="Arial Narrow" w:cs="Arial Narrow"/>
-          <w:b/>
-          <w:color w:val="000000"/>
-          <w:kern w:val="0"/>
-          <w:lang w:eastAsia="es-PE"/>
-          <w14:ligatures w14:val="none"/>
+          <ns2:ligatures ns2:val="none"/>
+        </w:rPr>
+      </w:pPr>
+      <w:r>
+        <w:rPr>
+          <w:rFonts w:ascii="Arial Narrow" w:eastAsia="Arial Narrow" w:hAnsi="Arial Narrow" w:cs="Arial Narrow"/>
+          <w:b/>
+          <w:color w:val="000000"/>
+          <w:kern w:val="0"/>
+          <w:lang w:eastAsia="es-PE"/>
+          <ns2:ligatures ns2:val="none"/>
         </w:rPr>
         <w:t>DENUNCIADO</w:t>
       </w:r>
@@ -212,7 +212,7 @@
           <w:color w:val="000000"/>
           <w:kern w:val="0"/>
           <w:lang w:eastAsia="es-PE"/>
-          <w14:ligatures w14:val="none"/>
+          <ns2:ligatures ns2:val="none"/>
         </w:rPr>
         <w:tab/>
         <w:t>:</w:t>
@@ -224,7 +224,7 @@
           <w:color w:val="000000"/>
           <w:kern w:val="0"/>
           <w:lang w:eastAsia="es-PE"/>
-          <w14:ligatures w14:val="none"/>
+          <ns2:ligatures ns2:val="none"/>
         </w:rPr>
         <w:tab/>
       </w:r>
@@ -235,7 +235,7 @@
           <w:color w:val="000000"/>
           <w:kern w:val="0"/>
           <w:lang w:eastAsia="es-PE"/>
-          <w14:ligatures w14:val="none"/>
+          <ns2:ligatures ns2:val="none"/>
         </w:rPr>
         <w:t>MAPFRE PER</w:t>
       </w:r>
@@ -246,7 +246,7 @@
           <w:color w:val="000000"/>
           <w:kern w:val="0"/>
           <w:lang w:eastAsia="es-PE"/>
-          <w14:ligatures w14:val="none"/>
+          <ns2:ligatures ns2:val="none"/>
         </w:rPr>
         <w:t>Ú</w:t>
       </w:r>
@@ -257,7 +257,7 @@
           <w:color w:val="000000"/>
           <w:kern w:val="0"/>
           <w:lang w:eastAsia="es-PE"/>
-          <w14:ligatures w14:val="none"/>
+          <ns2:ligatures ns2:val="none"/>
         </w:rPr>
         <w:t xml:space="preserve"> COMPAÑ</w:t>
       </w:r>
@@ -268,7 +268,7 @@
           <w:color w:val="000000"/>
           <w:kern w:val="0"/>
           <w:lang w:eastAsia="es-PE"/>
-          <w14:ligatures w14:val="none"/>
+          <ns2:ligatures ns2:val="none"/>
         </w:rPr>
         <w:t>Í</w:t>
       </w:r>
@@ -279,7 +279,7 @@
           <w:color w:val="000000"/>
           <w:kern w:val="0"/>
           <w:lang w:eastAsia="es-PE"/>
-          <w14:ligatures w14:val="none"/>
+          <ns2:ligatures ns2:val="none"/>
         </w:rPr>
         <w:t xml:space="preserve">A DE SEGUROS Y REASEGUROS </w:t>
       </w:r>
@@ -290,7 +290,7 @@
           <w:color w:val="000000"/>
           <w:kern w:val="0"/>
           <w:lang w:eastAsia="es-PE"/>
-          <w14:ligatures w14:val="none"/>
+          <ns2:ligatures ns2:val="none"/>
         </w:rPr>
         <w:t xml:space="preserve">S.A. </w:t>
       </w:r>
@@ -301,7 +301,7 @@
           <w:color w:val="000000"/>
           <w:kern w:val="0"/>
           <w:lang w:eastAsia="es-PE"/>
-          <w14:ligatures w14:val="none"/>
+          <ns2:ligatures ns2:val="none"/>
         </w:rPr>
         <w:t xml:space="preserve">(MAPFRE) </w:t>
       </w:r>
@@ -312,7 +312,7 @@
           <w:color w:val="000000"/>
           <w:kern w:val="0"/>
           <w:lang w:eastAsia="es-PE"/>
-          <w14:ligatures w14:val="none"/>
+          <ns2:ligatures ns2:val="none"/>
         </w:rPr>
         <w:t>COMITÉ DE ADMINISTRACIÓN DEL FONDO DE ASISTENCIA Y ESTÍMULO</w:t>
       </w:r>
@@ -323,7 +323,7 @@
           <w:color w:val="000000"/>
           <w:kern w:val="0"/>
           <w:lang w:eastAsia="es-PE"/>
-          <w14:ligatures w14:val="none"/>
+          <ns2:ligatures ns2:val="none"/>
         </w:rPr>
         <w:t xml:space="preserve"> </w:t>
       </w:r>
@@ -334,7 +334,7 @@
           <w:color w:val="000000"/>
           <w:kern w:val="0"/>
           <w:lang w:eastAsia="es-PE"/>
-          <w14:ligatures w14:val="none"/>
+          <ns2:ligatures ns2:val="none"/>
         </w:rPr>
         <w:t xml:space="preserve">DE LOS TRABAJADORES DEL SECTOR EDUCACIÓN </w:t>
       </w:r>
@@ -345,7 +345,7 @@
           <w:color w:val="000000"/>
           <w:kern w:val="0"/>
           <w:lang w:eastAsia="es-PE"/>
-          <w14:ligatures w14:val="none"/>
+          <ns2:ligatures ns2:val="none"/>
         </w:rPr>
         <w:t>(</w:t>
       </w:r>
@@ -356,7 +356,7 @@
           <w:color w:val="000000"/>
           <w:kern w:val="0"/>
           <w:lang w:eastAsia="es-PE"/>
-          <w14:ligatures w14:val="none"/>
+          <ns2:ligatures ns2:val="none"/>
         </w:rPr>
         <w:t>CAFAE-SE</w:t>
       </w:r>
@@ -367,12 +367,12 @@
           <w:color w:val="000000"/>
           <w:kern w:val="0"/>
           <w:lang w:eastAsia="es-PE"/>
-          <w14:ligatures w14:val="none"/>
+          <ns2:ligatures ns2:val="none"/>
         </w:rPr>
         <w:t>)</w:t>
       </w:r>
     </w:p>
-    <w:p>
+    <w:p ns2:paraId="2500BC77" ns2:textId="77777777">
       <w:pPr>
         <w:tabs>
           <w:tab w:val="left" w:pos="1701"/>
@@ -387,17 +387,17 @@
           <w:color w:val="000000"/>
           <w:kern w:val="0"/>
           <w:lang w:eastAsia="es-PE"/>
-          <w14:ligatures w14:val="none"/>
-        </w:rPr>
-      </w:pPr>
-      <w:r>
-        <w:rPr>
-          <w:rFonts w:ascii="Arial Narrow" w:eastAsia="Arial Narrow" w:hAnsi="Arial Narrow" w:cs="Arial Narrow"/>
-          <w:b/>
-          <w:color w:val="000000"/>
-          <w:kern w:val="0"/>
-          <w:lang w:eastAsia="es-PE"/>
-          <w14:ligatures w14:val="none"/>
+          <ns2:ligatures ns2:val="none"/>
+        </w:rPr>
+      </w:pPr>
+      <w:r>
+        <w:rPr>
+          <w:rFonts w:ascii="Arial Narrow" w:eastAsia="Arial Narrow" w:hAnsi="Arial Narrow" w:cs="Arial Narrow"/>
+          <w:b/>
+          <w:color w:val="000000"/>
+          <w:kern w:val="0"/>
+          <w:lang w:eastAsia="es-PE"/>
+          <ns2:ligatures ns2:val="none"/>
         </w:rPr>
         <w:t>MATERIAS</w:t>
       </w:r>
@@ -408,7 +408,7 @@
           <w:color w:val="000000"/>
           <w:kern w:val="0"/>
           <w:lang w:eastAsia="es-PE"/>
-          <w14:ligatures w14:val="none"/>
+          <ns2:ligatures ns2:val="none"/>
         </w:rPr>
         <w:tab/>
         <w:t xml:space="preserve">: </w:t>
@@ -420,13 +420,13 @@
           <w:color w:val="000000"/>
           <w:kern w:val="0"/>
           <w:lang w:eastAsia="es-PE"/>
-          <w14:ligatures w14:val="none"/>
+          <ns2:ligatures ns2:val="none"/>
         </w:rPr>
         <w:tab/>
         <w:t>ADMISIÓN A TRÁMITE</w:t>
       </w:r>
     </w:p>
-    <w:p>
+    <w:p ns2:paraId="284AD768" ns2:textId="7828DE75">
       <w:pPr>
         <w:tabs>
           <w:tab w:val="left" w:pos="1701"/>
@@ -441,17 +441,17 @@
           <w:color w:val="000000"/>
           <w:kern w:val="0"/>
           <w:lang w:eastAsia="es-PE"/>
-          <w14:ligatures w14:val="none"/>
-        </w:rPr>
-      </w:pPr>
-      <w:r>
-        <w:rPr>
-          <w:rFonts w:ascii="Arial Narrow" w:eastAsia="Arial Narrow" w:hAnsi="Arial Narrow" w:cs="Arial Narrow"/>
-          <w:b/>
-          <w:color w:val="000000"/>
-          <w:kern w:val="0"/>
-          <w:lang w:eastAsia="es-PE"/>
-          <w14:ligatures w14:val="none"/>
+          <ns2:ligatures ns2:val="none"/>
+        </w:rPr>
+      </w:pPr>
+      <w:r>
+        <w:rPr>
+          <w:rFonts w:ascii="Arial Narrow" w:eastAsia="Arial Narrow" w:hAnsi="Arial Narrow" w:cs="Arial Narrow"/>
+          <w:b/>
+          <w:color w:val="000000"/>
+          <w:kern w:val="0"/>
+          <w:lang w:eastAsia="es-PE"/>
+          <ns2:ligatures ns2:val="none"/>
         </w:rPr>
         <w:t>REQUERIMIENTO DE INFORMACIÓN</w:t>
       </w:r>
@@ -462,12 +462,12 @@
           <w:color w:val="000000"/>
           <w:kern w:val="0"/>
           <w:lang w:eastAsia="es-PE"/>
-          <w14:ligatures w14:val="none"/>
+          <ns2:ligatures ns2:val="none"/>
         </w:rPr>
         <w:t xml:space="preserve"> </w:t>
       </w:r>
     </w:p>
-    <w:p>
+    <w:p ns2:paraId="5A3670C5" ns2:textId="56340496">
       <w:pPr>
         <w:tabs>
           <w:tab w:val="left" w:pos="1701"/>
@@ -481,17 +481,17 @@
           <w:color w:val="000000"/>
           <w:kern w:val="0"/>
           <w:lang w:eastAsia="es-PE"/>
-          <w14:ligatures w14:val="none"/>
-        </w:rPr>
-      </w:pPr>
-      <w:r>
-        <w:rPr>
-          <w:rFonts w:ascii="Arial Narrow" w:eastAsia="Arial Narrow" w:hAnsi="Arial Narrow" w:cs="Arial Narrow"/>
-          <w:b/>
-          <w:color w:val="000000"/>
-          <w:kern w:val="0"/>
-          <w:lang w:eastAsia="es-PE"/>
-          <w14:ligatures w14:val="none"/>
+          <ns2:ligatures ns2:val="none"/>
+        </w:rPr>
+      </w:pPr>
+      <w:r>
+        <w:rPr>
+          <w:rFonts w:ascii="Arial Narrow" w:eastAsia="Arial Narrow" w:hAnsi="Arial Narrow" w:cs="Arial Narrow"/>
+          <w:b/>
+          <w:color w:val="000000"/>
+          <w:kern w:val="0"/>
+          <w:lang w:eastAsia="es-PE"/>
+          <ns2:ligatures ns2:val="none"/>
         </w:rPr>
         <w:t xml:space="preserve">RESOLUCIÓN </w:t>
       </w:r>
@@ -502,7 +502,7 @@
           <w:color w:val="000000"/>
           <w:kern w:val="0"/>
           <w:lang w:eastAsia="es-PE"/>
-          <w14:ligatures w14:val="none"/>
+          <ns2:ligatures ns2:val="none"/>
         </w:rPr>
         <w:tab/>
         <w:t>:</w:t>
@@ -514,7 +514,7 @@
           <w:color w:val="000000"/>
           <w:kern w:val="0"/>
           <w:lang w:eastAsia="es-PE"/>
-          <w14:ligatures w14:val="none"/>
+          <ns2:ligatures ns2:val="none"/>
         </w:rPr>
         <w:tab/>
       </w:r>
@@ -525,12 +525,12 @@
           <w:color w:val="000000"/>
           <w:kern w:val="0"/>
           <w:lang w:eastAsia="es-PE"/>
-          <w14:ligatures w14:val="none"/>
+          <ns2:ligatures ns2:val="none"/>
         </w:rPr>
         <w:t>1</w:t>
       </w:r>
     </w:p>
-    <w:p>
+    <w:p ns2:paraId="7591140C" ns2:textId="77777777">
       <w:pPr>
         <w:tabs>
           <w:tab w:val="left" w:pos="1014"/>
@@ -543,11 +543,11 @@
           <w:kern w:val="0"/>
           <w:shd w:val="clear" w:color="auto" w:fill="FFFFFF"/>
           <w:lang w:eastAsia="es-PE"/>
-          <w14:ligatures w14:val="none"/>
-        </w:rPr>
-      </w:pPr>
-    </w:p>
-    <w:p>
+          <ns2:ligatures ns2:val="none"/>
+        </w:rPr>
+      </w:pPr>
+    </w:p>
+    <w:p ns2:paraId="59BB126F" ns2:textId="7BA81A74">
       <w:pPr>
         <w:tabs>
           <w:tab w:val="left" w:pos="1014"/>
@@ -560,7 +560,7 @@
           <w:kern w:val="0"/>
           <w:shd w:val="clear" w:color="auto" w:fill="FFFFFF"/>
           <w:lang w:eastAsia="es-PE"/>
-          <w14:ligatures w14:val="none"/>
+          <ns2:ligatures ns2:val="none"/>
         </w:rPr>
       </w:pPr>
       <w:r>
@@ -570,7 +570,7 @@
           <w:kern w:val="0"/>
           <w:shd w:val="clear" w:color="auto" w:fill="FFFFFF"/>
           <w:lang w:eastAsia="es-PE"/>
-          <w14:ligatures w14:val="none"/>
+          <ns2:ligatures ns2:val="none"/>
         </w:rPr>
         <w:t xml:space="preserve">Lima, </w:t>
       </w:r>
@@ -581,7 +581,7 @@
           <w:kern w:val="0"/>
           <w:shd w:val="clear" w:color="auto" w:fill="FFFFFF"/>
           <w:lang w:eastAsia="es-PE"/>
-          <w14:ligatures w14:val="none"/>
+          <ns2:ligatures ns2:val="none"/>
         </w:rPr>
         <w:t>16</w:t>
       </w:r>
@@ -592,7 +592,7 @@
           <w:kern w:val="0"/>
           <w:shd w:val="clear" w:color="auto" w:fill="FFFFFF"/>
           <w:lang w:eastAsia="es-PE"/>
-          <w14:ligatures w14:val="none"/>
+          <ns2:ligatures ns2:val="none"/>
         </w:rPr>
         <w:t xml:space="preserve"> de </w:t>
       </w:r>
@@ -603,7 +603,7 @@
           <w:kern w:val="0"/>
           <w:shd w:val="clear" w:color="auto" w:fill="FFFFFF"/>
           <w:lang w:eastAsia="es-PE"/>
-          <w14:ligatures w14:val="none"/>
+          <ns2:ligatures ns2:val="none"/>
         </w:rPr>
         <w:t>mayo</w:t>
       </w:r>
@@ -614,7 +614,7 @@
           <w:kern w:val="0"/>
           <w:shd w:val="clear" w:color="auto" w:fill="FFFFFF"/>
           <w:lang w:eastAsia="es-PE"/>
-          <w14:ligatures w14:val="none"/>
+          <ns2:ligatures ns2:val="none"/>
         </w:rPr>
         <w:t xml:space="preserve"> </w:t>
       </w:r>
@@ -625,7 +625,7 @@
           <w:kern w:val="0"/>
           <w:shd w:val="clear" w:color="auto" w:fill="FFFFFF"/>
           <w:lang w:eastAsia="es-PE"/>
-          <w14:ligatures w14:val="none"/>
+          <ns2:ligatures ns2:val="none"/>
         </w:rPr>
         <w:t>de 202</w:t>
       </w:r>
@@ -636,12 +636,12 @@
           <w:kern w:val="0"/>
           <w:shd w:val="clear" w:color="auto" w:fill="FFFFFF"/>
           <w:lang w:eastAsia="es-PE"/>
-          <w14:ligatures w14:val="none"/>
+          <ns2:ligatures ns2:val="none"/>
         </w:rPr>
         <w:t>5</w:t>
       </w:r>
     </w:p>
-    <w:p>
+    <w:p ns2:paraId="78BF12C0" ns2:textId="77777777">
       <w:pPr>
         <w:tabs>
           <w:tab w:val="left" w:pos="1014"/>
@@ -653,11 +653,11 @@
           <w:color w:val="000000"/>
           <w:kern w:val="0"/>
           <w:lang w:eastAsia="es-PE"/>
-          <w14:ligatures w14:val="none"/>
-        </w:rPr>
-      </w:pPr>
-    </w:p>
-    <w:p>
+          <ns2:ligatures ns2:val="none"/>
+        </w:rPr>
+      </w:pPr>
+    </w:p>
+    <w:p ns2:paraId="553F3534" ns2:textId="77777777">
       <w:pPr>
         <w:numPr>
           <w:ilvl w:val="0"/>
@@ -671,22 +671,22 @@
           <w:color w:val="000000"/>
           <w:kern w:val="0"/>
           <w:lang w:eastAsia="es-PE"/>
-          <w14:ligatures w14:val="none"/>
-        </w:rPr>
-      </w:pPr>
-      <w:r>
-        <w:rPr>
-          <w:rFonts w:ascii="Arial Narrow" w:eastAsia="Arial Narrow" w:hAnsi="Arial Narrow" w:cs="Arial Narrow"/>
-          <w:b/>
-          <w:color w:val="000000"/>
-          <w:kern w:val="0"/>
-          <w:lang w:eastAsia="es-PE"/>
-          <w14:ligatures w14:val="none"/>
+          <ns2:ligatures ns2:val="none"/>
+        </w:rPr>
+      </w:pPr>
+      <w:r>
+        <w:rPr>
+          <w:rFonts w:ascii="Arial Narrow" w:eastAsia="Arial Narrow" w:hAnsi="Arial Narrow" w:cs="Arial Narrow"/>
+          <w:b/>
+          <w:color w:val="000000"/>
+          <w:kern w:val="0"/>
+          <w:lang w:eastAsia="es-PE"/>
+          <ns2:ligatures ns2:val="none"/>
         </w:rPr>
         <w:t xml:space="preserve">HECHOS </w:t>
       </w:r>
     </w:p>
-    <w:p>
+    <w:p ns2:paraId="74E8E3A1" ns2:textId="77777777">
       <w:pPr>
         <w:spacing w:after="0" w:line="240" w:lineRule="auto"/>
         <w:jc w:val="both"/>
@@ -695,11 +695,11 @@
           <w:color w:val="000000"/>
           <w:kern w:val="0"/>
           <w:lang w:eastAsia="es-PE"/>
-          <w14:ligatures w14:val="none"/>
-        </w:rPr>
-      </w:pPr>
-    </w:p>
-    <w:p>
+          <ns2:ligatures ns2:val="none"/>
+        </w:rPr>
+      </w:pPr>
+    </w:p>
+    <w:p ns2:paraId="25718C3B" ns2:textId="19F9CB8C">
       <w:pPr>
         <w:numPr>
           <w:ilvl w:val="1"/>
@@ -713,7 +713,7 @@
           <w:color w:val="000000"/>
           <w:kern w:val="0"/>
           <w:lang w:val="es-ES" w:eastAsia="es-ES"/>
-          <w14:ligatures w14:val="none"/>
+          <ns2:ligatures ns2:val="none"/>
         </w:rPr>
       </w:pPr>
       <w:r>
@@ -722,7 +722,7 @@
           <w:color w:val="000000"/>
           <w:kern w:val="0"/>
           <w:lang w:val="es-ES" w:eastAsia="es-ES"/>
-          <w14:ligatures w14:val="none"/>
+          <ns2:ligatures ns2:val="none"/>
         </w:rPr>
         <w:t xml:space="preserve">Mediante el escrito del 23 de enero del 2025 la señora [APELLIDO] denunció a Mapfre y CAFAE-SE por presuntas infracciones a la Ley 29571, Código de Protección y Defensa del Consumidor (en adelante, Código), señalando lo siguiente:</w:t>
       </w:r>
@@ -732,7 +732,7 @@
           <w:color w:val="000000"/>
           <w:kern w:val="0"/>
           <w:lang w:val="es-ES" w:eastAsia="es-ES"/>
-          <w14:ligatures w14:val="none"/>
+          <ns2:ligatures ns2:val="none"/>
         </w:rPr>
         <w:t/>
       </w:r>
@@ -744,7 +744,7 @@
           <w:kern w:val="0"/>
           <w:vertAlign w:val="superscript"/>
           <w:lang w:val="es-ES" w:eastAsia="es-ES"/>
-          <w14:ligatures w14:val="none"/>
+          <ns2:ligatures ns2:val="none"/>
         </w:rPr>
         <w:footnoteReference w:id="1"/>
       </w:r>
@@ -752,7 +752,7 @@
         <w:rPr>
           <w:rFonts w:ascii="Arial Narrow" w:eastAsia="Calibri" w:hAnsi="Arial Narrow" w:cs="Arial"/>
           <w:kern w:val="0"/>
-          <w14:ligatures w14:val="none"/>
+          <ns2:ligatures ns2:val="none"/>
         </w:rPr>
         <w:t xml:space="preserve"/>
       </w:r>
@@ -760,7 +760,7 @@
         <w:rPr>
           <w:rFonts w:ascii="Arial Narrow" w:eastAsia="Calibri" w:hAnsi="Arial Narrow" w:cs="Arial"/>
           <w:kern w:val="0"/>
-          <w14:ligatures w14:val="none"/>
+          <ns2:ligatures ns2:val="none"/>
         </w:rPr>
         <w:t/>
       </w:r>
@@ -768,7 +768,7 @@
         <w:rPr>
           <w:rFonts w:ascii="Arial Narrow" w:eastAsia="Calibri" w:hAnsi="Arial Narrow" w:cs="Arial"/>
           <w:kern w:val="0"/>
-          <w14:ligatures w14:val="none"/>
+          <ns2:ligatures ns2:val="none"/>
         </w:rPr>
         <w:t xml:space="preserve"/>
       </w:r>
@@ -777,7 +777,7 @@
         <w:rPr>
           <w:rFonts w:ascii="Arial Narrow" w:eastAsia="Calibri" w:hAnsi="Arial Narrow" w:cs="Arial"/>
           <w:kern w:val="0"/>
-          <w14:ligatures w14:val="none"/>
+          <ns2:ligatures ns2:val="none"/>
         </w:rPr>
         <w:t/>
       </w:r>
@@ -786,7 +786,7 @@
         <w:rPr>
           <w:rFonts w:ascii="Arial Narrow" w:eastAsia="Calibri" w:hAnsi="Arial Narrow" w:cs="Arial"/>
           <w:kern w:val="0"/>
-          <w14:ligatures w14:val="none"/>
+          <ns2:ligatures ns2:val="none"/>
         </w:rPr>
         <w:t xml:space="preserve"/>
       </w:r>
@@ -794,7 +794,7 @@
         <w:rPr>
           <w:rFonts w:ascii="Arial Narrow" w:eastAsia="Calibri" w:hAnsi="Arial Narrow" w:cs="Arial"/>
           <w:kern w:val="0"/>
-          <w14:ligatures w14:val="none"/>
+          <ns2:ligatures ns2:val="none"/>
         </w:rPr>
         <w:t/>
       </w:r>
@@ -804,7 +804,7 @@
           <w:color w:val="000000"/>
           <w:kern w:val="0"/>
           <w:lang w:val="es-ES" w:eastAsia="es-ES"/>
-          <w14:ligatures w14:val="none"/>
+          <ns2:ligatures ns2:val="none"/>
         </w:rPr>
         <w:t xml:space="preserve"/>
       </w:r>
@@ -828,7 +828,7 @@
           <w:color w:val="000000"/>
           <w:kern w:val="0"/>
           <w:lang w:val="es-ES" w:eastAsia="es-ES"/>
-          <w14:ligatures w14:val="none"/>
+          <ns2:ligatures ns2:val="none"/>
         </w:rPr>
         <w:t/>
       </w:r>
@@ -840,7 +840,7 @@
           <w:kern w:val="0"/>
           <w:vertAlign w:val="superscript"/>
           <w:lang w:val="es-ES" w:eastAsia="es-ES"/>
-          <w14:ligatures w14:val="none"/>
+          <ns2:ligatures ns2:val="none"/>
         </w:rPr>
         <w:footnoteReference w:id="2"/>
       </w:r>
@@ -850,7 +850,7 @@
           <w:color w:val="000000"/>
           <w:kern w:val="0"/>
           <w:lang w:val="es-ES" w:eastAsia="es-ES"/>
-          <w14:ligatures w14:val="none"/>
+          <ns2:ligatures ns2:val="none"/>
         </w:rPr>
         <w:t xml:space="preserve"/>
       </w:r>
@@ -861,12 +861,12 @@
           <w:color w:val="000000"/>
           <w:kern w:val="0"/>
           <w:lang w:val="es-ES" w:eastAsia="es-ES"/>
-          <w14:ligatures w14:val="none"/>
+          <ns2:ligatures ns2:val="none"/>
         </w:rPr>
         <w:t/>
       </w:r>
     </w:p>
-    <w:p>
+    <w:p ns2:paraId="101D66EA" ns2:textId="77777777">
       <w:pPr>
         <w:tabs>
           <w:tab w:val="left" w:pos="1134"/>
@@ -878,11 +878,11 @@
           <w:color w:val="000000"/>
           <w:kern w:val="0"/>
           <w:lang w:val="es-ES" w:eastAsia="es-ES"/>
-          <w14:ligatures w14:val="none"/>
-        </w:rPr>
-      </w:pPr>
-    </w:p>
-    <w:p>
+          <ns2:ligatures ns2:val="none"/>
+        </w:rPr>
+      </w:pPr>
+    </w:p>
+    <w:p ns2:paraId="5FE015F5" ns2:textId="079CF57F">
       <w:pPr>
         <w:pStyle w:val="Prrafodelista"/>
         <w:numPr>
@@ -901,7 +901,7 @@
           <w:color w:val="000000"/>
           <w:kern w:val="0"/>
           <w:lang w:eastAsia="es-ES"/>
-          <w14:ligatures w14:val="none"/>
+          <ns2:ligatures ns2:val="none"/>
         </w:rPr>
       </w:pPr>
       <w:r>
@@ -910,7 +910,7 @@
           <w:color w:val="000000"/>
           <w:kern w:val="0"/>
           <w:lang w:eastAsia="es-ES"/>
-          <w14:ligatures w14:val="none"/>
+          <ns2:ligatures ns2:val="none"/>
         </w:rPr>
         <w:t xml:space="preserve">La madre de la denunciante, la señora [APELLIDO] [APELLIDO] Díaz (en adelante, la señora [APELLIDO]), fue beneficiaria del Seguro de Vida - Cobertura Sepelio con la Póliza 6202059900004 (en adelante, Seguro de Vida). Refiere que la señora [APELLIDO] no ha interrumpido en ningún momento el cumplimiento de la obligación de pago de la prima mensual correspondiente al Seguro de Vida. Señala que la señora [APELLIDO] Díaz no habría manifestado, ni de manera verbal ni por medio de documento escrito, su voluntad de suspender o cesar el descuento de la prima del seguro de vida de sus haberes.</w:t>
       </w:r>
@@ -920,7 +920,7 @@
           <w:color w:val="000000"/>
           <w:kern w:val="0"/>
           <w:lang w:eastAsia="es-ES"/>
-          <w14:ligatures w14:val="none"/>
+          <ns2:ligatures ns2:val="none"/>
         </w:rPr>
         <w:t xml:space="preserve"/>
       </w:r>
@@ -930,7 +930,7 @@
           <w:color w:val="000000"/>
           <w:kern w:val="0"/>
           <w:lang w:eastAsia="es-ES"/>
-          <w14:ligatures w14:val="none"/>
+          <ns2:ligatures ns2:val="none"/>
         </w:rPr>
         <w:t/>
       </w:r>
@@ -940,7 +940,7 @@
           <w:color w:val="000000"/>
           <w:kern w:val="0"/>
           <w:lang w:eastAsia="es-ES"/>
-          <w14:ligatures w14:val="none"/>
+          <ns2:ligatures ns2:val="none"/>
         </w:rPr>
         <w:t xml:space="preserve"/>
       </w:r>
@@ -950,7 +950,7 @@
           <w:color w:val="000000"/>
           <w:kern w:val="0"/>
           <w:lang w:eastAsia="es-ES"/>
-          <w14:ligatures w14:val="none"/>
+          <ns2:ligatures ns2:val="none"/>
         </w:rPr>
         <w:t/>
       </w:r>
@@ -960,7 +960,7 @@
           <w:color w:val="000000"/>
           <w:kern w:val="0"/>
           <w:lang w:eastAsia="es-ES"/>
-          <w14:ligatures w14:val="none"/>
+          <ns2:ligatures ns2:val="none"/>
         </w:rPr>
         <w:t xml:space="preserve"/>
       </w:r>
@@ -970,7 +970,7 @@
           <w:color w:val="000000"/>
           <w:kern w:val="0"/>
           <w:lang w:eastAsia="es-ES"/>
-          <w14:ligatures w14:val="none"/>
+          <ns2:ligatures ns2:val="none"/>
         </w:rPr>
         <w:t/>
       </w:r>
@@ -980,7 +980,7 @@
           <w:color w:val="000000"/>
           <w:kern w:val="0"/>
           <w:lang w:eastAsia="es-ES"/>
-          <w14:ligatures w14:val="none"/>
+          <ns2:ligatures ns2:val="none"/>
         </w:rPr>
         <w:t/>
       </w:r>
@@ -990,7 +990,7 @@
           <w:color w:val="000000"/>
           <w:kern w:val="0"/>
           <w:lang w:eastAsia="es-ES"/>
-          <w14:ligatures w14:val="none"/>
+          <ns2:ligatures ns2:val="none"/>
         </w:rPr>
         <w:t xml:space="preserve"/>
       </w:r>
@@ -1000,7 +1000,7 @@
           <w:color w:val="000000"/>
           <w:kern w:val="0"/>
           <w:lang w:eastAsia="es-ES"/>
-          <w14:ligatures w14:val="none"/>
+          <ns2:ligatures ns2:val="none"/>
         </w:rPr>
         <w:t/>
       </w:r>
@@ -1010,7 +1010,7 @@
           <w:color w:val="000000"/>
           <w:kern w:val="0"/>
           <w:lang w:eastAsia="es-ES"/>
-          <w14:ligatures w14:val="none"/>
+          <ns2:ligatures ns2:val="none"/>
         </w:rPr>
         <w:t xml:space="preserve"/>
       </w:r>
@@ -1020,7 +1020,7 @@
           <w:color w:val="000000"/>
           <w:kern w:val="0"/>
           <w:lang w:eastAsia="es-ES"/>
-          <w14:ligatures w14:val="none"/>
+          <ns2:ligatures ns2:val="none"/>
         </w:rPr>
         <w:t xml:space="preserve"/>
       </w:r>
@@ -1030,7 +1030,7 @@
           <w:color w:val="000000"/>
           <w:kern w:val="0"/>
           <w:lang w:eastAsia="es-ES"/>
-          <w14:ligatures w14:val="none"/>
+          <ns2:ligatures ns2:val="none"/>
         </w:rPr>
         <w:t/>
       </w:r>
@@ -1040,7 +1040,7 @@
           <w:color w:val="000000"/>
           <w:kern w:val="0"/>
           <w:lang w:eastAsia="es-ES"/>
-          <w14:ligatures w14:val="none"/>
+          <ns2:ligatures ns2:val="none"/>
         </w:rPr>
         <w:t xml:space="preserve"/>
       </w:r>
@@ -1050,7 +1050,7 @@
           <w:color w:val="000000"/>
           <w:kern w:val="0"/>
           <w:lang w:val="es-ES" w:eastAsia="es-ES"/>
-          <w14:ligatures w14:val="none"/>
+          <ns2:ligatures ns2:val="none"/>
         </w:rPr>
         <w:t xml:space="preserve"/>
       </w:r>
@@ -1060,7 +1060,7 @@
           <w:color w:val="000000"/>
           <w:kern w:val="0"/>
           <w:lang w:eastAsia="es-ES"/>
-          <w14:ligatures w14:val="none"/>
+          <ns2:ligatures ns2:val="none"/>
         </w:rPr>
         <w:t/>
       </w:r>
@@ -1070,7 +1070,7 @@
           <w:color w:val="000000"/>
           <w:kern w:val="0"/>
           <w:lang w:eastAsia="es-ES"/>
-          <w14:ligatures w14:val="none"/>
+          <ns2:ligatures ns2:val="none"/>
         </w:rPr>
         <w:t xml:space="preserve"/>
       </w:r>
@@ -1080,7 +1080,7 @@
           <w:color w:val="000000"/>
           <w:kern w:val="0"/>
           <w:lang w:eastAsia="es-ES"/>
-          <w14:ligatures w14:val="none"/>
+          <ns2:ligatures ns2:val="none"/>
         </w:rPr>
         <w:t/>
       </w:r>
@@ -1090,7 +1090,7 @@
           <w:color w:val="000000"/>
           <w:kern w:val="0"/>
           <w:lang w:eastAsia="es-ES"/>
-          <w14:ligatures w14:val="none"/>
+          <ns2:ligatures ns2:val="none"/>
         </w:rPr>
         <w:t xml:space="preserve"/>
       </w:r>
@@ -1100,7 +1100,7 @@
           <w:color w:val="000000"/>
           <w:kern w:val="0"/>
           <w:lang w:eastAsia="es-ES"/>
-          <w14:ligatures w14:val="none"/>
+          <ns2:ligatures ns2:val="none"/>
         </w:rPr>
         <w:t/>
       </w:r>
@@ -1110,7 +1110,7 @@
           <w:color w:val="000000"/>
           <w:kern w:val="0"/>
           <w:lang w:eastAsia="es-ES"/>
-          <w14:ligatures w14:val="none"/>
+          <ns2:ligatures ns2:val="none"/>
         </w:rPr>
         <w:t xml:space="preserve"/>
       </w:r>
@@ -1120,7 +1120,7 @@
           <w:color w:val="000000"/>
           <w:kern w:val="0"/>
           <w:lang w:eastAsia="es-ES"/>
-          <w14:ligatures w14:val="none"/>
+          <ns2:ligatures ns2:val="none"/>
         </w:rPr>
         <w:t/>
       </w:r>
@@ -1130,7 +1130,7 @@
           <w:color w:val="000000"/>
           <w:kern w:val="0"/>
           <w:lang w:eastAsia="es-ES"/>
-          <w14:ligatures w14:val="none"/>
+          <ns2:ligatures ns2:val="none"/>
         </w:rPr>
         <w:t xml:space="preserve"/>
       </w:r>
@@ -1140,7 +1140,7 @@
           <w:color w:val="000000"/>
           <w:kern w:val="0"/>
           <w:lang w:eastAsia="es-ES"/>
-          <w14:ligatures w14:val="none"/>
+          <ns2:ligatures ns2:val="none"/>
         </w:rPr>
         <w:t/>
       </w:r>
@@ -1150,12 +1150,12 @@
           <w:color w:val="000000"/>
           <w:kern w:val="0"/>
           <w:lang w:eastAsia="es-ES"/>
-          <w14:ligatures w14:val="none"/>
+          <ns2:ligatures ns2:val="none"/>
         </w:rPr>
         <w:t xml:space="preserve"/>
       </w:r>
     </w:p>
-    <w:p>
+    <w:p ns2:paraId="53ACECF2" ns2:textId="77777777">
       <w:pPr>
         <w:pStyle w:val="Prrafodelista"/>
         <w:spacing w:after="0" w:line="240" w:lineRule="auto"/>
@@ -1166,11 +1166,11 @@
           <w:color w:val="000000"/>
           <w:kern w:val="0"/>
           <w:lang w:eastAsia="es-ES"/>
-          <w14:ligatures w14:val="none"/>
-        </w:rPr>
-      </w:pPr>
-    </w:p>
-    <w:p>
+          <ns2:ligatures ns2:val="none"/>
+        </w:rPr>
+      </w:pPr>
+    </w:p>
+    <w:p ns2:paraId="30698A82" ns2:textId="2ACCB0DC">
       <w:pPr>
         <w:pStyle w:val="Prrafodelista"/>
         <w:numPr>
@@ -1189,7 +1189,7 @@
           <w:color w:val="000000"/>
           <w:kern w:val="0"/>
           <w:lang w:eastAsia="es-ES"/>
-          <w14:ligatures w14:val="none"/>
+          <ns2:ligatures ns2:val="none"/>
         </w:rPr>
       </w:pPr>
       <w:r>
@@ -1198,7 +1198,7 @@
           <w:color w:val="000000"/>
           <w:kern w:val="0"/>
           <w:lang w:eastAsia="es-ES"/>
-          <w14:ligatures w14:val="none"/>
+          <ns2:ligatures ns2:val="none"/>
         </w:rPr>
         <w:t xml:space="preserve">Durante los años 2020 y 2021, mientras se encontraba vigente el estado de emergencia sanitaria, la señora [APELLIDO] Díaz, se encontraba en grupo de riesgo por ser mayor de edad y no tuvo acceso a sus boletas de pago.</w:t>
       </w:r>
@@ -1208,7 +1208,7 @@
           <w:color w:val="000000"/>
           <w:kern w:val="0"/>
           <w:lang w:eastAsia="es-ES"/>
-          <w14:ligatures w14:val="none"/>
+          <ns2:ligatures ns2:val="none"/>
         </w:rPr>
         <w:t xml:space="preserve"/>
       </w:r>
@@ -1218,12 +1218,12 @@
           <w:color w:val="000000"/>
           <w:kern w:val="0"/>
           <w:lang w:eastAsia="es-ES"/>
-          <w14:ligatures w14:val="none"/>
+          <ns2:ligatures ns2:val="none"/>
         </w:rPr>
         <w:t/>
       </w:r>
     </w:p>
-    <w:p>
+    <w:p ns2:paraId="37FFEAE6" ns2:textId="77777777">
       <w:pPr>
         <w:spacing w:after="0" w:line="240" w:lineRule="auto"/>
         <w:jc w:val="both"/>
@@ -1232,11 +1232,11 @@
           <w:color w:val="000000"/>
           <w:kern w:val="0"/>
           <w:lang w:eastAsia="es-ES"/>
-          <w14:ligatures w14:val="none"/>
-        </w:rPr>
-      </w:pPr>
-    </w:p>
-    <w:p>
+          <ns2:ligatures ns2:val="none"/>
+        </w:rPr>
+      </w:pPr>
+    </w:p>
+    <w:p ns2:paraId="7EA25AAA" ns2:textId="77777777">
       <w:pPr>
         <w:pStyle w:val="Prrafodelista"/>
         <w:numPr>
@@ -1255,7 +1255,7 @@
           <w:color w:val="000000"/>
           <w:kern w:val="0"/>
           <w:lang w:eastAsia="es-ES"/>
-          <w14:ligatures w14:val="none"/>
+          <ns2:ligatures ns2:val="none"/>
         </w:rPr>
       </w:pPr>
       <w:r>
@@ -1264,7 +1264,7 @@
           <w:color w:val="000000"/>
           <w:kern w:val="0"/>
           <w:lang w:eastAsia="es-ES"/>
-          <w14:ligatures w14:val="none"/>
+          <ns2:ligatures ns2:val="none"/>
         </w:rPr>
         <w:t xml:space="preserve">El 25 de enero de 2023, la señora [APELLIDO] falleció en el Hospital Edgardo Rebagliati Martins. Ese mismo día, la denunciante solicitó a CAFAE-SE la activación de la cobertura de Sepelio del Seguro de Vida cubierto por la Póliza contratada; no obstante, CAFAE-SE le informó que la señora [APELLIDO] no se encontraba asegurada, ello debido a una supuesta omisión en el descuento de la prima mensual del seguro por parte de la Oficina de Normalización Previsional (ONP). </w:t>
       </w:r>
@@ -1274,7 +1274,7 @@
           <w:color w:val="000000"/>
           <w:kern w:val="0"/>
           <w:lang w:eastAsia="es-ES"/>
-          <w14:ligatures w14:val="none"/>
+          <ns2:ligatures ns2:val="none"/>
         </w:rPr>
         <w:t xml:space="preserve"/>
       </w:r>
@@ -1284,7 +1284,7 @@
           <w:color w:val="000000"/>
           <w:kern w:val="0"/>
           <w:lang w:eastAsia="es-ES"/>
-          <w14:ligatures w14:val="none"/>
+          <ns2:ligatures ns2:val="none"/>
         </w:rPr>
         <w:t xml:space="preserve"/>
       </w:r>
@@ -1295,7 +1295,7 @@
           <w:color w:val="000000"/>
           <w:kern w:val="0"/>
           <w:lang w:eastAsia="es-ES"/>
-          <w14:ligatures w14:val="none"/>
+          <ns2:ligatures ns2:val="none"/>
         </w:rPr>
         <w:t/>
       </w:r>
@@ -1306,7 +1306,7 @@
           <w:color w:val="000000"/>
           <w:kern w:val="0"/>
           <w:lang w:eastAsia="es-ES"/>
-          <w14:ligatures w14:val="none"/>
+          <ns2:ligatures ns2:val="none"/>
         </w:rPr>
         <w:t/>
       </w:r>
@@ -1316,7 +1316,7 @@
           <w:color w:val="000000"/>
           <w:kern w:val="0"/>
           <w:lang w:eastAsia="es-ES"/>
-          <w14:ligatures w14:val="none"/>
+          <ns2:ligatures ns2:val="none"/>
         </w:rPr>
         <w:t xml:space="preserve"/>
       </w:r>
@@ -1326,7 +1326,7 @@
           <w:color w:val="000000"/>
           <w:kern w:val="0"/>
           <w:lang w:eastAsia="es-ES"/>
-          <w14:ligatures w14:val="none"/>
+          <ns2:ligatures ns2:val="none"/>
         </w:rPr>
         <w:t/>
       </w:r>
@@ -1336,7 +1336,7 @@
           <w:color w:val="000000"/>
           <w:kern w:val="0"/>
           <w:lang w:eastAsia="es-ES"/>
-          <w14:ligatures w14:val="none"/>
+          <ns2:ligatures ns2:val="none"/>
         </w:rPr>
         <w:t xml:space="preserve"/>
       </w:r>
@@ -1346,7 +1346,7 @@
           <w:color w:val="000000"/>
           <w:kern w:val="0"/>
           <w:lang w:eastAsia="es-ES"/>
-          <w14:ligatures w14:val="none"/>
+          <ns2:ligatures ns2:val="none"/>
         </w:rPr>
         <w:t xml:space="preserve"/>
       </w:r>
@@ -1356,7 +1356,7 @@
           <w:color w:val="000000"/>
           <w:kern w:val="0"/>
           <w:lang w:eastAsia="es-ES"/>
-          <w14:ligatures w14:val="none"/>
+          <ns2:ligatures ns2:val="none"/>
         </w:rPr>
         <w:t xml:space="preserve"/>
       </w:r>
@@ -1366,7 +1366,7 @@
           <w:color w:val="000000"/>
           <w:kern w:val="0"/>
           <w:lang w:eastAsia="es-ES"/>
-          <w14:ligatures w14:val="none"/>
+          <ns2:ligatures ns2:val="none"/>
         </w:rPr>
         <w:t xml:space="preserve"/>
       </w:r>
@@ -1376,7 +1376,7 @@
           <w:color w:val="000000"/>
           <w:kern w:val="0"/>
           <w:lang w:eastAsia="es-ES"/>
-          <w14:ligatures w14:val="none"/>
+          <ns2:ligatures ns2:val="none"/>
         </w:rPr>
         <w:t/>
       </w:r>
@@ -1386,7 +1386,7 @@
           <w:color w:val="000000"/>
           <w:kern w:val="0"/>
           <w:lang w:eastAsia="es-ES"/>
-          <w14:ligatures w14:val="none"/>
+          <ns2:ligatures ns2:val="none"/>
         </w:rPr>
         <w:t xml:space="preserve"/>
       </w:r>
@@ -1396,7 +1396,7 @@
           <w:color w:val="000000"/>
           <w:kern w:val="0"/>
           <w:lang w:eastAsia="es-ES"/>
-          <w14:ligatures w14:val="none"/>
+          <ns2:ligatures ns2:val="none"/>
         </w:rPr>
         <w:t/>
       </w:r>
@@ -1406,12 +1406,12 @@
           <w:color w:val="000000"/>
           <w:kern w:val="0"/>
           <w:lang w:eastAsia="es-ES"/>
-          <w14:ligatures w14:val="none"/>
+          <ns2:ligatures ns2:val="none"/>
         </w:rPr>
         <w:t xml:space="preserve"/>
       </w:r>
     </w:p>
-    <w:p>
+    <w:p ns2:paraId="357D225F" ns2:textId="77777777">
       <w:pPr>
         <w:pStyle w:val="Prrafodelista"/>
         <w:rPr>
@@ -1419,11 +1419,11 @@
           <w:color w:val="000000"/>
           <w:kern w:val="0"/>
           <w:lang w:eastAsia="es-ES"/>
-          <w14:ligatures w14:val="none"/>
-        </w:rPr>
-      </w:pPr>
-    </w:p>
-    <w:p>
+          <ns2:ligatures ns2:val="none"/>
+        </w:rPr>
+      </w:pPr>
+    </w:p>
+    <w:p ns2:paraId="248C337A" ns2:textId="0CCE6F0B">
       <w:pPr>
         <w:pStyle w:val="Prrafodelista"/>
         <w:numPr>
@@ -1442,7 +1442,7 @@
           <w:color w:val="000000"/>
           <w:kern w:val="0"/>
           <w:lang w:eastAsia="es-ES"/>
-          <w14:ligatures w14:val="none"/>
+          <ns2:ligatures ns2:val="none"/>
         </w:rPr>
       </w:pPr>
       <w:r>
@@ -1451,7 +1451,7 @@
           <w:color w:val="000000"/>
           <w:kern w:val="0"/>
           <w:lang w:eastAsia="es-ES"/>
-          <w14:ligatures w14:val="none"/>
+          <ns2:ligatures ns2:val="none"/>
         </w:rPr>
         <w:t xml:space="preserve">En esa fecha, CAFAE-SE le señaló que existía la posibilidad de reincorporar a la señora [APELLIDO] Díaz al seguro, condicionando ello al pago de las cuotas pendientes y a la suscripción de un documento mediante el cual se aceptaba un periodo de carencia de tres meses, computado desde el día siguiente al de efectuado el pago, y que durante dicho periodo de carencia cualquier ocurrencia de siniestro no sería objeto de indemnización. El denunciante se negó a suscribir dicho documento, motivo por el cual CAFAE-SE no aceptó recibir los pagos correspondientes a las cuotas pendientes.</w:t>
       </w:r>
@@ -1461,7 +1461,7 @@
           <w:color w:val="000000"/>
           <w:kern w:val="0"/>
           <w:lang w:eastAsia="es-ES"/>
-          <w14:ligatures w14:val="none"/>
+          <ns2:ligatures ns2:val="none"/>
         </w:rPr>
         <w:t xml:space="preserve"/>
       </w:r>
@@ -1471,7 +1471,7 @@
           <w:color w:val="000000"/>
           <w:kern w:val="0"/>
           <w:lang w:eastAsia="es-ES"/>
-          <w14:ligatures w14:val="none"/>
+          <ns2:ligatures ns2:val="none"/>
         </w:rPr>
         <w:t/>
       </w:r>
@@ -1481,7 +1481,7 @@
           <w:color w:val="000000"/>
           <w:kern w:val="0"/>
           <w:lang w:eastAsia="es-ES"/>
-          <w14:ligatures w14:val="none"/>
+          <ns2:ligatures ns2:val="none"/>
         </w:rPr>
         <w:t xml:space="preserve"/>
       </w:r>
@@ -1491,7 +1491,7 @@
           <w:color w:val="000000"/>
           <w:kern w:val="0"/>
           <w:lang w:eastAsia="es-ES"/>
-          <w14:ligatures w14:val="none"/>
+          <ns2:ligatures ns2:val="none"/>
         </w:rPr>
         <w:t xml:space="preserve"/>
       </w:r>
@@ -1501,7 +1501,7 @@
           <w:color w:val="000000"/>
           <w:kern w:val="0"/>
           <w:lang w:eastAsia="es-ES"/>
-          <w14:ligatures w14:val="none"/>
+          <ns2:ligatures ns2:val="none"/>
         </w:rPr>
         <w:t xml:space="preserve"/>
       </w:r>
@@ -1511,7 +1511,7 @@
           <w:color w:val="000000"/>
           <w:kern w:val="0"/>
           <w:lang w:eastAsia="es-ES"/>
-          <w14:ligatures w14:val="none"/>
+          <ns2:ligatures ns2:val="none"/>
         </w:rPr>
         <w:t/>
       </w:r>
@@ -1521,7 +1521,7 @@
           <w:color w:val="000000"/>
           <w:kern w:val="0"/>
           <w:lang w:eastAsia="es-ES"/>
-          <w14:ligatures w14:val="none"/>
+          <ns2:ligatures ns2:val="none"/>
         </w:rPr>
         <w:t xml:space="preserve"/>
       </w:r>
@@ -1531,7 +1531,7 @@
           <w:color w:val="000000"/>
           <w:kern w:val="0"/>
           <w:lang w:eastAsia="es-ES"/>
-          <w14:ligatures w14:val="none"/>
+          <ns2:ligatures ns2:val="none"/>
         </w:rPr>
         <w:t/>
       </w:r>
@@ -1541,7 +1541,7 @@
           <w:color w:val="000000"/>
           <w:kern w:val="0"/>
           <w:lang w:eastAsia="es-ES"/>
-          <w14:ligatures w14:val="none"/>
+          <ns2:ligatures ns2:val="none"/>
         </w:rPr>
         <w:t xml:space="preserve"/>
       </w:r>
@@ -1551,7 +1551,7 @@
           <w:color w:val="000000"/>
           <w:kern w:val="0"/>
           <w:lang w:eastAsia="es-ES"/>
-          <w14:ligatures w14:val="none"/>
+          <ns2:ligatures ns2:val="none"/>
         </w:rPr>
         <w:t/>
       </w:r>
@@ -1561,7 +1561,7 @@
           <w:color w:val="000000"/>
           <w:kern w:val="0"/>
           <w:lang w:eastAsia="es-ES"/>
-          <w14:ligatures w14:val="none"/>
+          <ns2:ligatures ns2:val="none"/>
         </w:rPr>
         <w:t xml:space="preserve"/>
       </w:r>
@@ -1571,7 +1571,7 @@
           <w:color w:val="000000"/>
           <w:kern w:val="0"/>
           <w:lang w:eastAsia="es-ES"/>
-          <w14:ligatures w14:val="none"/>
+          <ns2:ligatures ns2:val="none"/>
         </w:rPr>
         <w:t/>
       </w:r>
@@ -1581,12 +1581,12 @@
           <w:color w:val="000000"/>
           <w:kern w:val="0"/>
           <w:lang w:eastAsia="es-ES"/>
-          <w14:ligatures w14:val="none"/>
+          <ns2:ligatures ns2:val="none"/>
         </w:rPr>
         <w:t xml:space="preserve"/>
       </w:r>
     </w:p>
-    <w:p>
+    <w:p ns2:paraId="46855F6A" ns2:textId="77777777">
       <w:pPr>
         <w:spacing w:after="0" w:line="240" w:lineRule="auto"/>
         <w:jc w:val="both"/>
@@ -1595,11 +1595,11 @@
           <w:color w:val="000000"/>
           <w:kern w:val="0"/>
           <w:lang w:eastAsia="es-ES"/>
-          <w14:ligatures w14:val="none"/>
-        </w:rPr>
-      </w:pPr>
-    </w:p>
-    <w:p>
+          <ns2:ligatures ns2:val="none"/>
+        </w:rPr>
+      </w:pPr>
+    </w:p>
+    <w:p ns2:paraId="07906B57" ns2:textId="08BA488B">
       <w:pPr>
         <w:pStyle w:val="Prrafodelista"/>
         <w:numPr>
@@ -1618,7 +1618,7 @@
           <w:color w:val="000000"/>
           <w:kern w:val="0"/>
           <w:lang w:eastAsia="es-ES"/>
-          <w14:ligatures w14:val="none"/>
+          <ns2:ligatures ns2:val="none"/>
         </w:rPr>
       </w:pPr>
       <w:r>
@@ -1627,7 +1627,7 @@
           <w:color w:val="000000"/>
           <w:kern w:val="0"/>
           <w:lang w:eastAsia="es-ES"/>
-          <w14:ligatures w14:val="none"/>
+          <ns2:ligatures ns2:val="none"/>
         </w:rPr>
         <w:t xml:space="preserve">Ante la negativa de CAFAE-SE y de la entidad aseguradora MAPFRE activar la cobertura de Sepelio del Seguro de Vida cubierto por la Póliza contratada, los familiares de la señora [APELLIDO] tuvieron que asumir endeudamientos con la finalidad de cubrir los gastos derivados del sepelio. Asimismo, refirió que se presentaron reclamos ante CAFAE-SE, los cuales habrían sido desestimados, ratificándose la entidad en su decisión de no activar la cobertura de Sepelio del Seguro de Vida. Finalmente, se señaló que también se habría presentado un reclamo ante la Oficina de Normalización Previsional (ONP), solicitando información sobre la razón por la cual no se efectuaron los descuentos correspondientes al seguro; respondiendo dicha entidad que, al momento de la transferencia del legajo de la señora [APELLIDO] [APELLIDO] Díaz, no se habría consignado la instrucción para proceder con el descuento de la prima del Seguro de Vida.</w:t>
       </w:r>
@@ -1637,7 +1637,7 @@
           <w:color w:val="000000"/>
           <w:kern w:val="0"/>
           <w:lang w:eastAsia="es-ES"/>
-          <w14:ligatures w14:val="none"/>
+          <ns2:ligatures ns2:val="none"/>
         </w:rPr>
         <w:t xml:space="preserve"/>
       </w:r>
@@ -1647,7 +1647,7 @@
           <w:color w:val="000000"/>
           <w:kern w:val="0"/>
           <w:lang w:eastAsia="es-ES"/>
-          <w14:ligatures w14:val="none"/>
+          <ns2:ligatures ns2:val="none"/>
         </w:rPr>
         <w:t/>
       </w:r>
@@ -1657,7 +1657,7 @@
           <w:color w:val="000000"/>
           <w:kern w:val="0"/>
           <w:lang w:eastAsia="es-ES"/>
-          <w14:ligatures w14:val="none"/>
+          <ns2:ligatures ns2:val="none"/>
         </w:rPr>
         <w:t xml:space="preserve"/>
       </w:r>
@@ -1667,7 +1667,7 @@
           <w:color w:val="000000"/>
           <w:kern w:val="0"/>
           <w:lang w:eastAsia="es-ES"/>
-          <w14:ligatures w14:val="none"/>
+          <ns2:ligatures ns2:val="none"/>
         </w:rPr>
         <w:lastRenderedPageBreak/>
         <w:t/>
@@ -1678,7 +1678,7 @@
           <w:color w:val="000000"/>
           <w:kern w:val="0"/>
           <w:lang w:eastAsia="es-ES"/>
-          <w14:ligatures w14:val="none"/>
+          <ns2:ligatures ns2:val="none"/>
         </w:rPr>
         <w:t xml:space="preserve"/>
       </w:r>
@@ -1688,7 +1688,7 @@
           <w:color w:val="000000"/>
           <w:kern w:val="0"/>
           <w:lang w:eastAsia="es-ES"/>
-          <w14:ligatures w14:val="none"/>
+          <ns2:ligatures ns2:val="none"/>
         </w:rPr>
         <w:t/>
       </w:r>
@@ -1698,7 +1698,7 @@
           <w:color w:val="000000"/>
           <w:kern w:val="0"/>
           <w:lang w:eastAsia="es-ES"/>
-          <w14:ligatures w14:val="none"/>
+          <ns2:ligatures ns2:val="none"/>
         </w:rPr>
         <w:t xml:space="preserve"/>
       </w:r>
@@ -1708,7 +1708,7 @@
           <w:color w:val="000000"/>
           <w:kern w:val="0"/>
           <w:lang w:eastAsia="es-ES"/>
-          <w14:ligatures w14:val="none"/>
+          <ns2:ligatures ns2:val="none"/>
         </w:rPr>
         <w:t/>
       </w:r>
@@ -1718,12 +1718,12 @@
           <w:color w:val="000000"/>
           <w:kern w:val="0"/>
           <w:lang w:eastAsia="es-ES"/>
-          <w14:ligatures w14:val="none"/>
+          <ns2:ligatures ns2:val="none"/>
         </w:rPr>
         <w:t/>
       </w:r>
     </w:p>
-    <w:p>
+    <w:p ns2:paraId="667DBDCB" ns2:textId="77777777">
       <w:pPr>
         <w:tabs>
           <w:tab w:val="left" w:pos="1134"/>
@@ -1735,11 +1735,11 @@
           <w:color w:val="000000"/>
           <w:kern w:val="0"/>
           <w:lang w:eastAsia="es-ES"/>
-          <w14:ligatures w14:val="none"/>
-        </w:rPr>
-      </w:pPr>
-    </w:p>
-    <w:p>
+          <ns2:ligatures ns2:val="none"/>
+        </w:rPr>
+      </w:pPr>
+    </w:p>
+    <w:p ns2:paraId="44007BE6" ns2:textId="2E0678A4">
       <w:pPr>
         <w:numPr>
           <w:ilvl w:val="1"/>
@@ -1757,7 +1757,7 @@
           <w:color w:val="000000"/>
           <w:kern w:val="0"/>
           <w:lang w:val="es-ES" w:eastAsia="es-ES"/>
-          <w14:ligatures w14:val="none"/>
+          <ns2:ligatures ns2:val="none"/>
         </w:rPr>
       </w:pPr>
       <w:r>
@@ -1766,7 +1766,7 @@
           <w:color w:val="000000"/>
           <w:kern w:val="0"/>
           <w:lang w:val="es-ES" w:eastAsia="es-ES"/>
-          <w14:ligatures w14:val="none"/>
+          <ns2:ligatures ns2:val="none"/>
         </w:rPr>
         <w:t xml:space="preserve">La señora [APELLIDO] solicitó, en calidad de medida correctiva, que Mapfre y CAFAE-SE cumplan con otorgar la cobertura del Seguro de Vida. Asimismo, requirió a Mapfre y CAFAE-SE el reembolso de costos y costas del presente procedimiento.</w:t>
       </w:r>
@@ -1775,7 +1775,7 @@
         <w:rPr>
           <w:rFonts w:ascii="Arial Narrow" w:eastAsia="Calibri" w:hAnsi="Arial Narrow" w:cs="Arial"/>
           <w:kern w:val="0"/>
-          <w14:ligatures w14:val="none"/>
+          <ns2:ligatures ns2:val="none"/>
         </w:rPr>
         <w:t/>
       </w:r>
@@ -1784,7 +1784,7 @@
         <w:rPr>
           <w:rFonts w:ascii="Arial Narrow" w:eastAsia="Calibri" w:hAnsi="Arial Narrow" w:cs="Arial"/>
           <w:kern w:val="0"/>
-          <w14:ligatures w14:val="none"/>
+          <ns2:ligatures ns2:val="none"/>
         </w:rPr>
         <w:t xml:space="preserve"/>
       </w:r>
@@ -1794,7 +1794,7 @@
           <w:color w:val="000000"/>
           <w:kern w:val="0"/>
           <w:lang w:val="es-ES" w:eastAsia="es-ES"/>
-          <w14:ligatures w14:val="none"/>
+          <ns2:ligatures ns2:val="none"/>
         </w:rPr>
         <w:t xml:space="preserve"/>
       </w:r>
@@ -1818,7 +1818,7 @@
           <w:color w:val="000000"/>
           <w:kern w:val="0"/>
           <w:lang w:val="es-ES" w:eastAsia="es-ES"/>
-          <w14:ligatures w14:val="none"/>
+          <ns2:ligatures ns2:val="none"/>
         </w:rPr>
         <w:t/>
       </w:r>
@@ -1828,7 +1828,7 @@
           <w:color w:val="000000"/>
           <w:kern w:val="0"/>
           <w:lang w:val="es-ES" w:eastAsia="es-ES"/>
-          <w14:ligatures w14:val="none"/>
+          <ns2:ligatures ns2:val="none"/>
         </w:rPr>
         <w:t/>
       </w:r>
@@ -1838,7 +1838,7 @@
           <w:color w:val="000000"/>
           <w:kern w:val="0"/>
           <w:lang w:val="es-ES" w:eastAsia="es-ES"/>
-          <w14:ligatures w14:val="none"/>
+          <ns2:ligatures ns2:val="none"/>
         </w:rPr>
         <w:t xml:space="preserve"/>
       </w:r>
@@ -1848,7 +1848,7 @@
           <w:color w:val="000000"/>
           <w:kern w:val="0"/>
           <w:lang w:val="es-ES" w:eastAsia="es-ES"/>
-          <w14:ligatures w14:val="none"/>
+          <ns2:ligatures ns2:val="none"/>
         </w:rPr>
         <w:t/>
       </w:r>
@@ -1858,7 +1858,7 @@
           <w:color w:val="000000"/>
           <w:kern w:val="0"/>
           <w:lang w:val="es-ES" w:eastAsia="es-ES"/>
-          <w14:ligatures w14:val="none"/>
+          <ns2:ligatures ns2:val="none"/>
         </w:rPr>
         <w:t/>
       </w:r>
@@ -1868,7 +1868,7 @@
           <w:color w:val="000000"/>
           <w:kern w:val="0"/>
           <w:lang w:val="es-ES" w:eastAsia="es-ES"/>
-          <w14:ligatures w14:val="none"/>
+          <ns2:ligatures ns2:val="none"/>
         </w:rPr>
         <w:t xml:space="preserve"/>
       </w:r>
@@ -1878,7 +1878,7 @@
           <w:color w:val="000000"/>
           <w:kern w:val="0"/>
           <w:lang w:val="es-ES" w:eastAsia="es-ES"/>
-          <w14:ligatures w14:val="none"/>
+          <ns2:ligatures ns2:val="none"/>
         </w:rPr>
         <w:t xml:space="preserve"/>
       </w:r>
@@ -1888,7 +1888,7 @@
           <w:color w:val="000000"/>
           <w:kern w:val="0"/>
           <w:lang w:val="es-ES" w:eastAsia="es-ES"/>
-          <w14:ligatures w14:val="none"/>
+          <ns2:ligatures ns2:val="none"/>
         </w:rPr>
         <w:t xml:space="preserve"/>
       </w:r>
@@ -1905,12 +1905,12 @@
           <w:color w:val="000000"/>
           <w:kern w:val="0"/>
           <w:lang w:val="es-ES" w:eastAsia="es-ES"/>
-          <w14:ligatures w14:val="none"/>
+          <ns2:ligatures ns2:val="none"/>
         </w:rPr>
         <w:t/>
       </w:r>
     </w:p>
-    <w:p>
+    <w:p ns2:paraId="619E0710" ns2:textId="77777777">
       <w:pPr>
         <w:spacing w:after="0" w:line="240" w:lineRule="auto"/>
         <w:contextualSpacing/>
@@ -1921,11 +1921,11 @@
           <w:color w:val="000000"/>
           <w:kern w:val="0"/>
           <w:lang w:eastAsia="es-PE"/>
-          <w14:ligatures w14:val="none"/>
-        </w:rPr>
-      </w:pPr>
-    </w:p>
-    <w:p>
+          <ns2:ligatures ns2:val="none"/>
+        </w:rPr>
+      </w:pPr>
+    </w:p>
+    <w:p ns2:paraId="0681DFDC" ns2:textId="77777777">
       <w:pPr>
         <w:pStyle w:val="Prrafodelista"/>
         <w:numPr>
@@ -1945,22 +1945,22 @@
           <w:color w:val="000000"/>
           <w:kern w:val="0"/>
           <w:lang w:eastAsia="es-PE"/>
-          <w14:ligatures w14:val="none"/>
-        </w:rPr>
-      </w:pPr>
-      <w:r>
-        <w:rPr>
-          <w:rFonts w:ascii="Arial Narrow" w:eastAsia="Arial Narrow" w:hAnsi="Arial Narrow" w:cs="Arial Narrow"/>
-          <w:b/>
-          <w:color w:val="000000"/>
-          <w:kern w:val="0"/>
-          <w:lang w:eastAsia="es-PE"/>
-          <w14:ligatures w14:val="none"/>
+          <ns2:ligatures ns2:val="none"/>
+        </w:rPr>
+      </w:pPr>
+      <w:r>
+        <w:rPr>
+          <w:rFonts w:ascii="Arial Narrow" w:eastAsia="Arial Narrow" w:hAnsi="Arial Narrow" w:cs="Arial Narrow"/>
+          <w:b/>
+          <w:color w:val="000000"/>
+          <w:kern w:val="0"/>
+          <w:lang w:eastAsia="es-PE"/>
+          <ns2:ligatures ns2:val="none"/>
         </w:rPr>
         <w:t>DE LA ADMISIÓN A TRÁMITE DE LA DENUNCIA</w:t>
       </w:r>
     </w:p>
-    <w:p>
+    <w:p ns2:paraId="3F75B5BE" ns2:textId="77777777">
       <w:pPr>
         <w:spacing w:after="0" w:line="240" w:lineRule="auto"/>
         <w:ind w:left="567"/>
@@ -1972,11 +1972,11 @@
           <w:color w:val="000000"/>
           <w:kern w:val="0"/>
           <w:lang w:eastAsia="es-PE"/>
-          <w14:ligatures w14:val="none"/>
-        </w:rPr>
-      </w:pPr>
-    </w:p>
-    <w:p>
+          <ns2:ligatures ns2:val="none"/>
+        </w:rPr>
+      </w:pPr>
+    </w:p>
+    <w:p ns2:paraId="2847E956" ns2:textId="56EB0CA0">
       <w:pPr>
         <w:pStyle w:val="Prrafodelista"/>
         <w:numPr>
@@ -1989,7 +1989,7 @@
         <w:rPr>
           <w:rFonts w:ascii="Arial Narrow" w:eastAsia="Arial Narrow" w:hAnsi="Arial Narrow" w:cs="Arial Narrow"/>
           <w:kern w:val="0"/>
-          <w14:ligatures w14:val="none"/>
+          <ns2:ligatures ns2:val="none"/>
         </w:rPr>
       </w:pPr>
       <w:bookmarkStart w:id="1" w:name="_Hlk140755208"/>
@@ -2001,7 +2001,7 @@
           <w:color w:val="000000"/>
           <w:kern w:val="0"/>
           <w:lang w:eastAsia="es-PE"/>
-          <w14:ligatures w14:val="none"/>
+          <ns2:ligatures ns2:val="none"/>
         </w:rPr>
         <w:t xml:space="preserve">La </w:t>
       </w:r>
@@ -2011,7 +2011,7 @@
           <w:color w:val="000000"/>
           <w:kern w:val="0"/>
           <w:lang w:eastAsia="es-PE"/>
-          <w14:ligatures w14:val="none"/>
+          <ns2:ligatures ns2:val="none"/>
         </w:rPr>
         <w:t>Secretaría Técnica de la Comisión de Protección al Consumidor 1 (en adelante, la Secretaría Técnica)</w:t>
       </w:r>
@@ -2021,7 +2021,7 @@
           <w:color w:val="000000"/>
           <w:kern w:val="0"/>
           <w:lang w:eastAsia="es-PE"/>
-          <w14:ligatures w14:val="none"/>
+          <ns2:ligatures ns2:val="none"/>
         </w:rPr>
         <w:t>, en ejercicio de sus facultades</w:t>
       </w:r>
@@ -2034,7 +2034,7 @@
           <w:rFonts w:ascii="Arial Narrow" w:eastAsia="Arial Narrow" w:hAnsi="Arial Narrow" w:cs="Arial Narrow"/>
           <w:kern w:val="0"/>
           <w:vertAlign w:val="superscript"/>
-          <w14:ligatures w14:val="none"/>
+          <ns2:ligatures ns2:val="none"/>
         </w:rPr>
         <w:footnoteReference w:id="3"/>
       </w:r>
@@ -2044,7 +2044,7 @@
           <w:color w:val="000000"/>
           <w:kern w:val="0"/>
           <w:lang w:eastAsia="es-PE"/>
-          <w14:ligatures w14:val="none"/>
+          <ns2:ligatures ns2:val="none"/>
         </w:rPr>
         <w:t xml:space="preserve">, considera </w:t>
       </w:r>
@@ -2052,7 +2052,7 @@
         <w:rPr>
           <w:rFonts w:ascii="Arial Narrow" w:eastAsia="Arial Narrow" w:hAnsi="Arial Narrow" w:cs="Arial Narrow"/>
           <w:kern w:val="0"/>
-          <w14:ligatures w14:val="none"/>
+          <ns2:ligatures ns2:val="none"/>
         </w:rPr>
         <w:t xml:space="preserve">que el hecho denunciado, consistente en que </w:t>
       </w:r>
@@ -2067,7 +2067,7 @@
         <w:rPr>
           <w:rFonts w:ascii="Arial Narrow" w:eastAsia="Arial Narrow" w:hAnsi="Arial Narrow" w:cs="Arial Narrow"/>
           <w:kern w:val="0"/>
-          <w14:ligatures w14:val="none"/>
+          <ns2:ligatures ns2:val="none"/>
         </w:rPr>
         <w:t>no habría</w:t>
       </w:r>
@@ -2075,7 +2075,7 @@
         <w:rPr>
           <w:rFonts w:ascii="Arial Narrow" w:eastAsia="Arial Narrow" w:hAnsi="Arial Narrow" w:cs="Arial Narrow"/>
           <w:kern w:val="0"/>
-          <w14:ligatures w14:val="none"/>
+          <ns2:ligatures ns2:val="none"/>
         </w:rPr>
         <w:t>n</w:t>
       </w:r>
@@ -2083,7 +2083,7 @@
         <w:rPr>
           <w:rFonts w:ascii="Arial Narrow" w:eastAsia="Arial Narrow" w:hAnsi="Arial Narrow" w:cs="Arial Narrow"/>
           <w:kern w:val="0"/>
-          <w14:ligatures w14:val="none"/>
+          <ns2:ligatures ns2:val="none"/>
         </w:rPr>
         <w:t xml:space="preserve"> cumplido con otorgar a</w:t>
       </w:r>
@@ -2091,7 +2091,7 @@
         <w:rPr>
           <w:rFonts w:ascii="Arial Narrow" w:eastAsia="Arial Narrow" w:hAnsi="Arial Narrow" w:cs="Arial Narrow"/>
           <w:kern w:val="0"/>
-          <w14:ligatures w14:val="none"/>
+          <ns2:ligatures ns2:val="none"/>
         </w:rPr>
         <w:t xml:space="preserve"> </w:t>
       </w:r>
@@ -2099,7 +2099,7 @@
         <w:rPr>
           <w:rFonts w:ascii="Arial Narrow" w:eastAsia="Arial Narrow" w:hAnsi="Arial Narrow" w:cs="Arial Narrow"/>
           <w:kern w:val="0"/>
-          <w14:ligatures w14:val="none"/>
+          <ns2:ligatures ns2:val="none"/>
         </w:rPr>
         <w:t>l</w:t>
       </w:r>
@@ -2107,7 +2107,7 @@
         <w:rPr>
           <w:rFonts w:ascii="Arial Narrow" w:eastAsia="Arial Narrow" w:hAnsi="Arial Narrow" w:cs="Arial Narrow"/>
           <w:kern w:val="0"/>
-          <w14:ligatures w14:val="none"/>
+          <ns2:ligatures ns2:val="none"/>
         </w:rPr>
         <w:t>a</w:t>
       </w:r>
@@ -2115,7 +2115,7 @@
         <w:rPr>
           <w:rFonts w:ascii="Arial Narrow" w:eastAsia="Arial Narrow" w:hAnsi="Arial Narrow" w:cs="Arial Narrow"/>
           <w:kern w:val="0"/>
-          <w14:ligatures w14:val="none"/>
+          <ns2:ligatures ns2:val="none"/>
         </w:rPr>
         <w:t xml:space="preserve"> denunciante </w:t>
       </w:r>
@@ -2123,7 +2123,7 @@
         <w:rPr>
           <w:rFonts w:ascii="Arial Narrow" w:eastAsia="Arial Narrow" w:hAnsi="Arial Narrow" w:cs="Arial Narrow"/>
           <w:kern w:val="0"/>
-          <w14:ligatures w14:val="none"/>
+          <ns2:ligatures ns2:val="none"/>
         </w:rPr>
         <w:t xml:space="preserve">la cobertura de sepelio del fallecimiento de su madre en atención al </w:t>
       </w:r>
@@ -2133,7 +2133,7 @@
           <w:color w:val="000000"/>
           <w:kern w:val="0"/>
           <w:lang w:eastAsia="es-ES"/>
-          <w14:ligatures w14:val="none"/>
+          <ns2:ligatures ns2:val="none"/>
         </w:rPr>
         <w:t>Seguro de Vida</w:t>
       </w:r>
@@ -2143,7 +2143,7 @@
           <w:color w:val="000000"/>
           <w:kern w:val="0"/>
           <w:lang w:eastAsia="es-ES"/>
-          <w14:ligatures w14:val="none"/>
+          <ns2:ligatures ns2:val="none"/>
         </w:rPr>
         <w:t xml:space="preserve"> con la Póliza </w:t>
       </w:r>
@@ -2153,7 +2153,7 @@
           <w:color w:val="000000"/>
           <w:kern w:val="0"/>
           <w:lang w:val="es-ES" w:eastAsia="es-ES"/>
-          <w14:ligatures w14:val="none"/>
+          <ns2:ligatures ns2:val="none"/>
         </w:rPr>
         <w:t xml:space="preserve"/>
       </w:r>
@@ -2163,7 +2163,7 @@
           <w:color w:val="000000"/>
           <w:kern w:val="0"/>
           <w:lang w:eastAsia="es-ES"/>
-          <w14:ligatures w14:val="none"/>
+          <ns2:ligatures ns2:val="none"/>
         </w:rPr>
         <w:t>6202059900004</w:t>
       </w:r>
@@ -2171,7 +2171,7 @@
         <w:rPr>
           <w:rFonts w:ascii="Arial Narrow" w:eastAsia="Arial Narrow" w:hAnsi="Arial Narrow" w:cs="Arial Narrow"/>
           <w:kern w:val="0"/>
-          <w14:ligatures w14:val="none"/>
+          <ns2:ligatures ns2:val="none"/>
         </w:rPr>
         <w:t>; involucraría una presunta afectación a sus expectativas, quien no habría encontrado una correspondencia entre lo que esperaba recibir de parte del proveedor y lo que realmente recibió. Por consiguiente, corresponde calificar el hecho materia de denuncia como una presunta infracción al deber de idoneidad, tipificado en los artículos 18</w:t>
       </w:r>
@@ -2181,7 +2181,7 @@
           <w:color w:val="000000"/>
           <w:kern w:val="0"/>
           <w:lang w:eastAsia="es-PE"/>
-          <w14:ligatures w14:val="none"/>
+          <ns2:ligatures ns2:val="none"/>
         </w:rPr>
         <w:t/>
       </w:r>
@@ -2189,7 +2189,7 @@
         <w:rPr>
           <w:rFonts w:ascii="Arial Narrow" w:eastAsia="Arial Narrow" w:hAnsi="Arial Narrow" w:cs="Arial Narrow"/>
           <w:kern w:val="0"/>
-          <w14:ligatures w14:val="none"/>
+          <ns2:ligatures ns2:val="none"/>
         </w:rPr>
         <w:t xml:space="preserve"> y 19</w:t>
       </w:r>
@@ -2199,7 +2199,7 @@
           <w:color w:val="000000"/>
           <w:kern w:val="0"/>
           <w:lang w:eastAsia="es-PE"/>
-          <w14:ligatures w14:val="none"/>
+          <ns2:ligatures ns2:val="none"/>
         </w:rPr>
         <w:t/>
       </w:r>
@@ -2207,7 +2207,7 @@
         <w:rPr>
           <w:rFonts w:ascii="Arial Narrow" w:eastAsia="Arial Narrow" w:hAnsi="Arial Narrow" w:cs="Arial Narrow"/>
           <w:kern w:val="0"/>
-          <w14:ligatures w14:val="none"/>
+          <ns2:ligatures ns2:val="none"/>
         </w:rPr>
         <w:t xml:space="preserve"> del Código</w:t>
       </w:r>
@@ -2217,7 +2217,7 @@
           <w:rFonts w:ascii="Arial Narrow" w:eastAsia="Arial Narrow" w:hAnsi="Arial Narrow" w:cs="Arial"/>
           <w:kern w:val="0"/>
           <w:vertAlign w:val="superscript"/>
-          <w14:ligatures w14:val="none"/>
+          <ns2:ligatures ns2:val="none"/>
         </w:rPr>
         <w:footnoteReference w:id="4"/>
       </w:r>
@@ -2225,12 +2225,12 @@
         <w:rPr>
           <w:rFonts w:ascii="Arial Narrow" w:eastAsia="Arial Narrow" w:hAnsi="Arial Narrow" w:cs="Arial Narrow"/>
           <w:kern w:val="0"/>
-          <w14:ligatures w14:val="none"/>
+          <ns2:ligatures ns2:val="none"/>
         </w:rPr>
         <w:t>.</w:t>
       </w:r>
     </w:p>
-    <w:p>
+    <w:p ns2:paraId="5899ED1E" ns2:textId="77777777">
       <w:pPr>
         <w:pStyle w:val="Prrafodelista"/>
         <w:spacing w:after="0" w:line="240" w:lineRule="auto"/>
@@ -2239,11 +2239,11 @@
         <w:rPr>
           <w:rFonts w:ascii="Arial Narrow" w:eastAsia="Arial Narrow" w:hAnsi="Arial Narrow" w:cs="Arial Narrow"/>
           <w:kern w:val="0"/>
-          <w14:ligatures w14:val="none"/>
-        </w:rPr>
-      </w:pPr>
-    </w:p>
-    <w:p>
+          <ns2:ligatures ns2:val="none"/>
+        </w:rPr>
+      </w:pPr>
+    </w:p>
+    <w:p ns2:paraId="26E6C417" ns2:textId="125038A9">
       <w:pPr>
         <w:pStyle w:val="Prrafodelista"/>
         <w:numPr>
@@ -2256,14 +2256,14 @@
         <w:rPr>
           <w:rFonts w:ascii="Arial Narrow" w:eastAsia="Arial Narrow" w:hAnsi="Arial Narrow" w:cs="Arial Narrow"/>
           <w:kern w:val="0"/>
-          <w14:ligatures w14:val="none"/>
-        </w:rPr>
-      </w:pPr>
-      <w:r>
-        <w:rPr>
-          <w:rFonts w:ascii="Arial Narrow" w:eastAsia="Arial Narrow" w:hAnsi="Arial Narrow" w:cs="Arial Narrow"/>
-          <w:kern w:val="0"/>
-          <w14:ligatures w14:val="none"/>
+          <ns2:ligatures ns2:val="none"/>
+        </w:rPr>
+      </w:pPr>
+      <w:r>
+        <w:rPr>
+          <w:rFonts w:ascii="Arial Narrow" w:eastAsia="Arial Narrow" w:hAnsi="Arial Narrow" w:cs="Arial Narrow"/>
+          <w:kern w:val="0"/>
+          <ns2:ligatures ns2:val="none"/>
         </w:rPr>
         <w:t xml:space="preserve">Asimismo, la Secretaría Técnica, en ejercicio de sus facultades, considera que el hecho denunciado, consistente en que </w:t>
       </w:r>
@@ -2286,7 +2286,7 @@
         <w:rPr>
           <w:rFonts w:ascii="Arial Narrow" w:eastAsia="Arial Narrow" w:hAnsi="Arial Narrow" w:cs="Arial Narrow"/>
           <w:kern w:val="0"/>
-          <w14:ligatures w14:val="none"/>
+          <ns2:ligatures ns2:val="none"/>
         </w:rPr>
         <w:t>habría</w:t>
       </w:r>
@@ -2294,7 +2294,7 @@
         <w:rPr>
           <w:rFonts w:ascii="Arial Narrow" w:eastAsia="Arial Narrow" w:hAnsi="Arial Narrow" w:cs="Arial Narrow"/>
           <w:kern w:val="0"/>
-          <w14:ligatures w14:val="none"/>
+          <ns2:ligatures ns2:val="none"/>
         </w:rPr>
         <w:t>n</w:t>
       </w:r>
@@ -2302,7 +2302,7 @@
         <w:rPr>
           <w:rFonts w:ascii="Arial Narrow" w:eastAsia="Arial Narrow" w:hAnsi="Arial Narrow" w:cs="Arial Narrow"/>
           <w:kern w:val="0"/>
-          <w14:ligatures w14:val="none"/>
+          <ns2:ligatures ns2:val="none"/>
         </w:rPr>
         <w:t xml:space="preserve"> </w:t>
       </w:r>
@@ -2310,7 +2310,7 @@
         <w:rPr>
           <w:rFonts w:ascii="Arial Narrow" w:eastAsia="Arial Narrow" w:hAnsi="Arial Narrow" w:cs="Arial Narrow"/>
           <w:kern w:val="0"/>
-          <w14:ligatures w14:val="none"/>
+          <ns2:ligatures ns2:val="none"/>
         </w:rPr>
         <w:t>suspendido</w:t>
       </w:r>
@@ -2318,7 +2318,7 @@
         <w:rPr>
           <w:rFonts w:ascii="Arial Narrow" w:eastAsia="Arial Narrow" w:hAnsi="Arial Narrow" w:cs="Arial Narrow"/>
           <w:kern w:val="0"/>
-          <w14:ligatures w14:val="none"/>
+          <ns2:ligatures ns2:val="none"/>
         </w:rPr>
         <w:t xml:space="preserve"> la póliza del Seguro de Vida Sepelio 6202059900004 de </w:t>
       </w:r>
@@ -2326,7 +2326,7 @@
         <w:rPr>
           <w:rFonts w:ascii="Arial Narrow" w:eastAsia="Arial Narrow" w:hAnsi="Arial Narrow" w:cs="Arial Narrow"/>
           <w:kern w:val="0"/>
-          <w14:ligatures w14:val="none"/>
+          <ns2:ligatures ns2:val="none"/>
         </w:rPr>
         <w:t>la madre de la denunciante</w:t>
       </w:r>
@@ -2334,7 +2334,7 @@
         <w:rPr>
           <w:rFonts w:ascii="Arial Narrow" w:eastAsia="Arial Narrow" w:hAnsi="Arial Narrow" w:cs="Arial Narrow"/>
           <w:kern w:val="0"/>
-          <w14:ligatures w14:val="none"/>
+          <ns2:ligatures ns2:val="none"/>
         </w:rPr>
         <w:t xml:space="preserve"> por falta de pago desde diciembre del 2021, pese a que se realizó los pagos correspondientes a dicha póliza desde su contratación </w:t>
       </w:r>
@@ -2342,7 +2342,7 @@
         <w:rPr>
           <w:rFonts w:ascii="Arial Narrow" w:eastAsia="Arial Narrow" w:hAnsi="Arial Narrow" w:cs="Arial Narrow"/>
           <w:kern w:val="0"/>
-          <w14:ligatures w14:val="none"/>
+          <ns2:ligatures ns2:val="none"/>
         </w:rPr>
         <w:t>en</w:t>
       </w:r>
@@ -2350,7 +2350,7 @@
         <w:rPr>
           <w:rFonts w:ascii="Arial Narrow" w:eastAsia="Arial Narrow" w:hAnsi="Arial Narrow" w:cs="Arial Narrow"/>
           <w:kern w:val="0"/>
-          <w14:ligatures w14:val="none"/>
+          <ns2:ligatures ns2:val="none"/>
         </w:rPr>
         <w:t xml:space="preserve"> julio del 2006</w:t>
       </w:r>
@@ -2358,12 +2358,12 @@
         <w:rPr>
           <w:rFonts w:ascii="Arial Narrow" w:eastAsia="Arial Narrow" w:hAnsi="Arial Narrow" w:cs="Arial Narrow"/>
           <w:kern w:val="0"/>
-          <w14:ligatures w14:val="none"/>
+          <ns2:ligatures ns2:val="none"/>
         </w:rPr>
         <w:t>; involucraría una presunta afectación a sus expectativas, quien no habría encontrado una correspondencia entre lo que esperaba recibir de parte del proveedor y lo que realmente recibió. Por consiguiente, corresponde calificar el hecho materia de denuncia como una presunta infracción al deber de idoneidad, tipificado en los artículos 18 y 19 del Código.</w:t>
       </w:r>
     </w:p>
-    <w:p>
+    <w:p ns2:paraId="44B14DDC" ns2:textId="77777777">
       <w:pPr>
         <w:pStyle w:val="Prrafodelista"/>
         <w:spacing w:after="0" w:line="240" w:lineRule="auto"/>
@@ -2372,11 +2372,11 @@
         <w:rPr>
           <w:rFonts w:ascii="Arial Narrow" w:eastAsia="Arial Narrow" w:hAnsi="Arial Narrow" w:cs="Arial Narrow"/>
           <w:kern w:val="0"/>
-          <w14:ligatures w14:val="none"/>
-        </w:rPr>
-      </w:pPr>
-    </w:p>
-    <w:p>
+          <ns2:ligatures ns2:val="none"/>
+        </w:rPr>
+      </w:pPr>
+    </w:p>
+    <w:p ns2:paraId="6104CA16" ns2:textId="2A9A5967">
       <w:pPr>
         <w:pStyle w:val="Prrafodelista"/>
         <w:numPr>
@@ -2389,14 +2389,14 @@
         <w:rPr>
           <w:rFonts w:ascii="Arial Narrow" w:eastAsia="Arial Narrow" w:hAnsi="Arial Narrow" w:cs="Arial Narrow"/>
           <w:kern w:val="0"/>
-          <w14:ligatures w14:val="none"/>
-        </w:rPr>
-      </w:pPr>
-      <w:r>
-        <w:rPr>
-          <w:rFonts w:ascii="Arial Narrow" w:eastAsia="Arial Narrow" w:hAnsi="Arial Narrow" w:cs="Arial Narrow"/>
-          <w:kern w:val="0"/>
-          <w14:ligatures w14:val="none"/>
+          <ns2:ligatures ns2:val="none"/>
+        </w:rPr>
+      </w:pPr>
+      <w:r>
+        <w:rPr>
+          <w:rFonts w:ascii="Arial Narrow" w:eastAsia="Arial Narrow" w:hAnsi="Arial Narrow" w:cs="Arial Narrow"/>
+          <w:kern w:val="0"/>
+          <ns2:ligatures ns2:val="none"/>
         </w:rPr>
         <w:t xml:space="preserve">Así también, la Secretaría Técnica, en ejercicio de sus facultades, considera que el hecho denunciado, consistente en que </w:t>
       </w:r>
@@ -2404,7 +2404,7 @@
         <w:rPr>
           <w:rFonts w:ascii="Arial Narrow" w:eastAsia="Arial Narrow" w:hAnsi="Arial Narrow" w:cs="Arial Narrow"/>
           <w:kern w:val="0"/>
-          <w14:ligatures w14:val="none"/>
+          <ns2:ligatures ns2:val="none"/>
         </w:rPr>
         <w:t xml:space="preserve">Mapfre Perú Compañía de Seguros y Reaseguros S.A. y al Comité de Administración del Fondo de Asistencia y Estímulo de los Trabajadores del Sector Educación </w:t>
       </w:r>
@@ -2412,7 +2412,7 @@
         <w:rPr>
           <w:rFonts w:ascii="Arial Narrow" w:eastAsia="Arial Narrow" w:hAnsi="Arial Narrow" w:cs="Arial Narrow"/>
           <w:kern w:val="0"/>
-          <w14:ligatures w14:val="none"/>
+          <ns2:ligatures ns2:val="none"/>
         </w:rPr>
         <w:t>no habría</w:t>
       </w:r>
@@ -2420,7 +2420,7 @@
         <w:rPr>
           <w:rFonts w:ascii="Arial Narrow" w:eastAsia="Arial Narrow" w:hAnsi="Arial Narrow" w:cs="Arial Narrow"/>
           <w:kern w:val="0"/>
-          <w14:ligatures w14:val="none"/>
+          <ns2:ligatures ns2:val="none"/>
         </w:rPr>
         <w:t>n</w:t>
       </w:r>
@@ -2428,7 +2428,7 @@
         <w:rPr>
           <w:rFonts w:ascii="Arial Narrow" w:eastAsia="Arial Narrow" w:hAnsi="Arial Narrow" w:cs="Arial Narrow"/>
           <w:kern w:val="0"/>
-          <w14:ligatures w14:val="none"/>
+          <ns2:ligatures ns2:val="none"/>
         </w:rPr>
         <w:t xml:space="preserve"> cumplido con brindar al denunciante información</w:t>
       </w:r>
@@ -2436,7 +2436,7 @@
         <w:rPr>
           <w:rFonts w:ascii="Arial Narrow" w:eastAsia="Arial Narrow" w:hAnsi="Arial Narrow" w:cs="Arial Narrow"/>
           <w:kern w:val="0"/>
-          <w14:ligatures w14:val="none"/>
+          <ns2:ligatures ns2:val="none"/>
         </w:rPr>
         <w:t xml:space="preserve"> </w:t>
       </w:r>
@@ -2444,7 +2444,7 @@
         <w:rPr>
           <w:rFonts w:ascii="Arial Narrow" w:eastAsia="Arial Narrow" w:hAnsi="Arial Narrow" w:cs="Arial Narrow"/>
           <w:kern w:val="0"/>
-          <w14:ligatures w14:val="none"/>
+          <ns2:ligatures ns2:val="none"/>
         </w:rPr>
         <w:t xml:space="preserve">de </w:t>
       </w:r>
@@ -2452,7 +2452,7 @@
         <w:rPr>
           <w:rFonts w:ascii="Arial Narrow" w:eastAsia="Arial Narrow" w:hAnsi="Arial Narrow" w:cs="Arial Narrow"/>
           <w:kern w:val="0"/>
-          <w14:ligatures w14:val="none"/>
+          <ns2:ligatures ns2:val="none"/>
         </w:rPr>
         <w:t xml:space="preserve">que la Oficina de Normalización Previsional debía encargarse de realizar el pago mensual por concepto de </w:t>
       </w:r>
@@ -2460,7 +2460,7 @@
         <w:rPr>
           <w:rFonts w:ascii="Arial Narrow" w:eastAsia="Arial Narrow" w:hAnsi="Arial Narrow" w:cs="Arial Narrow"/>
           <w:kern w:val="0"/>
-          <w14:ligatures w14:val="none"/>
+          <ns2:ligatures ns2:val="none"/>
         </w:rPr>
         <w:t>la póliza del Seguro de Vida Sepelio 6202059900004</w:t>
       </w:r>
@@ -2468,7 +2468,7 @@
         <w:rPr>
           <w:rFonts w:ascii="Arial Narrow" w:eastAsia="Arial Narrow" w:hAnsi="Arial Narrow" w:cs="Arial Narrow"/>
           <w:kern w:val="0"/>
-          <w14:ligatures w14:val="none"/>
+          <ns2:ligatures ns2:val="none"/>
         </w:rPr>
         <w:t>, a efectos de que continuara vigente</w:t>
       </w:r>
@@ -2476,7 +2476,7 @@
         <w:rPr>
           <w:rFonts w:ascii="Arial Narrow" w:eastAsia="Arial Narrow" w:hAnsi="Arial Narrow" w:cs="Arial Narrow"/>
           <w:kern w:val="0"/>
-          <w14:ligatures w14:val="none"/>
+          <ns2:ligatures ns2:val="none"/>
         </w:rPr>
         <w:t>. Por consiguiente, corresponde calificar el hecho materia de denuncia como una presunta infracción al deber de información, tipificado en el artículo 1, numeral 1, literal b) y al artículo 2 del Código</w:t>
       </w:r>
@@ -2486,7 +2486,7 @@
           <w:rFonts w:ascii="Arial Narrow" w:eastAsia="Arial Narrow" w:hAnsi="Arial Narrow" w:cs="Arial"/>
           <w:kern w:val="0"/>
           <w:vertAlign w:val="superscript"/>
-          <w14:ligatures w14:val="none"/>
+          <ns2:ligatures ns2:val="none"/>
         </w:rPr>
         <w:footnoteReference w:id="5"/>
       </w:r>
@@ -2494,23 +2494,23 @@
         <w:rPr>
           <w:rFonts w:ascii="Arial Narrow" w:eastAsia="Arial Narrow" w:hAnsi="Arial Narrow" w:cs="Arial Narrow"/>
           <w:kern w:val="0"/>
-          <w14:ligatures w14:val="none"/>
+          <ns2:ligatures ns2:val="none"/>
         </w:rPr>
         <w:t>.</w:t>
       </w:r>
     </w:p>
-    <w:p>
+    <w:p ns2:paraId="28664418" ns2:textId="77777777">
       <w:pPr>
         <w:pStyle w:val="Prrafodelista"/>
         <w:spacing w:line="240" w:lineRule="auto"/>
         <w:rPr>
           <w:rFonts w:ascii="Arial Narrow" w:eastAsia="Arial Narrow" w:hAnsi="Arial Narrow" w:cs="Arial Narrow"/>
           <w:kern w:val="0"/>
-          <w14:ligatures w14:val="none"/>
-        </w:rPr>
-      </w:pPr>
-    </w:p>
-    <w:p>
+          <ns2:ligatures ns2:val="none"/>
+        </w:rPr>
+      </w:pPr>
+    </w:p>
+    <w:p ns2:paraId="639A060B" ns2:textId="762CDCE1">
       <w:pPr>
         <w:pStyle w:val="Prrafodelista"/>
         <w:numPr>
@@ -2523,14 +2523,14 @@
         <w:rPr>
           <w:rFonts w:ascii="Arial Narrow" w:eastAsia="Arial Narrow" w:hAnsi="Arial Narrow" w:cs="Arial Narrow"/>
           <w:kern w:val="0"/>
-          <w14:ligatures w14:val="none"/>
-        </w:rPr>
-      </w:pPr>
-      <w:r>
-        <w:rPr>
-          <w:rFonts w:ascii="Arial Narrow" w:eastAsia="Arial Narrow" w:hAnsi="Arial Narrow" w:cs="Arial Narrow"/>
-          <w:kern w:val="0"/>
-          <w14:ligatures w14:val="none"/>
+          <ns2:ligatures ns2:val="none"/>
+        </w:rPr>
+      </w:pPr>
+      <w:r>
+        <w:rPr>
+          <w:rFonts w:ascii="Arial Narrow" w:eastAsia="Arial Narrow" w:hAnsi="Arial Narrow" w:cs="Arial Narrow"/>
+          <w:kern w:val="0"/>
+          <ns2:ligatures ns2:val="none"/>
         </w:rPr>
         <w:t xml:space="preserve">Además, la Secretaría Técnica, en ejercicio de sus facultades, considera que el hecho denunciado, consistente en que </w:t>
       </w:r>
@@ -2538,7 +2538,7 @@
         <w:rPr>
           <w:rFonts w:ascii="Arial Narrow" w:eastAsia="Arial Narrow" w:hAnsi="Arial Narrow" w:cs="Arial Narrow"/>
           <w:kern w:val="0"/>
-          <w14:ligatures w14:val="none"/>
+          <ns2:ligatures ns2:val="none"/>
         </w:rPr>
         <w:t xml:space="preserve">Mapfre Perú Compañía de Seguros y Reaseguros S.A. y al Comité de Administración del Fondo de Asistencia y Estímulo de los Trabajadores del Sector Educación </w:t>
       </w:r>
@@ -2546,7 +2546,7 @@
         <w:rPr>
           <w:rFonts w:ascii="Arial Narrow" w:eastAsia="Arial Narrow" w:hAnsi="Arial Narrow" w:cs="Arial Narrow"/>
           <w:kern w:val="0"/>
-          <w14:ligatures w14:val="none"/>
+          <ns2:ligatures ns2:val="none"/>
         </w:rPr>
         <w:t>no habría</w:t>
       </w:r>
@@ -2554,7 +2554,7 @@
         <w:rPr>
           <w:rFonts w:ascii="Arial Narrow" w:eastAsia="Arial Narrow" w:hAnsi="Arial Narrow" w:cs="Arial Narrow"/>
           <w:kern w:val="0"/>
-          <w14:ligatures w14:val="none"/>
+          <ns2:ligatures ns2:val="none"/>
         </w:rPr>
         <w:t>n</w:t>
       </w:r>
@@ -2562,7 +2562,7 @@
         <w:rPr>
           <w:rFonts w:ascii="Arial Narrow" w:eastAsia="Arial Narrow" w:hAnsi="Arial Narrow" w:cs="Arial Narrow"/>
           <w:kern w:val="0"/>
-          <w14:ligatures w14:val="none"/>
+          <ns2:ligatures ns2:val="none"/>
         </w:rPr>
         <w:t xml:space="preserve"> cumplido con brindar al denunciante información </w:t>
       </w:r>
@@ -2570,7 +2570,7 @@
         <w:rPr>
           <w:rFonts w:ascii="Arial Narrow" w:eastAsia="Arial Narrow" w:hAnsi="Arial Narrow" w:cs="Arial Narrow"/>
           <w:kern w:val="0"/>
-          <w14:ligatures w14:val="none"/>
+          <ns2:ligatures ns2:val="none"/>
         </w:rPr>
         <w:t>del tiempo límite para realizar el pago de las cuotas de la póliza del Seguro de Vida Sepelio 6202059900004</w:t>
       </w:r>
@@ -2578,7 +2578,7 @@
         <w:rPr>
           <w:rFonts w:ascii="Arial Narrow" w:eastAsia="Arial Narrow" w:hAnsi="Arial Narrow" w:cs="Arial Narrow"/>
           <w:kern w:val="0"/>
-          <w14:ligatures w14:val="none"/>
+          <ns2:ligatures ns2:val="none"/>
         </w:rPr>
         <w:t xml:space="preserve"> y de</w:t>
       </w:r>
@@ -2586,7 +2586,7 @@
         <w:rPr>
           <w:rFonts w:ascii="Arial Narrow" w:eastAsia="Arial Narrow" w:hAnsi="Arial Narrow" w:cs="Arial Narrow"/>
           <w:kern w:val="0"/>
-          <w14:ligatures w14:val="none"/>
+          <ns2:ligatures ns2:val="none"/>
         </w:rPr>
         <w:t xml:space="preserve"> la suspensión de la póliza por falta de pago</w:t>
       </w:r>
@@ -2594,12 +2594,12 @@
         <w:rPr>
           <w:rFonts w:ascii="Arial Narrow" w:eastAsia="Arial Narrow" w:hAnsi="Arial Narrow" w:cs="Arial Narrow"/>
           <w:kern w:val="0"/>
-          <w14:ligatures w14:val="none"/>
+          <ns2:ligatures ns2:val="none"/>
         </w:rPr>
         <w:t>. Por consiguiente, corresponde calificar el hecho materia de denuncia como una presunta infracción al deber de información, tipificado en el artículo 1, numeral 1, literal b) y al artículo 2 del Código.</w:t>
       </w:r>
     </w:p>
-    <w:p>
+    <w:p ns2:paraId="4F1E88E9" ns2:textId="77777777">
       <w:pPr>
         <w:pStyle w:val="Prrafodelista"/>
         <w:spacing w:after="0" w:line="240" w:lineRule="auto"/>
@@ -2609,11 +2609,11 @@
           <w:rFonts w:ascii="Arial Narrow" w:eastAsia="Calibri" w:hAnsi="Arial Narrow" w:cs="Arial Narrow"/>
           <w:kern w:val="0"/>
           <w:lang w:eastAsia="es-PE"/>
-          <w14:ligatures w14:val="none"/>
-        </w:rPr>
-      </w:pPr>
-    </w:p>
-    <w:p>
+          <ns2:ligatures ns2:val="none"/>
+        </w:rPr>
+      </w:pPr>
+    </w:p>
+    <w:p ns2:paraId="53370C61" ns2:textId="1B55B3A6">
       <w:pPr>
         <w:pStyle w:val="Prrafodelista"/>
         <w:numPr>
@@ -2627,7 +2627,7 @@
           <w:rFonts w:ascii="Arial Narrow" w:eastAsia="Calibri" w:hAnsi="Arial Narrow" w:cs="Arial Narrow"/>
           <w:kern w:val="0"/>
           <w:lang w:eastAsia="es-PE"/>
-          <w14:ligatures w14:val="none"/>
+          <ns2:ligatures ns2:val="none"/>
         </w:rPr>
       </w:pPr>
       <w:r>
@@ -2636,7 +2636,7 @@
           <w:color w:val="000000"/>
           <w:kern w:val="0"/>
           <w:lang w:eastAsia="es-PE"/>
-          <w14:ligatures w14:val="none"/>
+          <ns2:ligatures ns2:val="none"/>
         </w:rPr>
         <w:t>En tanto la denuncia reúne los requisitos establecidos por la norma citada, corresponde admitirla a trámite</w:t>
       </w:r>
@@ -2646,7 +2646,7 @@
           <w:rFonts w:ascii="Arial Narrow" w:eastAsia="Arial Narrow" w:hAnsi="Arial Narrow" w:cs="Arial Narrow"/>
           <w:kern w:val="0"/>
           <w:vertAlign w:val="superscript"/>
-          <w14:ligatures w14:val="none"/>
+          <ns2:ligatures ns2:val="none"/>
         </w:rPr>
         <w:footnoteReference w:id="6"/>
       </w:r>
@@ -2656,12 +2656,12 @@
           <w:color w:val="000000"/>
           <w:kern w:val="0"/>
           <w:lang w:eastAsia="es-PE"/>
-          <w14:ligatures w14:val="none"/>
+          <ns2:ligatures ns2:val="none"/>
         </w:rPr>
         <w:t>.</w:t>
       </w:r>
     </w:p>
-    <w:p>
+    <w:p ns2:paraId="01E2C693" ns2:textId="77777777">
       <w:pPr>
         <w:spacing w:after="0" w:line="240" w:lineRule="auto"/>
         <w:ind w:left="567"/>
@@ -2672,11 +2672,11 @@
           <w:color w:val="000000"/>
           <w:kern w:val="0"/>
           <w:lang w:eastAsia="es-PE"/>
-          <w14:ligatures w14:val="none"/>
-        </w:rPr>
-      </w:pPr>
-    </w:p>
-    <w:p>
+          <ns2:ligatures ns2:val="none"/>
+        </w:rPr>
+      </w:pPr>
+    </w:p>
+    <w:p ns2:paraId="73E8A701" ns2:textId="77777777">
       <w:pPr>
         <w:pStyle w:val="Prrafodelista"/>
         <w:numPr>
@@ -2696,22 +2696,22 @@
           <w:color w:val="000000"/>
           <w:kern w:val="0"/>
           <w:lang w:eastAsia="es-PE"/>
-          <w14:ligatures w14:val="none"/>
-        </w:rPr>
-      </w:pPr>
-      <w:r>
-        <w:rPr>
-          <w:rFonts w:ascii="Arial Narrow" w:eastAsia="Arial Narrow" w:hAnsi="Arial Narrow" w:cs="Arial Narrow"/>
-          <w:b/>
-          <w:color w:val="000000"/>
-          <w:kern w:val="0"/>
-          <w:lang w:eastAsia="es-PE"/>
-          <w14:ligatures w14:val="none"/>
+          <ns2:ligatures ns2:val="none"/>
+        </w:rPr>
+      </w:pPr>
+      <w:r>
+        <w:rPr>
+          <w:rFonts w:ascii="Arial Narrow" w:eastAsia="Arial Narrow" w:hAnsi="Arial Narrow" w:cs="Arial Narrow"/>
+          <w:b/>
+          <w:color w:val="000000"/>
+          <w:kern w:val="0"/>
+          <w:lang w:eastAsia="es-PE"/>
+          <ns2:ligatures ns2:val="none"/>
         </w:rPr>
         <w:t>REQUERIMIENTO DE INFORMACION</w:t>
       </w:r>
     </w:p>
-    <w:p>
+    <w:p ns2:paraId="3F5BB4A5" ns2:textId="77777777">
       <w:pPr>
         <w:spacing w:after="0" w:line="240" w:lineRule="auto"/>
         <w:jc w:val="both"/>
@@ -2720,11 +2720,11 @@
           <w:color w:val="000000"/>
           <w:kern w:val="0"/>
           <w:lang w:val="es-ES" w:eastAsia="es-ES"/>
-          <w14:ligatures w14:val="none"/>
-        </w:rPr>
-      </w:pPr>
-    </w:p>
-    <w:p>
+          <ns2:ligatures ns2:val="none"/>
+        </w:rPr>
+      </w:pPr>
+    </w:p>
+    <w:p ns2:paraId="4CEE1A8B" ns2:textId="77777777">
       <w:pPr>
         <w:pStyle w:val="Prrafodelista"/>
         <w:numPr>
@@ -2739,7 +2739,7 @@
           <w:color w:val="000000"/>
           <w:kern w:val="0"/>
           <w:lang w:val="es-ES" w:eastAsia="es-ES"/>
-          <w14:ligatures w14:val="none"/>
+          <ns2:ligatures ns2:val="none"/>
         </w:rPr>
       </w:pPr>
       <w:r>
@@ -2748,7 +2748,7 @@
           <w:color w:val="000000"/>
           <w:kern w:val="0"/>
           <w:lang w:val="es-ES" w:eastAsia="es-ES"/>
-          <w14:ligatures w14:val="none"/>
+          <ns2:ligatures ns2:val="none"/>
         </w:rPr>
         <w:t xml:space="preserve">A efectos </w:t>
       </w:r>
@@ -2758,7 +2758,7 @@
           <w:color w:val="000000"/>
           <w:kern w:val="0"/>
           <w:lang w:val="es-ES" w:eastAsia="es-ES"/>
-          <w14:ligatures w14:val="none"/>
+          <ns2:ligatures ns2:val="none"/>
         </w:rPr>
         <w:t xml:space="preserve">de tener mayores elementos que sirvan para la resolución definitiva del presente caso, la Secretaría Técnica, en ejercicio de las facultades que la ley le confiere, conviene requerir a los proveedores denunciados que, en un plazo no mayor de cinco (5) días hábiles contado a partir del día siguiente de la </w:t>
       </w:r>
@@ -2768,12 +2768,12 @@
           <w:color w:val="000000"/>
           <w:kern w:val="0"/>
           <w:lang w:val="es-ES" w:eastAsia="es-ES"/>
-          <w14:ligatures w14:val="none"/>
+          <ns2:ligatures ns2:val="none"/>
         </w:rPr>
         <w:t>notificación de la presente resolución, cumplan con lo siguiente:</w:t>
       </w:r>
     </w:p>
-    <w:p>
+    <w:p ns2:paraId="657D262D" ns2:textId="77777777">
       <w:pPr>
         <w:pStyle w:val="Prrafodelista"/>
         <w:spacing w:after="0" w:line="240" w:lineRule="auto"/>
@@ -2784,11 +2784,11 @@
           <w:color w:val="000000"/>
           <w:kern w:val="0"/>
           <w:lang w:val="es-ES" w:eastAsia="es-ES"/>
-          <w14:ligatures w14:val="none"/>
-        </w:rPr>
-      </w:pPr>
-    </w:p>
-    <w:p>
+          <ns2:ligatures ns2:val="none"/>
+        </w:rPr>
+      </w:pPr>
+    </w:p>
+    <w:p ns2:paraId="0D2E8AD4" ns2:textId="066A9048">
       <w:pPr>
         <w:pStyle w:val="Prrafodelista"/>
         <w:spacing w:after="0" w:line="240" w:lineRule="auto"/>
@@ -2799,7 +2799,7 @@
           <w:color w:val="000000"/>
           <w:kern w:val="0"/>
           <w:lang w:val="es-ES" w:eastAsia="es-ES"/>
-          <w14:ligatures w14:val="none"/>
+          <ns2:ligatures ns2:val="none"/>
         </w:rPr>
       </w:pPr>
       <w:r>
@@ -2809,7 +2809,7 @@
           <w:kern w:val="0"/>
           <w:u w:val="single"/>
           <w:lang w:val="es-ES" w:eastAsia="es-ES"/>
-          <w14:ligatures w14:val="none"/>
+          <ns2:ligatures ns2:val="none"/>
         </w:rPr>
         <w:t xml:space="preserve">A </w:t>
       </w:r>
@@ -2826,7 +2826,7 @@
           <w:color w:val="000000"/>
           <w:kern w:val="0"/>
           <w:lang w:val="es-ES" w:eastAsia="es-ES"/>
-          <w14:ligatures w14:val="none"/>
+          <ns2:ligatures ns2:val="none"/>
         </w:rPr>
         <w:t xml:space="preserve">: </w:t>
       </w:r>
@@ -2836,7 +2836,7 @@
           <w:color w:val="000000"/>
           <w:kern w:val="0"/>
           <w:lang w:val="es-ES" w:eastAsia="es-ES"/>
-          <w14:ligatures w14:val="none"/>
+          <ns2:ligatures ns2:val="none"/>
         </w:rPr>
         <w:t>(</w:t>
       </w:r>
@@ -2846,7 +2846,7 @@
           <w:color w:val="000000"/>
           <w:kern w:val="0"/>
           <w:lang w:val="es-ES" w:eastAsia="es-ES"/>
-          <w14:ligatures w14:val="none"/>
+          <ns2:ligatures ns2:val="none"/>
         </w:rPr>
         <w:t xml:space="preserve">(i) presentar una copia completa, legible y debidamente suscrita de la Póliza </w:t>
       </w:r>
@@ -2857,7 +2857,7 @@
           <w:color w:val="000000"/>
           <w:kern w:val="0"/>
           <w:lang w:val="es-ES" w:eastAsia="es-ES"/>
-          <w14:ligatures w14:val="none"/>
+          <ns2:ligatures ns2:val="none"/>
         </w:rPr>
         <w:t/>
       </w:r>
@@ -2868,7 +2868,7 @@
           <w:color w:val="000000"/>
           <w:kern w:val="0"/>
           <w:lang w:val="es-ES" w:eastAsia="es-ES"/>
-          <w14:ligatures w14:val="none"/>
+          <ns2:ligatures ns2:val="none"/>
         </w:rPr>
         <w:t xml:space="preserve"> 6202059900004; y, (</w:t>
       </w:r>
@@ -2879,7 +2879,7 @@
           <w:color w:val="000000"/>
           <w:kern w:val="0"/>
           <w:lang w:val="es-ES" w:eastAsia="es-ES"/>
-          <w14:ligatures w14:val="none"/>
+          <ns2:ligatures ns2:val="none"/>
         </w:rPr>
         <w:t>ii</w:t>
       </w:r>
@@ -2890,7 +2890,7 @@
           <w:color w:val="000000"/>
           <w:kern w:val="0"/>
           <w:lang w:val="es-ES" w:eastAsia="es-ES"/>
-          <w14:ligatures w14:val="none"/>
+          <ns2:ligatures ns2:val="none"/>
         </w:rPr>
         <w:t>) presentar los medios probatorios que acrediten que gestionó el pago de las primas ante el empleador de la asegura</w:t>
       </w:r>
@@ -2900,7 +2900,7 @@
           <w:color w:val="000000"/>
           <w:kern w:val="0"/>
           <w:lang w:val="es-ES" w:eastAsia="es-ES"/>
-          <w14:ligatures w14:val="none"/>
+          <ns2:ligatures ns2:val="none"/>
         </w:rPr>
         <w:t>dora</w:t>
       </w:r>
@@ -2910,7 +2910,7 @@
           <w:color w:val="000000"/>
           <w:kern w:val="0"/>
           <w:lang w:val="es-ES" w:eastAsia="es-ES"/>
-          <w14:ligatures w14:val="none"/>
+          <ns2:ligatures ns2:val="none"/>
         </w:rPr>
         <w:t>; y, (</w:t>
       </w:r>
@@ -2921,7 +2921,7 @@
           <w:color w:val="000000"/>
           <w:kern w:val="0"/>
           <w:lang w:val="es-ES" w:eastAsia="es-ES"/>
-          <w14:ligatures w14:val="none"/>
+          <ns2:ligatures ns2:val="none"/>
         </w:rPr>
         <w:t>iii</w:t>
       </w:r>
@@ -2932,7 +2932,7 @@
           <w:color w:val="000000"/>
           <w:kern w:val="0"/>
           <w:lang w:val="es-ES" w:eastAsia="es-ES"/>
-          <w14:ligatures w14:val="none"/>
+          <ns2:ligatures ns2:val="none"/>
         </w:rPr>
         <w:t xml:space="preserve">) presentar un cronograma de pagos de la Póliza </w:t>
       </w:r>
@@ -2943,7 +2943,7 @@
           <w:color w:val="000000"/>
           <w:kern w:val="0"/>
           <w:lang w:val="es-ES" w:eastAsia="es-ES"/>
-          <w14:ligatures w14:val="none"/>
+          <ns2:ligatures ns2:val="none"/>
         </w:rPr>
         <w:t/>
       </w:r>
@@ -2954,7 +2954,7 @@
           <w:color w:val="000000"/>
           <w:kern w:val="0"/>
           <w:lang w:val="es-ES" w:eastAsia="es-ES"/>
-          <w14:ligatures w14:val="none"/>
+          <ns2:ligatures ns2:val="none"/>
         </w:rPr>
         <w:t xml:space="preserve"> 6202059900004</w:t>
       </w:r>
@@ -2964,12 +2964,12 @@
           <w:color w:val="000000"/>
           <w:kern w:val="0"/>
           <w:lang w:val="es-ES" w:eastAsia="es-ES"/>
-          <w14:ligatures w14:val="none"/>
+          <ns2:ligatures ns2:val="none"/>
         </w:rPr>
         <w:t>.</w:t>
       </w:r>
     </w:p>
-    <w:p>
+    <w:p ns2:paraId="4D90B1DE" ns2:textId="77777777">
       <w:pPr>
         <w:pStyle w:val="Prrafodelista"/>
         <w:spacing w:after="0" w:line="240" w:lineRule="auto"/>
@@ -2981,11 +2981,11 @@
           <w:kern w:val="0"/>
           <w:u w:val="single"/>
           <w:lang w:val="es-ES" w:eastAsia="es-ES"/>
-          <w14:ligatures w14:val="none"/>
-        </w:rPr>
-      </w:pPr>
-    </w:p>
-    <w:p>
+          <ns2:ligatures ns2:val="none"/>
+        </w:rPr>
+      </w:pPr>
+    </w:p>
+    <w:p ns2:paraId="43047D19" ns2:textId="78AF93C3">
       <w:pPr>
         <w:pStyle w:val="Prrafodelista"/>
         <w:spacing w:after="0" w:line="240" w:lineRule="auto"/>
@@ -2997,7 +2997,7 @@
           <w:kern w:val="0"/>
           <w:u w:val="single"/>
           <w:lang w:val="es-ES" w:eastAsia="es-ES"/>
-          <w14:ligatures w14:val="none"/>
+          <ns2:ligatures ns2:val="none"/>
         </w:rPr>
       </w:pPr>
       <w:r>
@@ -3007,7 +3007,7 @@
           <w:kern w:val="0"/>
           <w:u w:val="single"/>
           <w:lang w:val="es-ES" w:eastAsia="es-ES"/>
-          <w14:ligatures w14:val="none"/>
+          <ns2:ligatures ns2:val="none"/>
         </w:rPr>
         <w:t xml:space="preserve">A </w:t>
       </w:r>
@@ -3018,7 +3018,7 @@
           <w:kern w:val="0"/>
           <w:u w:val="single"/>
           <w:lang w:val="es-ES" w:eastAsia="es-ES"/>
-          <w14:ligatures w14:val="none"/>
+          <ns2:ligatures ns2:val="none"/>
         </w:rPr>
         <w:t>CAFAE-SE</w:t>
       </w:r>
@@ -3028,7 +3028,7 @@
           <w:color w:val="000000"/>
           <w:kern w:val="0"/>
           <w:lang w:val="es-ES" w:eastAsia="es-ES"/>
-          <w14:ligatures w14:val="none"/>
+          <ns2:ligatures ns2:val="none"/>
         </w:rPr>
         <w:t>:</w:t>
       </w:r>
@@ -3038,7 +3038,7 @@
           <w:color w:val="000000"/>
           <w:kern w:val="0"/>
           <w:lang w:eastAsia="es-ES"/>
-          <w14:ligatures w14:val="none"/>
+          <ns2:ligatures ns2:val="none"/>
         </w:rPr>
         <w:t xml:space="preserve"> </w:t>
       </w:r>
@@ -3048,7 +3048,7 @@
           <w:color w:val="000000"/>
           <w:kern w:val="0"/>
           <w:lang w:eastAsia="es-ES"/>
-          <w14:ligatures w14:val="none"/>
+          <ns2:ligatures ns2:val="none"/>
         </w:rPr>
         <w:t xml:space="preserve">(i) </w:t>
       </w:r>
@@ -3058,7 +3058,7 @@
           <w:color w:val="000000"/>
           <w:kern w:val="0"/>
           <w:lang w:val="es-ES" w:eastAsia="es-ES"/>
-          <w14:ligatures w14:val="none"/>
+          <ns2:ligatures ns2:val="none"/>
         </w:rPr>
         <w:t xml:space="preserve">presentar una copia completa, legible y debidamente suscrita de la Póliza </w:t>
       </w:r>
@@ -3069,7 +3069,7 @@
           <w:color w:val="000000"/>
           <w:kern w:val="0"/>
           <w:lang w:val="es-ES" w:eastAsia="es-ES"/>
-          <w14:ligatures w14:val="none"/>
+          <ns2:ligatures ns2:val="none"/>
         </w:rPr>
         <w:t/>
       </w:r>
@@ -3080,7 +3080,7 @@
           <w:color w:val="000000"/>
           <w:kern w:val="0"/>
           <w:lang w:val="es-ES" w:eastAsia="es-ES"/>
-          <w14:ligatures w14:val="none"/>
+          <ns2:ligatures ns2:val="none"/>
         </w:rPr>
         <w:t xml:space="preserve"> 6202059900004</w:t>
       </w:r>
@@ -3090,7 +3090,7 @@
           <w:color w:val="000000"/>
           <w:kern w:val="0"/>
           <w:lang w:eastAsia="es-ES"/>
-          <w14:ligatures w14:val="none"/>
+          <ns2:ligatures ns2:val="none"/>
         </w:rPr>
         <w:t>; y, (</w:t>
       </w:r>
@@ -3101,7 +3101,7 @@
           <w:color w:val="000000"/>
           <w:kern w:val="0"/>
           <w:lang w:eastAsia="es-ES"/>
-          <w14:ligatures w14:val="none"/>
+          <ns2:ligatures ns2:val="none"/>
         </w:rPr>
         <w:t>ii</w:t>
       </w:r>
@@ -3112,7 +3112,7 @@
           <w:color w:val="000000"/>
           <w:kern w:val="0"/>
           <w:lang w:eastAsia="es-ES"/>
-          <w14:ligatures w14:val="none"/>
+          <ns2:ligatures ns2:val="none"/>
         </w:rPr>
         <w:t xml:space="preserve">) </w:t>
       </w:r>
@@ -3122,7 +3122,7 @@
           <w:color w:val="000000"/>
           <w:kern w:val="0"/>
           <w:lang w:val="es-ES" w:eastAsia="es-ES"/>
-          <w14:ligatures w14:val="none"/>
+          <ns2:ligatures ns2:val="none"/>
         </w:rPr>
         <w:t>presentar todas las comunicaciones cursadas con la parte denunciante en virtud de los hechos materia de denuncia</w:t>
       </w:r>
@@ -3132,12 +3132,12 @@
           <w:color w:val="000000"/>
           <w:kern w:val="0"/>
           <w:lang w:eastAsia="es-ES"/>
-          <w14:ligatures w14:val="none"/>
+          <ns2:ligatures ns2:val="none"/>
         </w:rPr>
         <w:t>.</w:t>
       </w:r>
     </w:p>
-    <w:p>
+    <w:p ns2:paraId="3C2E0245" ns2:textId="1E3FEDB1">
       <w:pPr>
         <w:pStyle w:val="Prrafodelista"/>
         <w:spacing w:after="0" w:line="240" w:lineRule="auto"/>
@@ -3148,11 +3148,11 @@
           <w:color w:val="000000"/>
           <w:kern w:val="0"/>
           <w:lang w:val="es-ES" w:eastAsia="es-ES"/>
-          <w14:ligatures w14:val="none"/>
-        </w:rPr>
-      </w:pPr>
-    </w:p>
-    <w:p>
+          <ns2:ligatures ns2:val="none"/>
+        </w:rPr>
+      </w:pPr>
+    </w:p>
+    <w:p ns2:paraId="4C19F339" ns2:textId="77777777">
       <w:pPr>
         <w:pStyle w:val="Prrafodelista"/>
         <w:spacing w:after="0" w:line="240" w:lineRule="auto"/>
@@ -3163,11 +3163,11 @@
           <w:color w:val="000000"/>
           <w:kern w:val="0"/>
           <w:lang w:val="es-ES" w:eastAsia="es-ES"/>
-          <w14:ligatures w14:val="none"/>
-        </w:rPr>
-      </w:pPr>
-    </w:p>
-    <w:p>
+          <ns2:ligatures ns2:val="none"/>
+        </w:rPr>
+      </w:pPr>
+    </w:p>
+    <w:p ns2:paraId="1A94A99A" ns2:textId="77777777">
       <w:pPr>
         <w:pStyle w:val="Prrafodelista"/>
         <w:numPr>
@@ -3187,36 +3187,36 @@
           <w:color w:val="000000"/>
           <w:kern w:val="0"/>
           <w:lang w:eastAsia="es-PE"/>
-          <w14:ligatures w14:val="none"/>
-        </w:rPr>
-      </w:pPr>
-      <w:r>
-        <w:rPr>
-          <w:rFonts w:ascii="Arial Narrow" w:eastAsia="Arial Narrow" w:hAnsi="Arial Narrow" w:cs="Arial Narrow"/>
-          <w:b/>
-          <w:color w:val="000000"/>
-          <w:kern w:val="0"/>
-          <w:lang w:eastAsia="es-PE"/>
-          <w14:ligatures w14:val="none"/>
+          <ns2:ligatures ns2:val="none"/>
+        </w:rPr>
+      </w:pPr>
+      <w:r>
+        <w:rPr>
+          <w:rFonts w:ascii="Arial Narrow" w:eastAsia="Arial Narrow" w:hAnsi="Arial Narrow" w:cs="Arial Narrow"/>
+          <w:b/>
+          <w:color w:val="000000"/>
+          <w:kern w:val="0"/>
+          <w:lang w:eastAsia="es-PE"/>
+          <ns2:ligatures ns2:val="none"/>
         </w:rPr>
         <w:t xml:space="preserve">RESOLUCIÓN DE LA SECRETARÍA TÉCNICA </w:t>
       </w:r>
     </w:p>
-    <w:p>
-      <w:pPr>
-        <w:spacing w:after="0" w:line="240" w:lineRule="auto"/>
-        <w:jc w:val="both"/>
-        <w:rPr>
-          <w:rFonts w:ascii="Arial Narrow" w:eastAsia="Arial Narrow" w:hAnsi="Arial Narrow" w:cs="Arial Narrow"/>
-          <w:b/>
-          <w:color w:val="000000"/>
-          <w:kern w:val="0"/>
-          <w:lang w:eastAsia="es-PE"/>
-          <w14:ligatures w14:val="none"/>
-        </w:rPr>
-      </w:pPr>
-    </w:p>
-    <w:p>
+    <w:p ns2:paraId="543B2EE5" ns2:textId="77777777">
+      <w:pPr>
+        <w:spacing w:after="0" w:line="240" w:lineRule="auto"/>
+        <w:jc w:val="both"/>
+        <w:rPr>
+          <w:rFonts w:ascii="Arial Narrow" w:eastAsia="Arial Narrow" w:hAnsi="Arial Narrow" w:cs="Arial Narrow"/>
+          <w:b/>
+          <w:color w:val="000000"/>
+          <w:kern w:val="0"/>
+          <w:lang w:eastAsia="es-PE"/>
+          <ns2:ligatures ns2:val="none"/>
+        </w:rPr>
+      </w:pPr>
+    </w:p>
+    <w:p ns2:paraId="2208482C" ns2:textId="77777777">
       <w:pPr>
         <w:spacing w:after="0" w:line="240" w:lineRule="auto"/>
         <w:jc w:val="both"/>
@@ -3225,17 +3225,17 @@
           <w:color w:val="000000"/>
           <w:kern w:val="0"/>
           <w:lang w:eastAsia="es-PE"/>
-          <w14:ligatures w14:val="none"/>
-        </w:rPr>
-      </w:pPr>
-      <w:r>
-        <w:rPr>
-          <w:rFonts w:ascii="Arial Narrow" w:eastAsia="Arial Narrow" w:hAnsi="Arial Narrow" w:cs="Arial Narrow"/>
-          <w:b/>
-          <w:color w:val="000000"/>
-          <w:kern w:val="0"/>
-          <w:lang w:eastAsia="es-PE"/>
-          <w14:ligatures w14:val="none"/>
+          <ns2:ligatures ns2:val="none"/>
+        </w:rPr>
+      </w:pPr>
+      <w:r>
+        <w:rPr>
+          <w:rFonts w:ascii="Arial Narrow" w:eastAsia="Arial Narrow" w:hAnsi="Arial Narrow" w:cs="Arial Narrow"/>
+          <w:b/>
+          <w:color w:val="000000"/>
+          <w:kern w:val="0"/>
+          <w:lang w:eastAsia="es-PE"/>
+          <ns2:ligatures ns2:val="none"/>
         </w:rPr>
         <w:t xml:space="preserve">PRIMERO: admitir a trámite la denuncia del 23 de enero del 2025 interpuesta por la señora [DENUNCIANTE] contra Mapfre Perú Compañía de Seguros y Reaseguros S.A. y el Comité de Administración del Fondo de Asistencia y Estímulo de los Trabajadores del Sector Educación, por lo siguiente:</w:t>
       </w:r>
@@ -3246,7 +3246,7 @@
           <w:kern w:val="0"/>
           <w:shd w:val="clear" w:color="auto" w:fill="FFFFFF"/>
           <w:lang w:eastAsia="es-PE"/>
-          <w14:ligatures w14:val="none"/>
+          <ns2:ligatures ns2:val="none"/>
         </w:rPr>
         <w:t xml:space="preserve"/>
       </w:r>
@@ -3256,7 +3256,7 @@
           <w:color w:val="000000"/>
           <w:kern w:val="0"/>
           <w:lang w:val="es-ES" w:eastAsia="es-ES"/>
-          <w14:ligatures w14:val="none"/>
+          <ns2:ligatures ns2:val="none"/>
         </w:rPr>
         <w:t xml:space="preserve"/>
       </w:r>
@@ -3267,7 +3267,7 @@
           <w:kern w:val="0"/>
           <w:shd w:val="clear" w:color="auto" w:fill="FFFFFF"/>
           <w:lang w:eastAsia="es-PE"/>
-          <w14:ligatures w14:val="none"/>
+          <ns2:ligatures ns2:val="none"/>
         </w:rPr>
         <w:t xml:space="preserve"/>
       </w:r>
@@ -3277,7 +3277,7 @@
           <w:bCs/>
           <w:spacing w:val="-3"/>
           <w:kern w:val="0"/>
-          <w14:ligatures w14:val="none"/>
+          <ns2:ligatures ns2:val="none"/>
         </w:rPr>
         <w:t xml:space="preserve"/>
       </w:r>
@@ -3288,7 +3288,7 @@
           <w:kern w:val="0"/>
           <w:shd w:val="clear" w:color="auto" w:fill="FFFFFF"/>
           <w:lang w:eastAsia="es-PE"/>
-          <w14:ligatures w14:val="none"/>
+          <ns2:ligatures ns2:val="none"/>
         </w:rPr>
         <w:t xml:space="preserve"/>
       </w:r>
@@ -3300,7 +3300,7 @@
           <w:kern w:val="0"/>
           <w:shd w:val="clear" w:color="auto" w:fill="FFFFFF"/>
           <w:lang w:eastAsia="es-PE"/>
-          <w14:ligatures w14:val="none"/>
+          <ns2:ligatures ns2:val="none"/>
         </w:rPr>
         <w:t/>
       </w:r>
@@ -3312,7 +3312,7 @@
           <w:kern w:val="0"/>
           <w:shd w:val="clear" w:color="auto" w:fill="FFFFFF"/>
           <w:lang w:eastAsia="es-PE"/>
-          <w14:ligatures w14:val="none"/>
+          <ns2:ligatures ns2:val="none"/>
         </w:rPr>
         <w:t xml:space="preserve"/>
       </w:r>
@@ -3324,7 +3324,7 @@
           <w:kern w:val="0"/>
           <w:shd w:val="clear" w:color="auto" w:fill="FFFFFF"/>
           <w:lang w:eastAsia="es-PE"/>
-          <w14:ligatures w14:val="none"/>
+          <ns2:ligatures ns2:val="none"/>
         </w:rPr>
         <w:t/>
       </w:r>
@@ -3336,7 +3336,7 @@
           <w:kern w:val="0"/>
           <w:shd w:val="clear" w:color="auto" w:fill="FFFFFF"/>
           <w:lang w:eastAsia="es-PE"/>
-          <w14:ligatures w14:val="none"/>
+          <ns2:ligatures ns2:val="none"/>
         </w:rPr>
         <w:t xml:space="preserve"/>
       </w:r>
@@ -3347,7 +3347,7 @@
           <w:kern w:val="0"/>
           <w:shd w:val="clear" w:color="auto" w:fill="FFFFFF"/>
           <w:lang w:eastAsia="es-PE"/>
-          <w14:ligatures w14:val="none"/>
+          <ns2:ligatures ns2:val="none"/>
         </w:rPr>
         <w:t xml:space="preserve"/>
       </w:r>
@@ -3365,7 +3365,7 @@
           <w:kern w:val="0"/>
           <w:shd w:val="clear" w:color="auto" w:fill="FFFFFF"/>
           <w:lang w:eastAsia="es-PE"/>
-          <w14:ligatures w14:val="none"/>
+          <ns2:ligatures ns2:val="none"/>
         </w:rPr>
         <w:t xml:space="preserve"/>
       </w:r>
@@ -3376,12 +3376,12 @@
           <w:kern w:val="0"/>
           <w:shd w:val="clear" w:color="auto" w:fill="FFFFFF"/>
           <w:lang w:eastAsia="es-PE"/>
-          <w14:ligatures w14:val="none"/>
+          <ns2:ligatures ns2:val="none"/>
         </w:rPr>
         <w:t/>
       </w:r>
     </w:p>
-    <w:p>
+    <w:p ns2:paraId="32C593C1" ns2:textId="77777777">
       <w:pPr>
         <w:spacing w:after="0" w:line="240" w:lineRule="auto"/>
         <w:jc w:val="both"/>
@@ -3390,11 +3390,11 @@
           <w:color w:val="000000"/>
           <w:kern w:val="0"/>
           <w:lang w:eastAsia="es-PE"/>
-          <w14:ligatures w14:val="none"/>
-        </w:rPr>
-      </w:pPr>
-    </w:p>
-    <w:p>
+          <ns2:ligatures ns2:val="none"/>
+        </w:rPr>
+      </w:pPr>
+    </w:p>
+    <w:p ns2:paraId="6B00078E" ns2:textId="7CC44E56">
       <w:pPr>
         <w:pStyle w:val="Prrafodelista"/>
         <w:numPr>
@@ -3412,7 +3412,7 @@
           <w:rFonts w:ascii="Arial Narrow" w:eastAsia="Calibri" w:hAnsi="Arial Narrow" w:cs="Arial Narrow"/>
           <w:kern w:val="0"/>
           <w:lang w:eastAsia="es-PE"/>
-          <w14:ligatures w14:val="none"/>
+          <ns2:ligatures ns2:val="none"/>
         </w:rPr>
       </w:pPr>
       <w:r>
@@ -3421,7 +3421,7 @@
           <w:color w:val="000000"/>
           <w:kern w:val="0"/>
           <w:lang w:eastAsia="es-PE"/>
-          <w14:ligatures w14:val="none"/>
+          <ns2:ligatures ns2:val="none"/>
         </w:rPr>
         <w:t>Presunta</w:t>
       </w:r>
@@ -3431,7 +3431,7 @@
           <w:kern w:val="0"/>
           <w:shd w:val="clear" w:color="auto" w:fill="FFFFFF"/>
           <w:lang w:eastAsia="es-PE"/>
-          <w14:ligatures w14:val="none"/>
+          <ns2:ligatures ns2:val="none"/>
         </w:rPr>
         <w:t xml:space="preserve"> infracción a los artículos 18 y 19</w:t>
       </w:r>
@@ -3440,7 +3440,7 @@
           <w:rFonts w:ascii="Arial Narrow" w:eastAsia="Calibri" w:hAnsi="Arial Narrow" w:cs="Arial Narrow"/>
           <w:kern w:val="0"/>
           <w:lang w:eastAsia="es-PE"/>
-          <w14:ligatures w14:val="none"/>
+          <ns2:ligatures ns2:val="none"/>
         </w:rPr>
         <w:t xml:space="preserve"> de </w:t>
       </w:r>
@@ -3450,7 +3450,7 @@
           <w:kern w:val="0"/>
           <w:shd w:val="clear" w:color="auto" w:fill="FFFFFF"/>
           <w:lang w:eastAsia="es-PE"/>
-          <w14:ligatures w14:val="none"/>
+          <ns2:ligatures ns2:val="none"/>
         </w:rPr>
         <w:t xml:space="preserve">la Ley 29571, Código de Protección y Defensa del Consumidor, en tanto </w:t>
       </w:r>
@@ -3472,7 +3472,7 @@
         <w:rPr>
           <w:rFonts w:ascii="Arial Narrow" w:eastAsia="Arial Narrow" w:hAnsi="Arial Narrow" w:cs="Arial Narrow"/>
           <w:kern w:val="0"/>
-          <w14:ligatures w14:val="none"/>
+          <ns2:ligatures ns2:val="none"/>
         </w:rPr>
         <w:t>no habría</w:t>
       </w:r>
@@ -3480,7 +3480,7 @@
         <w:rPr>
           <w:rFonts w:ascii="Arial Narrow" w:eastAsia="Arial Narrow" w:hAnsi="Arial Narrow" w:cs="Arial Narrow"/>
           <w:kern w:val="0"/>
-          <w14:ligatures w14:val="none"/>
+          <ns2:ligatures ns2:val="none"/>
         </w:rPr>
         <w:t>n</w:t>
       </w:r>
@@ -3488,7 +3488,7 @@
         <w:rPr>
           <w:rFonts w:ascii="Arial Narrow" w:eastAsia="Arial Narrow" w:hAnsi="Arial Narrow" w:cs="Arial Narrow"/>
           <w:kern w:val="0"/>
-          <w14:ligatures w14:val="none"/>
+          <ns2:ligatures ns2:val="none"/>
         </w:rPr>
         <w:t xml:space="preserve"> cumplido con otorgar a la denunciante l</w:t>
       </w:r>
@@ -3496,7 +3496,7 @@
         <w:rPr>
           <w:rFonts w:ascii="Arial Narrow" w:eastAsia="Arial Narrow" w:hAnsi="Arial Narrow" w:cs="Arial Narrow"/>
           <w:kern w:val="0"/>
-          <w14:ligatures w14:val="none"/>
+          <ns2:ligatures ns2:val="none"/>
         </w:rPr>
         <w:t>os beneficios de l</w:t>
       </w:r>
@@ -3504,7 +3504,7 @@
         <w:rPr>
           <w:rFonts w:ascii="Arial Narrow" w:eastAsia="Arial Narrow" w:hAnsi="Arial Narrow" w:cs="Arial Narrow"/>
           <w:kern w:val="0"/>
-          <w14:ligatures w14:val="none"/>
+          <ns2:ligatures ns2:val="none"/>
         </w:rPr>
         <w:t xml:space="preserve">a cobertura </w:t>
       </w:r>
@@ -3512,7 +3512,7 @@
         <w:rPr>
           <w:rFonts w:ascii="Arial Narrow" w:eastAsia="Arial Narrow" w:hAnsi="Arial Narrow" w:cs="Arial Narrow"/>
           <w:kern w:val="0"/>
-          <w14:ligatures w14:val="none"/>
+          <ns2:ligatures ns2:val="none"/>
         </w:rPr>
         <w:t>del</w:t>
       </w:r>
@@ -3520,7 +3520,7 @@
         <w:rPr>
           <w:rFonts w:ascii="Arial Narrow" w:eastAsia="Arial Narrow" w:hAnsi="Arial Narrow" w:cs="Arial Narrow"/>
           <w:kern w:val="0"/>
-          <w14:ligatures w14:val="none"/>
+          <ns2:ligatures ns2:val="none"/>
         </w:rPr>
         <w:t xml:space="preserve"> </w:t>
       </w:r>
@@ -3530,7 +3530,7 @@
           <w:color w:val="000000"/>
           <w:kern w:val="0"/>
           <w:lang w:eastAsia="es-ES"/>
-          <w14:ligatures w14:val="none"/>
+          <ns2:ligatures ns2:val="none"/>
         </w:rPr>
         <w:t xml:space="preserve">Seguro de Vida con la Póliza </w:t>
       </w:r>
@@ -3540,7 +3540,7 @@
           <w:color w:val="000000"/>
           <w:kern w:val="0"/>
           <w:lang w:val="es-ES" w:eastAsia="es-ES"/>
-          <w14:ligatures w14:val="none"/>
+          <ns2:ligatures ns2:val="none"/>
         </w:rPr>
         <w:t xml:space="preserve"/>
       </w:r>
@@ -3550,7 +3550,7 @@
           <w:color w:val="000000"/>
           <w:kern w:val="0"/>
           <w:lang w:eastAsia="es-ES"/>
-          <w14:ligatures w14:val="none"/>
+          <ns2:ligatures ns2:val="none"/>
         </w:rPr>
         <w:t>6202059900004</w:t>
       </w:r>
@@ -3558,12 +3558,12 @@
         <w:rPr>
           <w:rFonts w:ascii="Arial Narrow" w:eastAsia="Arial Narrow" w:hAnsi="Arial Narrow" w:cs="Arial Narrow"/>
           <w:kern w:val="0"/>
-          <w14:ligatures w14:val="none"/>
+          <ns2:ligatures ns2:val="none"/>
         </w:rPr>
         <w:t xml:space="preserve"> por el fallecimiento de su madre.</w:t>
       </w:r>
     </w:p>
-    <w:p>
+    <w:p ns2:paraId="186925AE" ns2:textId="77777777">
       <w:pPr>
         <w:pStyle w:val="Prrafodelista"/>
         <w:spacing w:after="0" w:line="240" w:lineRule="auto"/>
@@ -3573,11 +3573,11 @@
           <w:rFonts w:ascii="Arial Narrow" w:eastAsia="Calibri" w:hAnsi="Arial Narrow" w:cs="Arial Narrow"/>
           <w:kern w:val="0"/>
           <w:lang w:eastAsia="es-PE"/>
-          <w14:ligatures w14:val="none"/>
-        </w:rPr>
-      </w:pPr>
-    </w:p>
-    <w:p>
+          <ns2:ligatures ns2:val="none"/>
+        </w:rPr>
+      </w:pPr>
+    </w:p>
+    <w:p ns2:paraId="12AB895E" ns2:textId="5CDB6A09">
       <w:pPr>
         <w:pStyle w:val="Prrafodelista"/>
         <w:numPr>
@@ -3595,7 +3595,7 @@
           <w:rFonts w:ascii="Arial Narrow" w:eastAsia="Calibri" w:hAnsi="Arial Narrow" w:cs="Arial Narrow"/>
           <w:kern w:val="0"/>
           <w:lang w:eastAsia="es-PE"/>
-          <w14:ligatures w14:val="none"/>
+          <ns2:ligatures ns2:val="none"/>
         </w:rPr>
       </w:pPr>
       <w:r>
@@ -3604,7 +3604,7 @@
           <w:color w:val="000000"/>
           <w:kern w:val="0"/>
           <w:lang w:eastAsia="es-PE"/>
-          <w14:ligatures w14:val="none"/>
+          <ns2:ligatures ns2:val="none"/>
         </w:rPr>
         <w:t>Presunta</w:t>
       </w:r>
@@ -3614,7 +3614,7 @@
           <w:kern w:val="0"/>
           <w:shd w:val="clear" w:color="auto" w:fill="FFFFFF"/>
           <w:lang w:eastAsia="es-PE"/>
-          <w14:ligatures w14:val="none"/>
+          <ns2:ligatures ns2:val="none"/>
         </w:rPr>
         <w:t xml:space="preserve"> infracción a los artículos 18 y 19</w:t>
       </w:r>
@@ -3623,7 +3623,7 @@
           <w:rFonts w:ascii="Arial Narrow" w:eastAsia="Calibri" w:hAnsi="Arial Narrow" w:cs="Arial Narrow"/>
           <w:kern w:val="0"/>
           <w:lang w:eastAsia="es-PE"/>
-          <w14:ligatures w14:val="none"/>
+          <ns2:ligatures ns2:val="none"/>
         </w:rPr>
         <w:t xml:space="preserve"> de </w:t>
       </w:r>
@@ -3633,7 +3633,7 @@
           <w:kern w:val="0"/>
           <w:shd w:val="clear" w:color="auto" w:fill="FFFFFF"/>
           <w:lang w:eastAsia="es-PE"/>
-          <w14:ligatures w14:val="none"/>
+          <ns2:ligatures ns2:val="none"/>
         </w:rPr>
         <w:t xml:space="preserve">la Ley 29571, Código de Protección y Defensa del Consumidor, en tanto </w:t>
       </w:r>
@@ -3643,7 +3643,7 @@
           <w:kern w:val="0"/>
           <w:shd w:val="clear" w:color="auto" w:fill="FFFFFF"/>
           <w:lang w:eastAsia="es-PE"/>
-          <w14:ligatures w14:val="none"/>
+          <ns2:ligatures ns2:val="none"/>
         </w:rPr>
         <w:t>los proveedores denunciados</w:t>
       </w:r>
@@ -3653,7 +3653,7 @@
           <w:kern w:val="0"/>
           <w:shd w:val="clear" w:color="auto" w:fill="FFFFFF"/>
           <w:lang w:eastAsia="es-PE"/>
-          <w14:ligatures w14:val="none"/>
+          <ns2:ligatures ns2:val="none"/>
         </w:rPr>
         <w:t xml:space="preserve"> habría</w:t>
       </w:r>
@@ -3663,7 +3663,7 @@
           <w:kern w:val="0"/>
           <w:shd w:val="clear" w:color="auto" w:fill="FFFFFF"/>
           <w:lang w:eastAsia="es-PE"/>
-          <w14:ligatures w14:val="none"/>
+          <ns2:ligatures ns2:val="none"/>
         </w:rPr>
         <w:t>n</w:t>
       </w:r>
@@ -3673,7 +3673,7 @@
           <w:kern w:val="0"/>
           <w:shd w:val="clear" w:color="auto" w:fill="FFFFFF"/>
           <w:lang w:eastAsia="es-PE"/>
-          <w14:ligatures w14:val="none"/>
+          <ns2:ligatures ns2:val="none"/>
         </w:rPr>
         <w:t xml:space="preserve"> anulado indebidamente</w:t>
       </w:r>
@@ -3683,12 +3683,12 @@
           <w:kern w:val="0"/>
           <w:shd w:val="clear" w:color="auto" w:fill="FFFFFF"/>
           <w:lang w:eastAsia="es-PE"/>
-          <w14:ligatures w14:val="none"/>
+          <ns2:ligatures ns2:val="none"/>
         </w:rPr>
         <w:t xml:space="preserve"> la póliza del Seguro de Vida Sepelio 6202059900004 por falta de pago desde diciembre del 2021, pese a que se realizó los pagos correspondientes desde su contratación.</w:t>
       </w:r>
     </w:p>
-    <w:p>
+    <w:p ns2:paraId="6D86E4AF" ns2:textId="77777777">
       <w:pPr>
         <w:pStyle w:val="Prrafodelista"/>
         <w:spacing w:after="0" w:line="240" w:lineRule="auto"/>
@@ -3697,11 +3697,11 @@
         <w:rPr>
           <w:rFonts w:ascii="Arial Narrow" w:eastAsia="Arial Narrow" w:hAnsi="Arial Narrow" w:cs="Arial Narrow"/>
           <w:kern w:val="0"/>
-          <w14:ligatures w14:val="none"/>
-        </w:rPr>
-      </w:pPr>
-    </w:p>
-    <w:p>
+          <ns2:ligatures ns2:val="none"/>
+        </w:rPr>
+      </w:pPr>
+    </w:p>
+    <w:p ns2:paraId="14B09967" ns2:textId="5D847B12">
       <w:pPr>
         <w:pStyle w:val="Prrafodelista"/>
         <w:numPr>
@@ -3718,7 +3718,7 @@
         <w:rPr>
           <w:rFonts w:ascii="Arial Narrow" w:eastAsia="Arial Narrow" w:hAnsi="Arial Narrow" w:cs="Arial Narrow"/>
           <w:kern w:val="0"/>
-          <w14:ligatures w14:val="none"/>
+          <ns2:ligatures ns2:val="none"/>
         </w:rPr>
       </w:pPr>
       <w:r>
@@ -3727,7 +3727,7 @@
           <w:color w:val="000000"/>
           <w:kern w:val="0"/>
           <w:lang w:eastAsia="es-PE"/>
-          <w14:ligatures w14:val="none"/>
+          <ns2:ligatures ns2:val="none"/>
         </w:rPr>
         <w:t>Presunta</w:t>
       </w:r>
@@ -3737,7 +3737,7 @@
           <w:kern w:val="0"/>
           <w:shd w:val="clear" w:color="auto" w:fill="FFFFFF"/>
           <w:lang w:eastAsia="es-PE"/>
-          <w14:ligatures w14:val="none"/>
+          <ns2:ligatures ns2:val="none"/>
         </w:rPr>
         <w:t xml:space="preserve"> infracción al artículo 1, numeral 1, literal b) y al artículo 2 </w:t>
       </w:r>
@@ -3746,7 +3746,7 @@
           <w:rFonts w:ascii="Arial Narrow" w:eastAsia="Calibri" w:hAnsi="Arial Narrow" w:cs="Arial Narrow"/>
           <w:kern w:val="0"/>
           <w:lang w:eastAsia="es-PE"/>
-          <w14:ligatures w14:val="none"/>
+          <ns2:ligatures ns2:val="none"/>
         </w:rPr>
         <w:t xml:space="preserve">de </w:t>
       </w:r>
@@ -3756,7 +3756,7 @@
           <w:kern w:val="0"/>
           <w:shd w:val="clear" w:color="auto" w:fill="FFFFFF"/>
           <w:lang w:eastAsia="es-PE"/>
-          <w14:ligatures w14:val="none"/>
+          <ns2:ligatures ns2:val="none"/>
         </w:rPr>
         <w:t>la Ley 29571</w:t>
       </w:r>
@@ -3766,7 +3766,7 @@
           <w:kern w:val="0"/>
           <w:shd w:val="clear" w:color="auto" w:fill="FFFFFF"/>
           <w:lang w:eastAsia="es-PE"/>
-          <w14:ligatures w14:val="none"/>
+          <ns2:ligatures ns2:val="none"/>
         </w:rPr>
         <w:t xml:space="preserve">, Código de Protección y Defensa del Consumidor, en tanto </w:t>
       </w:r>
@@ -3774,7 +3774,7 @@
         <w:rPr>
           <w:rFonts w:ascii="Arial Narrow" w:eastAsia="Arial Narrow" w:hAnsi="Arial Narrow" w:cs="Arial Narrow"/>
           <w:kern w:val="0"/>
-          <w14:ligatures w14:val="none"/>
+          <ns2:ligatures ns2:val="none"/>
         </w:rPr>
         <w:t>los proveedores denunciados</w:t>
       </w:r>
@@ -3782,7 +3782,7 @@
         <w:rPr>
           <w:rFonts w:ascii="Arial Narrow" w:eastAsia="Arial Narrow" w:hAnsi="Arial Narrow" w:cs="Arial Narrow"/>
           <w:kern w:val="0"/>
-          <w14:ligatures w14:val="none"/>
+          <ns2:ligatures ns2:val="none"/>
         </w:rPr>
         <w:t xml:space="preserve"> </w:t>
       </w:r>
@@ -3790,7 +3790,7 @@
         <w:rPr>
           <w:rFonts w:ascii="Arial Narrow" w:eastAsia="Arial Narrow" w:hAnsi="Arial Narrow" w:cs="Arial Narrow"/>
           <w:kern w:val="0"/>
-          <w14:ligatures w14:val="none"/>
+          <ns2:ligatures ns2:val="none"/>
         </w:rPr>
         <w:t>no habría</w:t>
       </w:r>
@@ -3798,7 +3798,7 @@
         <w:rPr>
           <w:rFonts w:ascii="Arial Narrow" w:eastAsia="Arial Narrow" w:hAnsi="Arial Narrow" w:cs="Arial Narrow"/>
           <w:kern w:val="0"/>
-          <w14:ligatures w14:val="none"/>
+          <ns2:ligatures ns2:val="none"/>
         </w:rPr>
         <w:t>n</w:t>
       </w:r>
@@ -3806,7 +3806,7 @@
         <w:rPr>
           <w:rFonts w:ascii="Arial Narrow" w:eastAsia="Arial Narrow" w:hAnsi="Arial Narrow" w:cs="Arial Narrow"/>
           <w:kern w:val="0"/>
-          <w14:ligatures w14:val="none"/>
+          <ns2:ligatures ns2:val="none"/>
         </w:rPr>
         <w:t xml:space="preserve"> cumplido </w:t>
       </w:r>
@@ -3814,7 +3814,7 @@
         <w:rPr>
           <w:rFonts w:ascii="Arial Narrow" w:eastAsia="Arial Narrow" w:hAnsi="Arial Narrow" w:cs="Arial Narrow"/>
           <w:kern w:val="0"/>
-          <w14:ligatures w14:val="none"/>
+          <ns2:ligatures ns2:val="none"/>
         </w:rPr>
         <w:t>con informar oportunamente a la madre de la denunciante</w:t>
       </w:r>
@@ -3822,7 +3822,7 @@
         <w:rPr>
           <w:rFonts w:ascii="Arial Narrow" w:eastAsia="Arial Narrow" w:hAnsi="Arial Narrow" w:cs="Arial Narrow"/>
           <w:kern w:val="0"/>
-          <w14:ligatures w14:val="none"/>
+          <ns2:ligatures ns2:val="none"/>
         </w:rPr>
         <w:t xml:space="preserve"> que la Oficina de Normalización Previsional debía encargarse de realizar el pago mensual por concepto de la póliza del Seguro de Vida Sepelio 6202059900004</w:t>
       </w:r>
@@ -3830,12 +3830,12 @@
         <w:rPr>
           <w:rFonts w:ascii="Arial Narrow" w:eastAsia="Arial Narrow" w:hAnsi="Arial Narrow" w:cs="Arial Narrow"/>
           <w:kern w:val="0"/>
-          <w14:ligatures w14:val="none"/>
+          <ns2:ligatures ns2:val="none"/>
         </w:rPr>
         <w:t>.</w:t>
       </w:r>
     </w:p>
-    <w:p>
+    <w:p ns2:paraId="6786A412" ns2:textId="77777777">
       <w:pPr>
         <w:spacing w:after="0" w:line="240" w:lineRule="auto"/>
         <w:jc w:val="both"/>
@@ -3844,11 +3844,11 @@
           <w:color w:val="000000"/>
           <w:kern w:val="0"/>
           <w:lang w:eastAsia="es-PE"/>
-          <w14:ligatures w14:val="none"/>
-        </w:rPr>
-      </w:pPr>
-    </w:p>
-    <w:p>
+          <ns2:ligatures ns2:val="none"/>
+        </w:rPr>
+      </w:pPr>
+    </w:p>
+    <w:p ns2:paraId="335125ED" ns2:textId="1CBAAADC">
       <w:pPr>
         <w:pStyle w:val="Prrafodelista"/>
         <w:numPr>
@@ -3867,7 +3867,7 @@
           <w:color w:val="000000"/>
           <w:kern w:val="0"/>
           <w:lang w:eastAsia="es-PE"/>
-          <w14:ligatures w14:val="none"/>
+          <ns2:ligatures ns2:val="none"/>
         </w:rPr>
       </w:pPr>
       <w:r>
@@ -3876,7 +3876,7 @@
           <w:color w:val="000000"/>
           <w:kern w:val="0"/>
           <w:lang w:eastAsia="es-PE"/>
-          <w14:ligatures w14:val="none"/>
+          <ns2:ligatures ns2:val="none"/>
         </w:rPr>
         <w:t>Presunta</w:t>
       </w:r>
@@ -3886,7 +3886,7 @@
           <w:kern w:val="0"/>
           <w:shd w:val="clear" w:color="auto" w:fill="FFFFFF"/>
           <w:lang w:eastAsia="es-PE"/>
-          <w14:ligatures w14:val="none"/>
+          <ns2:ligatures ns2:val="none"/>
         </w:rPr>
         <w:t xml:space="preserve"> infracción al artículo 1, numeral 1, literal b) y al artículo 2 </w:t>
       </w:r>
@@ -3895,7 +3895,7 @@
           <w:rFonts w:ascii="Arial Narrow" w:eastAsia="Calibri" w:hAnsi="Arial Narrow" w:cs="Arial Narrow"/>
           <w:kern w:val="0"/>
           <w:lang w:eastAsia="es-PE"/>
-          <w14:ligatures w14:val="none"/>
+          <ns2:ligatures ns2:val="none"/>
         </w:rPr>
         <w:t xml:space="preserve">de </w:t>
       </w:r>
@@ -3905,7 +3905,7 @@
           <w:kern w:val="0"/>
           <w:shd w:val="clear" w:color="auto" w:fill="FFFFFF"/>
           <w:lang w:eastAsia="es-PE"/>
-          <w14:ligatures w14:val="none"/>
+          <ns2:ligatures ns2:val="none"/>
         </w:rPr>
         <w:t xml:space="preserve">la Ley 29571, Código de Protección y Defensa del Consumidor, en tanto </w:t>
       </w:r>
@@ -3913,7 +3913,7 @@
         <w:rPr>
           <w:rFonts w:ascii="Arial Narrow" w:eastAsia="Arial Narrow" w:hAnsi="Arial Narrow" w:cs="Arial Narrow"/>
           <w:kern w:val="0"/>
-          <w14:ligatures w14:val="none"/>
+          <ns2:ligatures ns2:val="none"/>
         </w:rPr>
         <w:t>los proveedores denunciados</w:t>
       </w:r>
@@ -3921,7 +3921,7 @@
         <w:rPr>
           <w:rFonts w:ascii="Arial Narrow" w:eastAsia="Arial Narrow" w:hAnsi="Arial Narrow" w:cs="Arial Narrow"/>
           <w:kern w:val="0"/>
-          <w14:ligatures w14:val="none"/>
+          <ns2:ligatures ns2:val="none"/>
         </w:rPr>
         <w:t xml:space="preserve"> </w:t>
       </w:r>
@@ -3929,7 +3929,7 @@
         <w:rPr>
           <w:rFonts w:ascii="Arial Narrow" w:eastAsia="Arial Narrow" w:hAnsi="Arial Narrow" w:cs="Arial Narrow"/>
           <w:kern w:val="0"/>
-          <w14:ligatures w14:val="none"/>
+          <ns2:ligatures ns2:val="none"/>
         </w:rPr>
         <w:t xml:space="preserve">no habrían cumplido con brindar </w:t>
       </w:r>
@@ -3937,7 +3937,7 @@
         <w:rPr>
           <w:rFonts w:ascii="Arial Narrow" w:eastAsia="Arial Narrow" w:hAnsi="Arial Narrow" w:cs="Arial Narrow"/>
           <w:kern w:val="0"/>
-          <w14:ligatures w14:val="none"/>
+          <ns2:ligatures ns2:val="none"/>
         </w:rPr>
         <w:t>informar oportunamente a la madre de la denunciante</w:t>
       </w:r>
@@ -3945,7 +3945,7 @@
         <w:rPr>
           <w:rFonts w:ascii="Arial Narrow" w:eastAsia="Arial Narrow" w:hAnsi="Arial Narrow" w:cs="Arial Narrow"/>
           <w:kern w:val="0"/>
-          <w14:ligatures w14:val="none"/>
+          <ns2:ligatures ns2:val="none"/>
         </w:rPr>
         <w:t xml:space="preserve"> </w:t>
       </w:r>
@@ -3953,7 +3953,7 @@
         <w:rPr>
           <w:rFonts w:ascii="Arial Narrow" w:eastAsia="Arial Narrow" w:hAnsi="Arial Narrow" w:cs="Arial Narrow"/>
           <w:kern w:val="0"/>
-          <w14:ligatures w14:val="none"/>
+          <ns2:ligatures ns2:val="none"/>
         </w:rPr>
         <w:t>que existía una fecha límite</w:t>
       </w:r>
@@ -3961,7 +3961,7 @@
         <w:rPr>
           <w:rFonts w:ascii="Arial Narrow" w:eastAsia="Arial Narrow" w:hAnsi="Arial Narrow" w:cs="Arial Narrow"/>
           <w:kern w:val="0"/>
-          <w14:ligatures w14:val="none"/>
+          <ns2:ligatures ns2:val="none"/>
         </w:rPr>
         <w:t xml:space="preserve"> para realizar el pago de las cuotas de la póliza del Seguro de Vida Sepelio 6202059900004</w:t>
       </w:r>
@@ -3969,12 +3969,12 @@
         <w:rPr>
           <w:rFonts w:ascii="Arial Narrow" w:eastAsia="Arial Narrow" w:hAnsi="Arial Narrow" w:cs="Arial Narrow"/>
           <w:kern w:val="0"/>
-          <w14:ligatures w14:val="none"/>
+          <ns2:ligatures ns2:val="none"/>
         </w:rPr>
         <w:t>.</w:t>
       </w:r>
     </w:p>
-    <w:p>
+    <w:p ns2:paraId="70B95F53" ns2:textId="77777777">
       <w:pPr>
         <w:pStyle w:val="Prrafodelista"/>
         <w:rPr>
@@ -3982,11 +3982,11 @@
           <w:color w:val="000000"/>
           <w:kern w:val="0"/>
           <w:lang w:eastAsia="es-PE"/>
-          <w14:ligatures w14:val="none"/>
-        </w:rPr>
-      </w:pPr>
-    </w:p>
-    <w:p>
+          <ns2:ligatures ns2:val="none"/>
+        </w:rPr>
+      </w:pPr>
+    </w:p>
+    <w:p ns2:paraId="7879B8F4" ns2:textId="6362D7D4">
       <w:pPr>
         <w:pStyle w:val="Prrafodelista"/>
         <w:numPr>
@@ -4005,7 +4005,7 @@
           <w:color w:val="000000"/>
           <w:kern w:val="0"/>
           <w:lang w:eastAsia="es-PE"/>
-          <w14:ligatures w14:val="none"/>
+          <ns2:ligatures ns2:val="none"/>
         </w:rPr>
       </w:pPr>
       <w:r>
@@ -4014,7 +4014,7 @@
           <w:color w:val="000000"/>
           <w:kern w:val="0"/>
           <w:lang w:eastAsia="es-PE"/>
-          <w14:ligatures w14:val="none"/>
+          <ns2:ligatures ns2:val="none"/>
         </w:rPr>
         <w:t>Presunta</w:t>
       </w:r>
@@ -4024,7 +4024,7 @@
           <w:kern w:val="0"/>
           <w:shd w:val="clear" w:color="auto" w:fill="FFFFFF"/>
           <w:lang w:eastAsia="es-PE"/>
-          <w14:ligatures w14:val="none"/>
+          <ns2:ligatures ns2:val="none"/>
         </w:rPr>
         <w:t xml:space="preserve"> infracción al artículo 1, numeral 1, literal b) y al artículo 2 </w:t>
       </w:r>
@@ -4033,7 +4033,7 @@
           <w:rFonts w:ascii="Arial Narrow" w:eastAsia="Calibri" w:hAnsi="Arial Narrow" w:cs="Arial Narrow"/>
           <w:kern w:val="0"/>
           <w:lang w:eastAsia="es-PE"/>
-          <w14:ligatures w14:val="none"/>
+          <ns2:ligatures ns2:val="none"/>
         </w:rPr>
         <w:t xml:space="preserve">de </w:t>
       </w:r>
@@ -4043,7 +4043,7 @@
           <w:kern w:val="0"/>
           <w:shd w:val="clear" w:color="auto" w:fill="FFFFFF"/>
           <w:lang w:eastAsia="es-PE"/>
-          <w14:ligatures w14:val="none"/>
+          <ns2:ligatures ns2:val="none"/>
         </w:rPr>
         <w:t xml:space="preserve">la Ley 29571, Código de Protección y Defensa del Consumidor, en tanto </w:t>
       </w:r>
@@ -4051,7 +4051,7 @@
         <w:rPr>
           <w:rFonts w:ascii="Arial Narrow" w:eastAsia="Arial Narrow" w:hAnsi="Arial Narrow" w:cs="Arial Narrow"/>
           <w:kern w:val="0"/>
-          <w14:ligatures w14:val="none"/>
+          <ns2:ligatures ns2:val="none"/>
         </w:rPr>
         <w:t>los proveedores denunciados</w:t>
       </w:r>
@@ -4059,7 +4059,7 @@
         <w:rPr>
           <w:rFonts w:ascii="Arial Narrow" w:eastAsia="Arial Narrow" w:hAnsi="Arial Narrow" w:cs="Arial Narrow"/>
           <w:kern w:val="0"/>
-          <w14:ligatures w14:val="none"/>
+          <ns2:ligatures ns2:val="none"/>
         </w:rPr>
         <w:t xml:space="preserve"> no habrían cumplido con brindar </w:t>
       </w:r>
@@ -4067,7 +4067,7 @@
         <w:rPr>
           <w:rFonts w:ascii="Arial Narrow" w:eastAsia="Arial Narrow" w:hAnsi="Arial Narrow" w:cs="Arial Narrow"/>
           <w:kern w:val="0"/>
-          <w14:ligatures w14:val="none"/>
+          <ns2:ligatures ns2:val="none"/>
         </w:rPr>
         <w:t xml:space="preserve">informar oportunamente a la madre de la denunciante para que se activa la </w:t>
       </w:r>
@@ -4075,7 +4075,7 @@
         <w:rPr>
           <w:rFonts w:ascii="Arial Narrow" w:eastAsia="Arial Narrow" w:hAnsi="Arial Narrow" w:cs="Arial Narrow"/>
           <w:kern w:val="0"/>
-          <w14:ligatures w14:val="none"/>
+          <ns2:ligatures ns2:val="none"/>
         </w:rPr>
         <w:t>póliza del Seguro de Vida Sepelio 6202059900004</w:t>
       </w:r>
@@ -4083,7 +4083,7 @@
         <w:rPr>
           <w:rFonts w:ascii="Arial Narrow" w:eastAsia="Arial Narrow" w:hAnsi="Arial Narrow" w:cs="Arial Narrow"/>
           <w:kern w:val="0"/>
-          <w14:ligatures w14:val="none"/>
+          <ns2:ligatures ns2:val="none"/>
         </w:rPr>
         <w:t xml:space="preserve"> nuevamente</w:t>
       </w:r>
@@ -4091,7 +4091,7 @@
         <w:rPr>
           <w:rFonts w:ascii="Arial Narrow" w:eastAsia="Arial Narrow" w:hAnsi="Arial Narrow" w:cs="Arial Narrow"/>
           <w:kern w:val="0"/>
-          <w14:ligatures w14:val="none"/>
+          <ns2:ligatures ns2:val="none"/>
         </w:rPr>
         <w:t xml:space="preserve"> debía</w:t>
       </w:r>
@@ -4099,23 +4099,23 @@
         <w:rPr>
           <w:rFonts w:ascii="Arial Narrow" w:eastAsia="Arial Narrow" w:hAnsi="Arial Narrow" w:cs="Arial Narrow"/>
           <w:kern w:val="0"/>
-          <w14:ligatures w14:val="none"/>
+          <ns2:ligatures ns2:val="none"/>
         </w:rPr>
         <w:t>n amonestarla con un periodo de carencia de tres (3) meses desde el día siguiente que realizaba los pagos.</w:t>
       </w:r>
     </w:p>
-    <w:p>
-      <w:pPr>
-        <w:spacing w:after="0" w:line="240" w:lineRule="auto"/>
-        <w:jc w:val="both"/>
-        <w:rPr>
-          <w:rFonts w:ascii="Arial Narrow" w:eastAsia="Arial Narrow" w:hAnsi="Arial Narrow" w:cs="Arial Narrow"/>
-          <w:kern w:val="0"/>
-          <w14:ligatures w14:val="none"/>
-        </w:rPr>
-      </w:pPr>
-    </w:p>
-    <w:p>
+    <w:p ns2:paraId="5CA08EE9" ns2:textId="77777777">
+      <w:pPr>
+        <w:spacing w:after="0" w:line="240" w:lineRule="auto"/>
+        <w:jc w:val="both"/>
+        <w:rPr>
+          <w:rFonts w:ascii="Arial Narrow" w:eastAsia="Arial Narrow" w:hAnsi="Arial Narrow" w:cs="Arial Narrow"/>
+          <w:kern w:val="0"/>
+          <ns2:ligatures ns2:val="none"/>
+        </w:rPr>
+      </w:pPr>
+    </w:p>
+    <w:p ns2:paraId="64718910" ns2:textId="70D42935">
       <w:pPr>
         <w:spacing w:line="240" w:lineRule="auto"/>
         <w:contextualSpacing/>
@@ -4123,17 +4123,17 @@
         <w:rPr>
           <w:rFonts w:ascii="Arial Narrow" w:eastAsia="Calibri" w:hAnsi="Arial Narrow" w:cs="Arial"/>
           <w:kern w:val="0"/>
-          <w14:ligatures w14:val="none"/>
-        </w:rPr>
-      </w:pPr>
-      <w:r>
-        <w:rPr>
-          <w:rFonts w:ascii="Arial Narrow" w:eastAsia="Arial Narrow" w:hAnsi="Arial Narrow" w:cs="Arial Narrow"/>
-          <w:b/>
-          <w:color w:val="000000"/>
-          <w:kern w:val="0"/>
-          <w:lang w:eastAsia="es-PE"/>
-          <w14:ligatures w14:val="none"/>
+          <ns2:ligatures ns2:val="none"/>
+        </w:rPr>
+      </w:pPr>
+      <w:r>
+        <w:rPr>
+          <w:rFonts w:ascii="Arial Narrow" w:eastAsia="Arial Narrow" w:hAnsi="Arial Narrow" w:cs="Arial Narrow"/>
+          <w:b/>
+          <w:color w:val="000000"/>
+          <w:kern w:val="0"/>
+          <w:lang w:eastAsia="es-PE"/>
+          <ns2:ligatures ns2:val="none"/>
         </w:rPr>
         <w:lastRenderedPageBreak/>
         <w:t>SEGUNDO:</w:t>
@@ -4144,7 +4144,7 @@
           <w:color w:val="000000"/>
           <w:kern w:val="0"/>
           <w:lang w:eastAsia="es-PE"/>
-          <w14:ligatures w14:val="none"/>
+          <ns2:ligatures ns2:val="none"/>
         </w:rPr>
         <w:t xml:space="preserve"> tener por ofrecidos los medios probatorios presentados en el escrito de denuncia </w:t>
       </w:r>
@@ -4154,7 +4154,7 @@
           <w:color w:val="000000"/>
           <w:kern w:val="0"/>
           <w:lang w:val="es-ES" w:eastAsia="es-ES"/>
-          <w14:ligatures w14:val="none"/>
+          <ns2:ligatures ns2:val="none"/>
         </w:rPr>
         <w:t xml:space="preserve">del </w:t>
       </w:r>
@@ -4164,7 +4164,7 @@
           <w:color w:val="000000"/>
           <w:kern w:val="0"/>
           <w:lang w:val="es-ES" w:eastAsia="es-ES"/>
-          <w14:ligatures w14:val="none"/>
+          <ns2:ligatures ns2:val="none"/>
         </w:rPr>
         <w:t>23 de enero del 2025</w:t>
       </w:r>
@@ -4172,12 +4172,12 @@
         <w:rPr>
           <w:rFonts w:ascii="Arial Narrow" w:eastAsia="Calibri" w:hAnsi="Arial Narrow" w:cs="Arial"/>
           <w:kern w:val="0"/>
-          <w14:ligatures w14:val="none"/>
+          <ns2:ligatures ns2:val="none"/>
         </w:rPr>
         <w:t>.</w:t>
       </w:r>
     </w:p>
-    <w:p>
+    <w:p ns2:paraId="72A4113D" ns2:textId="77777777">
       <w:pPr>
         <w:spacing w:line="240" w:lineRule="auto"/>
         <w:contextualSpacing/>
@@ -4187,30 +4187,30 @@
           <w:color w:val="000000"/>
           <w:kern w:val="0"/>
           <w:lang w:eastAsia="es-PE"/>
-          <w14:ligatures w14:val="none"/>
-        </w:rPr>
-      </w:pPr>
-    </w:p>
-    <w:p>
-      <w:pPr>
-        <w:spacing w:after="0" w:line="240" w:lineRule="auto"/>
-        <w:jc w:val="both"/>
-        <w:rPr>
-          <w:rFonts w:ascii="Arial Narrow" w:eastAsia="Arial Narrow" w:hAnsi="Arial Narrow" w:cs="Arial Narrow"/>
-          <w:color w:val="000000"/>
-          <w:kern w:val="0"/>
-          <w:lang w:eastAsia="es-PE"/>
-          <w14:ligatures w14:val="none"/>
-        </w:rPr>
-      </w:pPr>
-      <w:r>
-        <w:rPr>
-          <w:rFonts w:ascii="Arial Narrow" w:eastAsia="Arial Narrow" w:hAnsi="Arial Narrow" w:cs="Arial Narrow"/>
-          <w:b/>
-          <w:color w:val="000000"/>
-          <w:kern w:val="0"/>
-          <w:lang w:eastAsia="es-PE"/>
-          <w14:ligatures w14:val="none"/>
+          <ns2:ligatures ns2:val="none"/>
+        </w:rPr>
+      </w:pPr>
+    </w:p>
+    <w:p ns2:paraId="1B36369E" ns2:textId="7375D8E4">
+      <w:pPr>
+        <w:spacing w:after="0" w:line="240" w:lineRule="auto"/>
+        <w:jc w:val="both"/>
+        <w:rPr>
+          <w:rFonts w:ascii="Arial Narrow" w:eastAsia="Arial Narrow" w:hAnsi="Arial Narrow" w:cs="Arial Narrow"/>
+          <w:color w:val="000000"/>
+          <w:kern w:val="0"/>
+          <w:lang w:eastAsia="es-PE"/>
+          <ns2:ligatures ns2:val="none"/>
+        </w:rPr>
+      </w:pPr>
+      <w:r>
+        <w:rPr>
+          <w:rFonts w:ascii="Arial Narrow" w:eastAsia="Arial Narrow" w:hAnsi="Arial Narrow" w:cs="Arial Narrow"/>
+          <w:b/>
+          <w:color w:val="000000"/>
+          <w:kern w:val="0"/>
+          <w:lang w:eastAsia="es-PE"/>
+          <ns2:ligatures ns2:val="none"/>
         </w:rPr>
         <w:t xml:space="preserve">TERCERO: </w:t>
       </w:r>
@@ -4220,7 +4220,7 @@
           <w:color w:val="000000"/>
           <w:kern w:val="0"/>
           <w:lang w:eastAsia="es-PE"/>
-          <w14:ligatures w14:val="none"/>
+          <ns2:ligatures ns2:val="none"/>
         </w:rPr>
         <w:t xml:space="preserve">requerir a </w:t>
       </w:r>
@@ -4237,7 +4237,7 @@
           <w:color w:val="000000"/>
           <w:kern w:val="0"/>
           <w:lang w:eastAsia="es-PE"/>
-          <w14:ligatures w14:val="none"/>
+          <ns2:ligatures ns2:val="none"/>
         </w:rPr>
         <w:t xml:space="preserve"> que cumpla con lo siguiente</w:t>
       </w:r>
@@ -4247,12 +4247,12 @@
           <w:color w:val="000000"/>
           <w:kern w:val="0"/>
           <w:lang w:eastAsia="es-PE"/>
-          <w14:ligatures w14:val="none"/>
+          <ns2:ligatures ns2:val="none"/>
         </w:rPr>
         <w:t>:</w:t>
       </w:r>
     </w:p>
-    <w:p>
+    <w:p ns2:paraId="09D9FCC8" ns2:textId="77777777">
       <w:pPr>
         <w:spacing w:after="0" w:line="240" w:lineRule="auto"/>
         <w:jc w:val="both"/>
@@ -4261,11 +4261,11 @@
           <w:color w:val="000000"/>
           <w:kern w:val="0"/>
           <w:lang w:eastAsia="es-PE"/>
-          <w14:ligatures w14:val="none"/>
-        </w:rPr>
-      </w:pPr>
-    </w:p>
-    <w:p>
+          <ns2:ligatures ns2:val="none"/>
+        </w:rPr>
+      </w:pPr>
+    </w:p>
+    <w:p ns2:paraId="0AC32CAC" ns2:textId="77777777">
       <w:pPr>
         <w:numPr>
           <w:ilvl w:val="0"/>
@@ -4279,21 +4279,21 @@
           <w:color w:val="000000"/>
           <w:kern w:val="0"/>
           <w:lang w:eastAsia="es-PE"/>
-          <w14:ligatures w14:val="none"/>
-        </w:rPr>
-      </w:pPr>
-      <w:r>
-        <w:rPr>
-          <w:rFonts w:ascii="Arial Narrow" w:eastAsia="Arial Narrow" w:hAnsi="Arial Narrow" w:cs="Arial Narrow"/>
-          <w:color w:val="000000"/>
-          <w:kern w:val="0"/>
-          <w:lang w:eastAsia="es-PE"/>
-          <w14:ligatures w14:val="none"/>
+          <ns2:ligatures ns2:val="none"/>
+        </w:rPr>
+      </w:pPr>
+      <w:r>
+        <w:rPr>
+          <w:rFonts w:ascii="Arial Narrow" w:eastAsia="Arial Narrow" w:hAnsi="Arial Narrow" w:cs="Arial Narrow"/>
+          <w:color w:val="000000"/>
+          <w:kern w:val="0"/>
+          <w:lang w:eastAsia="es-PE"/>
+          <ns2:ligatures ns2:val="none"/>
         </w:rPr>
         <w:t>presentar documentos que acrediten su inscripción en los Registros Públicos o una declaración jurada que indique que cuenta con dicha inscripción;</w:t>
       </w:r>
     </w:p>
-    <w:p>
+    <w:p ns2:paraId="7C9575CF" ns2:textId="77777777">
       <w:pPr>
         <w:numPr>
           <w:ilvl w:val="0"/>
@@ -4307,21 +4307,21 @@
           <w:color w:val="000000"/>
           <w:kern w:val="0"/>
           <w:lang w:eastAsia="es-PE"/>
-          <w14:ligatures w14:val="none"/>
-        </w:rPr>
-      </w:pPr>
-      <w:r>
-        <w:rPr>
-          <w:rFonts w:ascii="Arial Narrow" w:eastAsia="Arial Narrow" w:hAnsi="Arial Narrow" w:cs="Arial Narrow"/>
-          <w:color w:val="000000"/>
-          <w:kern w:val="0"/>
-          <w:lang w:eastAsia="es-PE"/>
-          <w14:ligatures w14:val="none"/>
+          <ns2:ligatures ns2:val="none"/>
+        </w:rPr>
+      </w:pPr>
+      <w:r>
+        <w:rPr>
+          <w:rFonts w:ascii="Arial Narrow" w:eastAsia="Arial Narrow" w:hAnsi="Arial Narrow" w:cs="Arial Narrow"/>
+          <w:color w:val="000000"/>
+          <w:kern w:val="0"/>
+          <w:lang w:eastAsia="es-PE"/>
+          <ns2:ligatures ns2:val="none"/>
         </w:rPr>
         <w:t>presentar copia simple de las facultades de representación de su representante legal en el presente procedimiento o la declaración jurada que indique que cuenta con dichas facultades y que estas se encuentran vigentes;</w:t>
       </w:r>
     </w:p>
-    <w:p>
+    <w:p ns2:paraId="0CD5704D" ns2:textId="77777777">
       <w:pPr>
         <w:numPr>
           <w:ilvl w:val="0"/>
@@ -4335,21 +4335,21 @@
           <w:color w:val="000000"/>
           <w:kern w:val="0"/>
           <w:lang w:eastAsia="es-PE"/>
-          <w14:ligatures w14:val="none"/>
-        </w:rPr>
-      </w:pPr>
-      <w:r>
-        <w:rPr>
-          <w:rFonts w:ascii="Arial Narrow" w:eastAsia="Arial Narrow" w:hAnsi="Arial Narrow" w:cs="Arial Narrow"/>
-          <w:color w:val="000000"/>
-          <w:kern w:val="0"/>
-          <w:lang w:eastAsia="es-PE"/>
-          <w14:ligatures w14:val="none"/>
+          <ns2:ligatures ns2:val="none"/>
+        </w:rPr>
+      </w:pPr>
+      <w:r>
+        <w:rPr>
+          <w:rFonts w:ascii="Arial Narrow" w:eastAsia="Arial Narrow" w:hAnsi="Arial Narrow" w:cs="Arial Narrow"/>
+          <w:color w:val="000000"/>
+          <w:kern w:val="0"/>
+          <w:lang w:eastAsia="es-PE"/>
+          <ns2:ligatures ns2:val="none"/>
         </w:rPr>
         <w:t>consignar el Número de Registro Único de Contribuyentes (RUC); y,</w:t>
       </w:r>
     </w:p>
-    <w:p>
+    <w:p ns2:paraId="7341F53D" ns2:textId="101F16E7">
       <w:pPr>
         <w:numPr>
           <w:ilvl w:val="0"/>
@@ -4361,16 +4361,16 @@
         <w:rPr>
           <w:rFonts w:ascii="Arial Narrow" w:eastAsia="Calibri" w:hAnsi="Arial Narrow" w:cs="Arial"/>
           <w:kern w:val="0"/>
-          <w14:ligatures w14:val="none"/>
-        </w:rPr>
-      </w:pPr>
-      <w:r>
-        <w:rPr>
-          <w:rFonts w:ascii="Arial Narrow" w:eastAsia="Arial Narrow" w:hAnsi="Arial Narrow" w:cs="Arial Narrow"/>
-          <w:color w:val="000000"/>
-          <w:kern w:val="0"/>
-          <w:lang w:eastAsia="es-PE"/>
-          <w14:ligatures w14:val="none"/>
+          <ns2:ligatures ns2:val="none"/>
+        </w:rPr>
+      </w:pPr>
+      <w:r>
+        <w:rPr>
+          <w:rFonts w:ascii="Arial Narrow" w:eastAsia="Arial Narrow" w:hAnsi="Arial Narrow" w:cs="Arial Narrow"/>
+          <w:color w:val="000000"/>
+          <w:kern w:val="0"/>
+          <w:lang w:eastAsia="es-PE"/>
+          <ns2:ligatures ns2:val="none"/>
         </w:rPr>
         <w:t>fijar domicilio procesal para el procedimiento, de conformidad con el numeral 1 del artículo 442</w:t>
       </w:r>
@@ -4380,7 +4380,7 @@
           <w:color w:val="000000"/>
           <w:kern w:val="0"/>
           <w:lang w:eastAsia="es-PE"/>
-          <w14:ligatures w14:val="none"/>
+          <ns2:ligatures ns2:val="none"/>
         </w:rPr>
         <w:t/>
       </w:r>
@@ -4390,7 +4390,7 @@
           <w:color w:val="000000"/>
           <w:kern w:val="0"/>
           <w:lang w:eastAsia="es-PE"/>
-          <w14:ligatures w14:val="none"/>
+          <ns2:ligatures ns2:val="none"/>
         </w:rPr>
         <w:t xml:space="preserve"> del Código Procesal Civil. </w:t>
       </w:r>
@@ -4398,7 +4398,7 @@
         <w:rPr>
           <w:rFonts w:ascii="Arial Narrow" w:eastAsia="Calibri" w:hAnsi="Arial Narrow" w:cs="Arial"/>
           <w:kern w:val="0"/>
-          <w14:ligatures w14:val="none"/>
+          <ns2:ligatures ns2:val="none"/>
         </w:rPr>
         <w:t>Para ello podrá señalar domicilio físico o una dirección electrónica a la que pueda remitirse las notificaciones</w:t>
       </w:r>
@@ -4407,12 +4407,12 @@
           <w:rFonts w:ascii="Arial Narrow" w:eastAsia="Arial" w:hAnsi="Arial Narrow" w:cs="Arial"/>
           <w:kern w:val="0"/>
           <w:lang w:val="es"/>
-          <w14:ligatures w14:val="none"/>
+          <ns2:ligatures ns2:val="none"/>
         </w:rPr>
         <w:t>;</w:t>
       </w:r>
     </w:p>
-    <w:p>
+    <w:p ns2:paraId="446A1900" ns2:textId="13BE47D4">
       <w:pPr>
         <w:numPr>
           <w:ilvl w:val="0"/>
@@ -4424,14 +4424,14 @@
         <w:rPr>
           <w:rFonts w:ascii="Arial Narrow" w:eastAsia="Calibri" w:hAnsi="Arial Narrow" w:cs="Arial"/>
           <w:kern w:val="0"/>
-          <w14:ligatures w14:val="none"/>
+          <ns2:ligatures ns2:val="none"/>
         </w:rPr>
       </w:pPr>
       <w:r>
         <w:rPr>
           <w:rFonts w:ascii="Arial Narrow" w:eastAsia="Calibri" w:hAnsi="Arial Narrow" w:cs="Arial"/>
           <w:kern w:val="0"/>
-          <w14:ligatures w14:val="none"/>
+          <ns2:ligatures ns2:val="none"/>
         </w:rPr>
         <w:t xml:space="preserve">en caso califique como </w:t>
       </w:r>
@@ -4440,7 +4440,7 @@
         <w:rPr>
           <w:rFonts w:ascii="Arial Narrow" w:eastAsia="Calibri" w:hAnsi="Arial Narrow" w:cs="Arial"/>
           <w:kern w:val="0"/>
-          <w14:ligatures w14:val="none"/>
+          <ns2:ligatures ns2:val="none"/>
         </w:rPr>
         <w:t>micro empresa</w:t>
       </w:r>
@@ -4449,7 +4449,7 @@
         <w:rPr>
           <w:rFonts w:ascii="Arial Narrow" w:eastAsia="Calibri" w:hAnsi="Arial Narrow" w:cs="Arial"/>
           <w:kern w:val="0"/>
-          <w14:ligatures w14:val="none"/>
+          <ns2:ligatures ns2:val="none"/>
         </w:rPr>
         <w:t xml:space="preserve"> o pequeña empresa, presentar los documentos que acrediten su volumen de ventas o ingresos brutos percibidos el año anterior relativo a todas sus actividades económicas y el número de trabajadores con el que cuenta</w:t>
       </w:r>
@@ -4459,7 +4459,7 @@
           <w:rFonts w:ascii="Arial Narrow" w:eastAsia="Calibri" w:hAnsi="Arial Narrow" w:cs="Arial"/>
           <w:kern w:val="0"/>
           <w:vertAlign w:val="superscript"/>
-          <w14:ligatures w14:val="none"/>
+          <ns2:ligatures ns2:val="none"/>
         </w:rPr>
         <w:footnoteReference w:id="7"/>
       </w:r>
@@ -4467,7 +4467,7 @@
         <w:rPr>
           <w:rFonts w:ascii="Arial Narrow" w:eastAsia="Calibri" w:hAnsi="Arial Narrow" w:cs="Arial"/>
           <w:kern w:val="0"/>
-          <w14:ligatures w14:val="none"/>
+          <ns2:ligatures ns2:val="none"/>
         </w:rPr>
         <w:t>. Ello, a fin de que la Comisión pueda meritar dicha documentación, conforme lo establece el artículo 110</w:t>
       </w:r>
@@ -4477,7 +4477,7 @@
           <w:color w:val="000000"/>
           <w:kern w:val="0"/>
           <w:lang w:eastAsia="es-PE"/>
-          <w14:ligatures w14:val="none"/>
+          <ns2:ligatures ns2:val="none"/>
         </w:rPr>
         <w:t/>
       </w:r>
@@ -4485,7 +4485,7 @@
         <w:rPr>
           <w:rFonts w:ascii="Arial Narrow" w:eastAsia="Calibri" w:hAnsi="Arial Narrow" w:cs="Arial"/>
           <w:kern w:val="0"/>
-          <w14:ligatures w14:val="none"/>
+          <ns2:ligatures ns2:val="none"/>
         </w:rPr>
         <w:t xml:space="preserve"> del </w:t>
       </w:r>
@@ -4494,7 +4494,7 @@
           <w:rFonts w:ascii="Arial Narrow" w:eastAsia="Calibri" w:hAnsi="Arial Narrow" w:cs="Arial"/>
           <w:spacing w:val="-2"/>
           <w:kern w:val="0"/>
-          <w14:ligatures w14:val="none"/>
+          <ns2:ligatures ns2:val="none"/>
         </w:rPr>
         <w:t>Código</w:t>
       </w:r>
@@ -4505,7 +4505,7 @@
           <w:spacing w:val="-2"/>
           <w:kern w:val="0"/>
           <w:vertAlign w:val="superscript"/>
-          <w14:ligatures w14:val="none"/>
+          <ns2:ligatures ns2:val="none"/>
         </w:rPr>
         <w:footnoteReference w:id="8"/>
       </w:r>
@@ -4514,67 +4514,102 @@
           <w:rFonts w:ascii="Arial Narrow" w:eastAsia="Calibri" w:hAnsi="Arial Narrow" w:cs="Arial"/>
           <w:spacing w:val="-2"/>
           <w:kern w:val="0"/>
-          <w14:ligatures w14:val="none"/>
+          <ns2:ligatures ns2:val="none"/>
         </w:rPr>
         <w:t>.</w:t>
       </w:r>
     </w:p>
+    <w:p ns2:paraId="354DE7F2" ns2:textId="77777777">
+      <w:pPr>
+        <w:spacing w:after="0" w:line="240" w:lineRule="auto"/>
+        <w:ind w:left="567"/>
+        <w:jc w:val="both"/>
+        <w:rPr>
+          <w:rFonts w:ascii="Arial Narrow" w:eastAsia="Arial Narrow" w:hAnsi="Arial Narrow" w:cs="Arial Narrow"/>
+          <w:color w:val="000000"/>
+          <w:kern w:val="0"/>
+          <w:lang w:eastAsia="es-PE"/>
+          <ns2:ligatures ns2:val="none"/>
+        </w:rPr>
+      </w:pPr>
+    </w:p>
     <w:p>
       <w:pPr>
         <w:spacing w:after="0" w:line="240" w:lineRule="auto"/>
-        <w:ind w:left="567"/>
-        <w:jc w:val="both"/>
-        <w:rPr>
-          <w:rFonts w:ascii="Arial Narrow" w:eastAsia="Arial Narrow" w:hAnsi="Arial Narrow" w:cs="Arial Narrow"/>
-          <w:color w:val="000000"/>
-          <w:kern w:val="0"/>
-          <w:lang w:eastAsia="es-PE"/>
-          <w14:ligatures w14:val="none"/>
-        </w:rPr>
-      </w:pPr>
-    </w:p>
-    <w:p>
-      <w:pPr>
-        <w:spacing w:after="0" w:line="240" w:lineRule="auto"/>
-        <w:jc w:val="both"/>
-        <w:rPr>
-          <w:rFonts w:ascii="Arial Narrow" w:eastAsia="Arial Narrow" w:hAnsi="Arial Narrow" w:cs="Arial Narrow"/>
-          <w:color w:val="000000"/>
-          <w:kern w:val="0"/>
-          <w:lang w:eastAsia="es-PE"/>
-          <w14:ligatures w14:val="none"/>
-        </w:rPr>
-      </w:pPr>
-      <w:r>
-        <w:rPr>
-          <w:rFonts w:ascii="Arial Narrow" w:eastAsia="Arial Narrow" w:hAnsi="Arial Narrow" w:cs="Arial Narrow"/>
-          <w:b/>
-          <w:color w:val="000000"/>
-          <w:kern w:val="0"/>
-          <w:lang w:eastAsia="es-PE"/>
-          <w14:ligatures w14:val="none"/>
+        <w:jc w:val="both"/>
+        <w:rPr>
+          <w:rFonts w:ascii="Arial Narrow" w:eastAsia="Arial Narrow" w:hAnsi="Arial Narrow" w:cs="Arial Narrow"/>
+          <w:color w:val="000000"/>
+          <w:kern w:val="0"/>
+          <w:lang w:eastAsia="es-PE"/>
+          <ns2:ligatures ns2:val="none"/>
+        </w:rPr>
+      </w:pPr>
+      <w:r>
+        <w:rPr>
+          <w:rFonts w:ascii="Arial Narrow" w:hAnsi="Arial Narrow" w:cs="Arial Narrow"/>
+          <w:b w:val="1"/>
+          <w:bCs w:val="1"/>
+          <w:sz w:val="20"/>
+          <w:szCs w:val="20"/>
         </w:rPr>
         <w:t xml:space="preserve">CUARTO: </w:t>
       </w:r>
       <w:r>
         <w:rPr>
-          <w:rFonts w:ascii="Arial Narrow" w:eastAsia="Arial Narrow" w:hAnsi="Arial Narrow" w:cs="Arial Narrow"/>
-          <w:color w:val="000000"/>
-          <w:kern w:val="0"/>
-          <w:lang w:eastAsia="es-PE"/>
-          <w14:ligatures w14:val="none"/>
-        </w:rPr>
-        <w:t xml:space="preserve">correr traslado de la denuncia interpuesta </w:t>
-      </w:r>
-      <w:r>
+          <w:rFonts w:ascii="Arial Narrow" w:hAnsi="Arial Narrow" w:cs="Arial Narrow"/>
+          <w:sz w:val="20"/>
+          <w:szCs w:val="20"/>
+        </w:rPr>
+        <w:t xml:space="preserve">correr traslado de la presente resolución a Mapfre Perú Compañía de Seguros y Reaseguros S.A. y al Comité de Administración del Fondo de Asistencia y Estímulo de los Trabajadores del Sector Educación para que, de conformidad con lo dispuesto por el artículo 26° de la Ley sobre Facultades, Normas y Organización del Indecopi, aprobado por Decreto Legislativo N° 8079, presenten sus descargos sobre la imputación de cargos realizada en un plazo no mayor a cinco (5) días hábiles contado a partir del día siguiente de la notificación de la presente resolución, vencido el cual, el Secretario Técnico declarará en rebeldía a los denunciados que no lo hubieran presentado. Debe precisarse que de conformidad con lo establecido por el artículo 223° del Texto Único Ordenado de la Ley N° 27444, Ley del Procedimiento Administrativo General, las alegaciones y los hechos relevantes de la reclamación, salvo que hayan sido específicamente negadas en la contestación, se tendrán por aceptadas o meritadas como ciertas.</w:t>
+      </w:r>
+    </w:p>
+    <w:p ns2:paraId="7D74C0BD" ns2:textId="77777777">
+      <w:pPr>
+        <w:spacing w:after="0" w:line="240" w:lineRule="auto"/>
+        <w:jc w:val="both"/>
+        <w:rPr>
+          <w:rFonts w:ascii="Arial Narrow" w:eastAsia="Arial Narrow" w:hAnsi="Arial Narrow" w:cs="Arial Narrow"/>
+          <w:color w:val="000000"/>
+          <w:kern w:val="0"/>
+          <w:lang w:eastAsia="es-PE"/>
+          <ns2:ligatures ns2:val="none"/>
+        </w:rPr>
+      </w:pPr>
+    </w:p>
+    <w:p ns2:paraId="61C1ED8F" ns2:textId="58F81100">
+      <w:pPr>
+        <w:spacing w:after="0" w:line="240" w:lineRule="auto"/>
+        <w:jc w:val="both"/>
         <w:rPr>
           <w:rFonts w:ascii="Arial Narrow" w:eastAsia="Times New Roman" w:hAnsi="Arial Narrow" w:cs="Arial"/>
           <w:color w:val="000000"/>
           <w:kern w:val="0"/>
           <w:lang w:val="es-ES" w:eastAsia="es-ES"/>
-          <w14:ligatures w14:val="none"/>
-        </w:rPr>
-        <w:t xml:space="preserve">el </w:t>
+          <ns2:ligatures ns2:val="none"/>
+        </w:rPr>
+      </w:pPr>
+      <w:r>
+        <w:rPr>
+          <w:rFonts w:ascii="Arial Narrow" w:eastAsia="Arial Narrow" w:hAnsi="Arial Narrow" w:cs="Arial Narrow"/>
+          <w:b/>
+          <w:color w:val="000000"/>
+          <w:kern w:val="0"/>
+          <w:lang w:eastAsia="es-PE"/>
+          <ns2:ligatures ns2:val="none"/>
+        </w:rPr>
+        <w:t xml:space="preserve">QUINTO: </w:t>
+      </w:r>
+      <w:bookmarkStart w:id="4" w:name="_Hlk188286813"/>
+      <w:r>
+        <w:rPr>
+          <w:rFonts w:ascii="Arial Narrow" w:eastAsia="Times New Roman" w:hAnsi="Arial Narrow" w:cs="Arial"/>
+          <w:color w:val="000000"/>
+          <w:kern w:val="0"/>
+          <w:lang w:eastAsia="es-ES"/>
+          <ns2:ligatures ns2:val="none"/>
+        </w:rPr>
+        <w:t xml:space="preserve">requerir </w:t>
       </w:r>
       <w:r>
         <w:rPr>
@@ -4582,123 +4617,309 @@
           <w:color w:val="000000"/>
           <w:kern w:val="0"/>
           <w:lang w:val="es-ES" w:eastAsia="es-ES"/>
-          <w14:ligatures w14:val="none"/>
-        </w:rPr>
-        <w:t>23 de enero del 2025</w:t>
-      </w:r>
-      <w:r>
-        <w:rPr>
-          <w:rFonts w:ascii="Arial Narrow" w:eastAsia="Calibri" w:hAnsi="Arial Narrow" w:cs="Arial"/>
-          <w:kern w:val="0"/>
-          <w14:ligatures w14:val="none"/>
+          <ns2:ligatures ns2:val="none"/>
+        </w:rPr>
+        <w:t xml:space="preserve">que, en un </w:t>
+      </w:r>
+      <w:r>
+        <w:rPr>
+          <w:rFonts w:ascii="Arial Narrow" w:eastAsia="Times New Roman" w:hAnsi="Arial Narrow" w:cs="Arial"/>
+          <w:color w:val="000000"/>
+          <w:kern w:val="0"/>
+          <w:lang w:eastAsia="es-ES"/>
+          <ns2:ligatures ns2:val="none"/>
+        </w:rPr>
+        <w:t>plazo no mayor de cinco (5) días hábiles contado a partir del día siguiente de la notificación de la presente resolución</w:t>
+      </w:r>
+      <w:bookmarkEnd w:id="4"/>
+      <w:r>
+        <w:rPr>
+          <w:rFonts w:ascii="Arial Narrow" w:eastAsia="Times New Roman" w:hAnsi="Arial Narrow" w:cs="Arial"/>
+          <w:color w:val="000000"/>
+          <w:kern w:val="0"/>
+          <w:lang w:eastAsia="es-ES"/>
+          <ns2:ligatures ns2:val="none"/>
         </w:rPr>
         <w:t xml:space="preserve">, </w:t>
       </w:r>
-      <w:r>
-        <w:rPr>
-          <w:rFonts w:ascii="Arial Narrow" w:eastAsia="Arial Narrow" w:hAnsi="Arial Narrow" w:cs="Arial Narrow"/>
-          <w:color w:val="000000"/>
-          <w:kern w:val="0"/>
-          <w:lang w:eastAsia="es-PE"/>
-          <w14:ligatures w14:val="none"/>
-        </w:rPr>
-        <w:t>a</w:t>
-      </w:r>
-      <w:r>
-        <w:rPr>
-          <w:rFonts w:ascii="Arial Narrow" w:eastAsia="Times New Roman" w:hAnsi="Arial Narrow" w:cs="Times New Roman"/>
-          <w:color w:val="000000"/>
-          <w:kern w:val="0"/>
-          <w:shd w:val="clear" w:color="auto" w:fill="FFFFFF"/>
-          <w:lang w:eastAsia="es-PE"/>
-          <w14:ligatures w14:val="none"/>
+      <w:bookmarkStart w:id="5" w:name="_Hlk188286828"/>
+      <w:r>
+        <w:rPr>
+          <w:rFonts w:ascii="Arial Narrow" w:eastAsia="Arial Narrow" w:hAnsi="Arial Narrow" w:cs="Arial Narrow"/>
+          <w:bCs/>
+        </w:rPr>
+        <w:t>Mapfre Perú Compañía de Seguros y Reaseguros S.A.</w:t>
+      </w:r>
+      <w:r>
+        <w:rPr>
+          <w:rFonts w:ascii="Arial Narrow" w:eastAsia="Times New Roman" w:hAnsi="Arial Narrow" w:cs="Arial"/>
+          <w:color w:val="000000"/>
+          <w:kern w:val="0"/>
+          <w:lang w:eastAsia="es-ES"/>
+          <ns2:ligatures ns2:val="none"/>
+        </w:rPr>
+        <w:t xml:space="preserve">, </w:t>
+      </w:r>
+      <w:bookmarkEnd w:id="5"/>
+      <w:r>
+        <w:rPr>
+          <w:rFonts w:ascii="Arial Narrow" w:eastAsia="Times New Roman" w:hAnsi="Arial Narrow" w:cs="Arial"/>
+          <w:color w:val="000000"/>
+          <w:kern w:val="0"/>
+          <w:lang w:val="es-ES" w:eastAsia="es-ES"/>
+          <ns2:ligatures ns2:val="none"/>
+        </w:rPr>
+        <w:t xml:space="preserve">cumpla con: </w:t>
+      </w:r>
+      <w:r>
+        <w:rPr>
+          <w:rFonts w:ascii="Arial Narrow" w:eastAsia="Times New Roman" w:hAnsi="Arial Narrow" w:cs="Arial"/>
+          <w:color w:val="000000"/>
+          <w:kern w:val="0"/>
+          <w:lang w:val="es-ES" w:eastAsia="es-ES"/>
+          <ns2:ligatures ns2:val="none"/>
+        </w:rPr>
+        <w:t>(i) presentar una copia completa, legible y debidamente suscrita de la Póliza 6202059900004; y, (</w:t>
+      </w:r>
+      <w:proofErr w:type="spellStart"/>
+      <w:r>
+        <w:rPr>
+          <w:rFonts w:ascii="Arial Narrow" w:eastAsia="Times New Roman" w:hAnsi="Arial Narrow" w:cs="Arial"/>
+          <w:color w:val="000000"/>
+          <w:kern w:val="0"/>
+          <w:lang w:val="es-ES" w:eastAsia="es-ES"/>
+          <ns2:ligatures ns2:val="none"/>
+        </w:rPr>
+        <w:t>ii</w:t>
+      </w:r>
+      <w:proofErr w:type="spellEnd"/>
+      <w:r>
+        <w:rPr>
+          <w:rFonts w:ascii="Arial Narrow" w:eastAsia="Times New Roman" w:hAnsi="Arial Narrow" w:cs="Arial"/>
+          <w:color w:val="000000"/>
+          <w:kern w:val="0"/>
+          <w:lang w:val="es-ES" w:eastAsia="es-ES"/>
+          <ns2:ligatures ns2:val="none"/>
+        </w:rPr>
+        <w:t xml:space="preserve">) presentar </w:t>
+      </w:r>
+      <w:r>
+        <w:rPr>
+          <w:rFonts w:ascii="Arial Narrow" w:eastAsia="Times New Roman" w:hAnsi="Arial Narrow" w:cs="Arial"/>
+          <w:color w:val="000000"/>
+          <w:kern w:val="0"/>
+          <w:lang w:val="es-ES" w:eastAsia="es-ES"/>
+          <ns2:ligatures ns2:val="none"/>
+        </w:rPr>
+        <w:t xml:space="preserve">los medios probatorios que acrediten que gestionó el pago de las primas ante el empleador de la </w:t>
+      </w:r>
+      <w:r>
+        <w:rPr>
+          <w:rFonts w:ascii="Arial Narrow" w:eastAsia="Times New Roman" w:hAnsi="Arial Narrow" w:cs="Arial"/>
+          <w:color w:val="000000"/>
+          <w:kern w:val="0"/>
+          <w:lang w:val="es-ES" w:eastAsia="es-ES"/>
+          <ns2:ligatures ns2:val="none"/>
+        </w:rPr>
+        <w:t>asegura</w:t>
+      </w:r>
+      <w:r>
+        <w:rPr>
+          <w:rFonts w:ascii="Arial Narrow" w:eastAsia="Times New Roman" w:hAnsi="Arial Narrow" w:cs="Arial"/>
+          <w:color w:val="000000"/>
+          <w:kern w:val="0"/>
+          <w:lang w:val="es-ES" w:eastAsia="es-ES"/>
+          <ns2:ligatures ns2:val="none"/>
+        </w:rPr>
+        <w:t>dora</w:t>
+      </w:r>
+      <w:r>
+        <w:rPr>
+          <w:rFonts w:ascii="Arial Narrow" w:eastAsia="Times New Roman" w:hAnsi="Arial Narrow" w:cs="Arial"/>
+          <w:color w:val="000000"/>
+          <w:kern w:val="0"/>
+          <w:lang w:val="es-ES" w:eastAsia="es-ES"/>
+          <ns2:ligatures ns2:val="none"/>
+        </w:rPr>
+        <w:t>; y, (</w:t>
+      </w:r>
+      <w:proofErr w:type="spellStart"/>
+      <w:r>
+        <w:rPr>
+          <w:rFonts w:ascii="Arial Narrow" w:eastAsia="Times New Roman" w:hAnsi="Arial Narrow" w:cs="Arial"/>
+          <w:color w:val="000000"/>
+          <w:kern w:val="0"/>
+          <w:lang w:val="es-ES" w:eastAsia="es-ES"/>
+          <ns2:ligatures ns2:val="none"/>
+        </w:rPr>
+        <w:t>iii</w:t>
+      </w:r>
+      <w:proofErr w:type="spellEnd"/>
+      <w:r>
+        <w:rPr>
+          <w:rFonts w:ascii="Arial Narrow" w:eastAsia="Times New Roman" w:hAnsi="Arial Narrow" w:cs="Arial"/>
+          <w:color w:val="000000"/>
+          <w:kern w:val="0"/>
+          <w:lang w:val="es-ES" w:eastAsia="es-ES"/>
+          <ns2:ligatures ns2:val="none"/>
+        </w:rPr>
+        <w:t xml:space="preserve">) presentar un cronograma de pagos de la Póliza </w:t>
+      </w:r>
+      <w:proofErr w:type="spellStart"/>
+      <w:r>
+        <w:rPr>
+          <w:rFonts w:ascii="Arial Narrow" w:eastAsia="Times New Roman" w:hAnsi="Arial Narrow" w:cs="Arial"/>
+          <w:color w:val="000000"/>
+          <w:kern w:val="0"/>
+          <w:lang w:val="es-ES" w:eastAsia="es-ES"/>
+          <ns2:ligatures ns2:val="none"/>
+        </w:rPr>
+        <w:t/>
+      </w:r>
+      <w:proofErr w:type="spellEnd"/>
+      <w:r>
+        <w:rPr>
+          <w:rFonts w:ascii="Arial Narrow" w:eastAsia="Times New Roman" w:hAnsi="Arial Narrow" w:cs="Arial"/>
+          <w:color w:val="000000"/>
+          <w:kern w:val="0"/>
+          <w:lang w:val="es-ES" w:eastAsia="es-ES"/>
+          <ns2:ligatures ns2:val="none"/>
+        </w:rPr>
+        <w:t xml:space="preserve"> 6202059900004</w:t>
+      </w:r>
+      <w:r>
+        <w:rPr>
+          <w:rFonts w:ascii="Arial Narrow" w:eastAsia="Times New Roman" w:hAnsi="Arial Narrow" w:cs="Arial"/>
+          <w:color w:val="000000"/>
+          <w:kern w:val="0"/>
+          <w:lang w:val="es-ES" w:eastAsia="es-ES"/>
+          <ns2:ligatures ns2:val="none"/>
+        </w:rPr>
+        <w:t>.</w:t>
+      </w:r>
+    </w:p>
+    <w:p ns2:paraId="179A6699" ns2:textId="77777777">
+      <w:pPr>
+        <w:spacing w:after="0" w:line="240" w:lineRule="auto"/>
+        <w:jc w:val="both"/>
+        <w:rPr>
+          <w:rFonts w:ascii="Arial Narrow" w:eastAsia="Times New Roman" w:hAnsi="Arial Narrow" w:cs="Arial"/>
+          <w:color w:val="000000"/>
+          <w:kern w:val="0"/>
+          <w:lang w:val="es-ES" w:eastAsia="es-ES"/>
+          <ns2:ligatures ns2:val="none"/>
+        </w:rPr>
+      </w:pPr>
+    </w:p>
+    <w:p ns2:paraId="63E6DC28" ns2:textId="5F731257">
+      <w:pPr>
+        <w:spacing w:after="0" w:line="240" w:lineRule="auto"/>
+        <w:jc w:val="both"/>
+        <w:rPr>
+          <w:rFonts w:ascii="Arial Narrow" w:eastAsia="Times New Roman" w:hAnsi="Arial Narrow" w:cs="Arial"/>
+          <w:color w:val="000000"/>
+          <w:kern w:val="0"/>
+          <w:lang w:val="es-ES" w:eastAsia="es-ES"/>
+          <ns2:ligatures ns2:val="none"/>
+        </w:rPr>
+      </w:pPr>
+      <w:r>
+        <w:rPr>
+          <w:rFonts w:ascii="Arial Narrow" w:eastAsia="Arial Narrow" w:hAnsi="Arial Narrow" w:cs="Arial Narrow"/>
+          <w:b/>
+          <w:color w:val="000000"/>
+          <w:kern w:val="0"/>
+          <w:lang w:eastAsia="es-PE"/>
+          <ns2:ligatures ns2:val="none"/>
+        </w:rPr>
+        <w:t xml:space="preserve">SEXTO: </w:t>
+      </w:r>
+      <w:r>
+        <w:rPr>
+          <w:rFonts w:ascii="Arial Narrow" w:eastAsia="Times New Roman" w:hAnsi="Arial Narrow" w:cs="Arial"/>
+          <w:color w:val="000000"/>
+          <w:kern w:val="0"/>
+          <w:lang w:eastAsia="es-ES"/>
+          <ns2:ligatures ns2:val="none"/>
+        </w:rPr>
+        <w:t xml:space="preserve">requerir </w:t>
+      </w:r>
+      <w:r>
+        <w:rPr>
+          <w:rFonts w:ascii="Arial Narrow" w:eastAsia="Times New Roman" w:hAnsi="Arial Narrow" w:cs="Arial"/>
+          <w:color w:val="000000"/>
+          <w:kern w:val="0"/>
+          <w:lang w:val="es-ES" w:eastAsia="es-ES"/>
+          <ns2:ligatures ns2:val="none"/>
+        </w:rPr>
+        <w:t xml:space="preserve">que, en un </w:t>
+      </w:r>
+      <w:r>
+        <w:rPr>
+          <w:rFonts w:ascii="Arial Narrow" w:eastAsia="Times New Roman" w:hAnsi="Arial Narrow" w:cs="Arial"/>
+          <w:color w:val="000000"/>
+          <w:kern w:val="0"/>
+          <w:lang w:eastAsia="es-ES"/>
+          <ns2:ligatures ns2:val="none"/>
+        </w:rPr>
+        <w:t xml:space="preserve">plazo no mayor de cinco (5) días hábiles contado a partir del día siguiente de la notificación de la presente resolución, </w:t>
+      </w:r>
+      <w:r>
+        <w:rPr>
+          <w:rFonts w:ascii="Arial Narrow" w:eastAsia="Arial Narrow" w:hAnsi="Arial Narrow" w:cs="Arial Narrow"/>
+          <w:bCs/>
+        </w:rPr>
+        <w:t>al Comité de Administración del Fondo de Asistencia y Estímulo de los Trabajadores del Sector Educación</w:t>
+      </w:r>
+      <w:r>
+        <w:rPr>
+          <w:rFonts w:ascii="Arial Narrow" w:eastAsia="Times New Roman" w:hAnsi="Arial Narrow" w:cs="Arial"/>
+          <w:color w:val="000000"/>
+          <w:kern w:val="0"/>
+          <w:lang w:eastAsia="es-ES"/>
+          <ns2:ligatures ns2:val="none"/>
+        </w:rPr>
+        <w:t>,</w:t>
+      </w:r>
+      <w:r>
+        <w:rPr>
+          <w:rFonts w:ascii="Arial Narrow" w:eastAsia="Times New Roman" w:hAnsi="Arial Narrow" w:cs="Arial"/>
+          <w:color w:val="000000"/>
+          <w:kern w:val="0"/>
+          <w:lang w:eastAsia="es-ES"/>
+          <ns2:ligatures ns2:val="none"/>
         </w:rPr>
         <w:t xml:space="preserve"> </w:t>
       </w:r>
       <w:r>
         <w:rPr>
-          <w:rFonts w:ascii="Arial Narrow" w:eastAsia="Arial Narrow" w:hAnsi="Arial Narrow" w:cs="Arial Narrow"/>
-          <w:bCs/>
-        </w:rPr>
-        <w:t>Mapfre Perú Compañía de Seguros y Reaseguros S.A. y al Comité de Administración del Fondo de Asistencia y Estímulo de los Trabajadores del Sector Educación</w:t>
-      </w:r>
-      <w:r>
-        <w:rPr>
-          <w:rFonts w:ascii="Arial Narrow" w:eastAsia="Arial Narrow" w:hAnsi="Arial Narrow" w:cs="Arial Narrow"/>
-          <w:color w:val="000000"/>
-          <w:kern w:val="0"/>
-          <w:lang w:eastAsia="es-PE"/>
-          <w14:ligatures w14:val="none"/>
-        </w:rPr>
-        <w:t>, para que, de conformidad con lo dispuesto por el artículo 26</w:t>
-      </w:r>
-      <w:r>
-        <w:rPr>
-          <w:rFonts w:ascii="Arial Narrow" w:eastAsia="Times New Roman" w:hAnsi="Arial Narrow" w:cs="Segoe UI"/>
-          <w:color w:val="000000"/>
-          <w:kern w:val="0"/>
-          <w:lang w:eastAsia="es-PE"/>
-          <w14:ligatures w14:val="none"/>
-        </w:rPr>
-        <w:t/>
-      </w:r>
-      <w:r>
-        <w:rPr>
-          <w:rFonts w:ascii="Arial Narrow" w:eastAsia="Arial Narrow" w:hAnsi="Arial Narrow" w:cs="Arial Narrow"/>
-          <w:color w:val="000000"/>
-          <w:kern w:val="0"/>
-          <w:lang w:eastAsia="es-PE"/>
-          <w14:ligatures w14:val="none"/>
-        </w:rPr>
-        <w:t xml:space="preserve"> de la Ley sobre Facultades, Normas y Organización del Indecopi, aprobada por Decreto Legislativo 807, presente sus descargos en un plazo no mayor de cinco (5) días hábiles contados desde la notificación. </w:t>
-      </w:r>
-    </w:p>
-    <w:p>
-      <w:pPr>
-        <w:spacing w:after="0" w:line="240" w:lineRule="auto"/>
-        <w:jc w:val="both"/>
-        <w:rPr>
-          <w:rFonts w:ascii="Arial Narrow" w:eastAsia="Arial Narrow" w:hAnsi="Arial Narrow" w:cs="Arial Narrow"/>
-          <w:color w:val="000000"/>
-          <w:kern w:val="0"/>
-          <w:lang w:eastAsia="es-PE"/>
-          <w14:ligatures w14:val="none"/>
-        </w:rPr>
-      </w:pPr>
-    </w:p>
-    <w:p>
-      <w:pPr>
-        <w:spacing w:after="0" w:line="240" w:lineRule="auto"/>
-        <w:jc w:val="both"/>
-        <w:rPr>
           <w:rFonts w:ascii="Arial Narrow" w:eastAsia="Times New Roman" w:hAnsi="Arial Narrow" w:cs="Arial"/>
           <w:color w:val="000000"/>
           <w:kern w:val="0"/>
           <w:lang w:val="es-ES" w:eastAsia="es-ES"/>
-          <w14:ligatures w14:val="none"/>
-        </w:rPr>
-      </w:pPr>
-      <w:r>
-        <w:rPr>
-          <w:rFonts w:ascii="Arial Narrow" w:eastAsia="Arial Narrow" w:hAnsi="Arial Narrow" w:cs="Arial Narrow"/>
-          <w:b/>
-          <w:color w:val="000000"/>
-          <w:kern w:val="0"/>
-          <w:lang w:eastAsia="es-PE"/>
-          <w14:ligatures w14:val="none"/>
-        </w:rPr>
-        <w:t xml:space="preserve">QUINTO: </w:t>
-      </w:r>
-      <w:bookmarkStart w:id="4" w:name="_Hlk188286813"/>
+          <ns2:ligatures ns2:val="none"/>
+        </w:rPr>
+        <w:t>cumpla con</w:t>
+      </w:r>
+      <w:r>
+        <w:rPr>
+          <w:rFonts w:ascii="Arial Narrow" w:eastAsia="Times New Roman" w:hAnsi="Arial Narrow" w:cs="Arial"/>
+          <w:color w:val="000000"/>
+          <w:kern w:val="0"/>
+          <w:lang w:val="es-ES" w:eastAsia="es-ES"/>
+          <ns2:ligatures ns2:val="none"/>
+        </w:rPr>
+        <w:t xml:space="preserve">: </w:t>
+      </w:r>
       <w:r>
         <w:rPr>
           <w:rFonts w:ascii="Arial Narrow" w:eastAsia="Times New Roman" w:hAnsi="Arial Narrow" w:cs="Arial"/>
           <w:color w:val="000000"/>
           <w:kern w:val="0"/>
           <w:lang w:eastAsia="es-ES"/>
-          <w14:ligatures w14:val="none"/>
-        </w:rPr>
-        <w:t xml:space="preserve">requerir </w:t>
+          <ns2:ligatures ns2:val="none"/>
+        </w:rPr>
+        <w:t xml:space="preserve">(i) </w:t>
       </w:r>
       <w:r>
         <w:rPr>
@@ -4706,9 +4927,9 @@
           <w:color w:val="000000"/>
           <w:kern w:val="0"/>
           <w:lang w:val="es-ES" w:eastAsia="es-ES"/>
-          <w14:ligatures w14:val="none"/>
-        </w:rPr>
-        <w:t xml:space="preserve">que, en un </w:t>
+          <ns2:ligatures ns2:val="none"/>
+        </w:rPr>
+        <w:t>presentar una copia completa, legible y debidamente suscrita de la Póliza 6202059900004</w:t>
       </w:r>
       <w:r>
         <w:rPr>
@@ -4716,28 +4937,19 @@
           <w:color w:val="000000"/>
           <w:kern w:val="0"/>
           <w:lang w:eastAsia="es-ES"/>
-          <w14:ligatures w14:val="none"/>
-        </w:rPr>
-        <w:t>plazo no mayor de cinco (5) días hábiles contado a partir del día siguiente de la notificación de la presente resolución</w:t>
-      </w:r>
-      <w:bookmarkEnd w:id="4"/>
+          <ns2:ligatures ns2:val="none"/>
+        </w:rPr>
+        <w:t>;</w:t>
+      </w:r>
       <w:r>
         <w:rPr>
           <w:rFonts w:ascii="Arial Narrow" w:eastAsia="Times New Roman" w:hAnsi="Arial Narrow" w:cs="Arial"/>
           <w:color w:val="000000"/>
           <w:kern w:val="0"/>
           <w:lang w:eastAsia="es-ES"/>
-          <w14:ligatures w14:val="none"/>
-        </w:rPr>
-        <w:t xml:space="preserve">, </w:t>
-      </w:r>
-      <w:bookmarkStart w:id="5" w:name="_Hlk188286828"/>
-      <w:r>
-        <w:rPr>
-          <w:rFonts w:ascii="Arial Narrow" w:eastAsia="Arial Narrow" w:hAnsi="Arial Narrow" w:cs="Arial Narrow"/>
-          <w:bCs/>
-        </w:rPr>
-        <w:t>Mapfre Perú Compañía de Seguros y Reaseguros S.A.</w:t>
+          <ns2:ligatures ns2:val="none"/>
+        </w:rPr>
+        <w:t xml:space="preserve"> y,</w:t>
       </w:r>
       <w:r>
         <w:rPr>
@@ -4745,20 +4957,41 @@
           <w:color w:val="000000"/>
           <w:kern w:val="0"/>
           <w:lang w:eastAsia="es-ES"/>
-          <w14:ligatures w14:val="none"/>
-        </w:rPr>
-        <w:t xml:space="preserve">, </w:t>
-      </w:r>
-      <w:bookmarkEnd w:id="5"/>
+          <ns2:ligatures ns2:val="none"/>
+        </w:rPr>
+        <w:t xml:space="preserve"> (</w:t>
+      </w:r>
+      <w:proofErr w:type="spellStart"/>
+      <w:r>
+        <w:rPr>
+          <w:rFonts w:ascii="Arial Narrow" w:eastAsia="Times New Roman" w:hAnsi="Arial Narrow" w:cs="Arial"/>
+          <w:color w:val="000000"/>
+          <w:kern w:val="0"/>
+          <w:lang w:eastAsia="es-ES"/>
+          <ns2:ligatures ns2:val="none"/>
+        </w:rPr>
+        <w:t>ii</w:t>
+      </w:r>
+      <w:proofErr w:type="spellEnd"/>
+      <w:r>
+        <w:rPr>
+          <w:rFonts w:ascii="Arial Narrow" w:eastAsia="Times New Roman" w:hAnsi="Arial Narrow" w:cs="Arial"/>
+          <w:color w:val="000000"/>
+          <w:kern w:val="0"/>
+          <w:lang w:eastAsia="es-ES"/>
+          <ns2:ligatures ns2:val="none"/>
+        </w:rPr>
+        <w:t xml:space="preserve">) </w:t>
+      </w:r>
       <w:r>
         <w:rPr>
           <w:rFonts w:ascii="Arial Narrow" w:eastAsia="Times New Roman" w:hAnsi="Arial Narrow" w:cs="Arial"/>
           <w:color w:val="000000"/>
           <w:kern w:val="0"/>
           <w:lang w:val="es-ES" w:eastAsia="es-ES"/>
-          <w14:ligatures w14:val="none"/>
-        </w:rPr>
-        <w:t xml:space="preserve">cumpla con: </w:t>
+          <ns2:ligatures ns2:val="none"/>
+        </w:rPr>
+        <w:t>presentar todas las comunicaciones cursadas con la parte denunciante en virtud de los hechos materia de denuncia</w:t>
       </w:r>
       <w:r>
         <w:rPr>
@@ -4766,334 +4999,12 @@
           <w:color w:val="000000"/>
           <w:kern w:val="0"/>
           <w:lang w:val="es-ES" w:eastAsia="es-ES"/>
-          <w14:ligatures w14:val="none"/>
-        </w:rPr>
-        <w:t>(i) presentar una copia completa, legible y debidamente suscrita de la Póliza 6202059900004; y, (</w:t>
-      </w:r>
-      <w:proofErr w:type="spellStart"/>
-      <w:r>
-        <w:rPr>
-          <w:rFonts w:ascii="Arial Narrow" w:eastAsia="Times New Roman" w:hAnsi="Arial Narrow" w:cs="Arial"/>
-          <w:color w:val="000000"/>
-          <w:kern w:val="0"/>
-          <w:lang w:val="es-ES" w:eastAsia="es-ES"/>
-          <w14:ligatures w14:val="none"/>
-        </w:rPr>
-        <w:t>ii</w:t>
-      </w:r>
-      <w:proofErr w:type="spellEnd"/>
-      <w:r>
-        <w:rPr>
-          <w:rFonts w:ascii="Arial Narrow" w:eastAsia="Times New Roman" w:hAnsi="Arial Narrow" w:cs="Arial"/>
-          <w:color w:val="000000"/>
-          <w:kern w:val="0"/>
-          <w:lang w:val="es-ES" w:eastAsia="es-ES"/>
-          <w14:ligatures w14:val="none"/>
-        </w:rPr>
-        <w:t xml:space="preserve">) presentar </w:t>
-      </w:r>
-      <w:r>
-        <w:rPr>
-          <w:rFonts w:ascii="Arial Narrow" w:eastAsia="Times New Roman" w:hAnsi="Arial Narrow" w:cs="Arial"/>
-          <w:color w:val="000000"/>
-          <w:kern w:val="0"/>
-          <w:lang w:val="es-ES" w:eastAsia="es-ES"/>
-          <w14:ligatures w14:val="none"/>
-        </w:rPr>
-        <w:t xml:space="preserve">los medios probatorios que acrediten que gestionó el pago de las primas ante el empleador de la </w:t>
-      </w:r>
-      <w:r>
-        <w:rPr>
-          <w:rFonts w:ascii="Arial Narrow" w:eastAsia="Times New Roman" w:hAnsi="Arial Narrow" w:cs="Arial"/>
-          <w:color w:val="000000"/>
-          <w:kern w:val="0"/>
-          <w:lang w:val="es-ES" w:eastAsia="es-ES"/>
-          <w14:ligatures w14:val="none"/>
-        </w:rPr>
-        <w:t>asegura</w:t>
-      </w:r>
-      <w:r>
-        <w:rPr>
-          <w:rFonts w:ascii="Arial Narrow" w:eastAsia="Times New Roman" w:hAnsi="Arial Narrow" w:cs="Arial"/>
-          <w:color w:val="000000"/>
-          <w:kern w:val="0"/>
-          <w:lang w:val="es-ES" w:eastAsia="es-ES"/>
-          <w14:ligatures w14:val="none"/>
-        </w:rPr>
-        <w:t>dora</w:t>
-      </w:r>
-      <w:r>
-        <w:rPr>
-          <w:rFonts w:ascii="Arial Narrow" w:eastAsia="Times New Roman" w:hAnsi="Arial Narrow" w:cs="Arial"/>
-          <w:color w:val="000000"/>
-          <w:kern w:val="0"/>
-          <w:lang w:val="es-ES" w:eastAsia="es-ES"/>
-          <w14:ligatures w14:val="none"/>
-        </w:rPr>
-        <w:t>; y, (</w:t>
-      </w:r>
-      <w:proofErr w:type="spellStart"/>
-      <w:r>
-        <w:rPr>
-          <w:rFonts w:ascii="Arial Narrow" w:eastAsia="Times New Roman" w:hAnsi="Arial Narrow" w:cs="Arial"/>
-          <w:color w:val="000000"/>
-          <w:kern w:val="0"/>
-          <w:lang w:val="es-ES" w:eastAsia="es-ES"/>
-          <w14:ligatures w14:val="none"/>
-        </w:rPr>
-        <w:t>iii</w:t>
-      </w:r>
-      <w:proofErr w:type="spellEnd"/>
-      <w:r>
-        <w:rPr>
-          <w:rFonts w:ascii="Arial Narrow" w:eastAsia="Times New Roman" w:hAnsi="Arial Narrow" w:cs="Arial"/>
-          <w:color w:val="000000"/>
-          <w:kern w:val="0"/>
-          <w:lang w:val="es-ES" w:eastAsia="es-ES"/>
-          <w14:ligatures w14:val="none"/>
-        </w:rPr>
-        <w:t xml:space="preserve">) presentar un cronograma de pagos de la Póliza </w:t>
-      </w:r>
-      <w:proofErr w:type="spellStart"/>
-      <w:r>
-        <w:rPr>
-          <w:rFonts w:ascii="Arial Narrow" w:eastAsia="Times New Roman" w:hAnsi="Arial Narrow" w:cs="Arial"/>
-          <w:color w:val="000000"/>
-          <w:kern w:val="0"/>
-          <w:lang w:val="es-ES" w:eastAsia="es-ES"/>
-          <w14:ligatures w14:val="none"/>
-        </w:rPr>
-        <w:t/>
-      </w:r>
-      <w:proofErr w:type="spellEnd"/>
-      <w:r>
-        <w:rPr>
-          <w:rFonts w:ascii="Arial Narrow" w:eastAsia="Times New Roman" w:hAnsi="Arial Narrow" w:cs="Arial"/>
-          <w:color w:val="000000"/>
-          <w:kern w:val="0"/>
-          <w:lang w:val="es-ES" w:eastAsia="es-ES"/>
-          <w14:ligatures w14:val="none"/>
-        </w:rPr>
-        <w:t xml:space="preserve"> 6202059900004</w:t>
-      </w:r>
-      <w:r>
-        <w:rPr>
-          <w:rFonts w:ascii="Arial Narrow" w:eastAsia="Times New Roman" w:hAnsi="Arial Narrow" w:cs="Arial"/>
-          <w:color w:val="000000"/>
-          <w:kern w:val="0"/>
-          <w:lang w:val="es-ES" w:eastAsia="es-ES"/>
-          <w14:ligatures w14:val="none"/>
+          <ns2:ligatures ns2:val="none"/>
         </w:rPr>
         <w:t>.</w:t>
       </w:r>
     </w:p>
-    <w:p>
-      <w:pPr>
-        <w:spacing w:after="0" w:line="240" w:lineRule="auto"/>
-        <w:jc w:val="both"/>
-        <w:rPr>
-          <w:rFonts w:ascii="Arial Narrow" w:eastAsia="Times New Roman" w:hAnsi="Arial Narrow" w:cs="Arial"/>
-          <w:color w:val="000000"/>
-          <w:kern w:val="0"/>
-          <w:lang w:val="es-ES" w:eastAsia="es-ES"/>
-          <w14:ligatures w14:val="none"/>
-        </w:rPr>
-      </w:pPr>
-    </w:p>
-    <w:p>
-      <w:pPr>
-        <w:spacing w:after="0" w:line="240" w:lineRule="auto"/>
-        <w:jc w:val="both"/>
-        <w:rPr>
-          <w:rFonts w:ascii="Arial Narrow" w:eastAsia="Times New Roman" w:hAnsi="Arial Narrow" w:cs="Arial"/>
-          <w:color w:val="000000"/>
-          <w:kern w:val="0"/>
-          <w:lang w:val="es-ES" w:eastAsia="es-ES"/>
-          <w14:ligatures w14:val="none"/>
-        </w:rPr>
-      </w:pPr>
-      <w:r>
-        <w:rPr>
-          <w:rFonts w:ascii="Arial Narrow" w:eastAsia="Arial Narrow" w:hAnsi="Arial Narrow" w:cs="Arial Narrow"/>
-          <w:b/>
-          <w:color w:val="000000"/>
-          <w:kern w:val="0"/>
-          <w:lang w:eastAsia="es-PE"/>
-          <w14:ligatures w14:val="none"/>
-        </w:rPr>
-        <w:t xml:space="preserve">SEXTO: </w:t>
-      </w:r>
-      <w:r>
-        <w:rPr>
-          <w:rFonts w:ascii="Arial Narrow" w:eastAsia="Times New Roman" w:hAnsi="Arial Narrow" w:cs="Arial"/>
-          <w:color w:val="000000"/>
-          <w:kern w:val="0"/>
-          <w:lang w:eastAsia="es-ES"/>
-          <w14:ligatures w14:val="none"/>
-        </w:rPr>
-        <w:t xml:space="preserve">requerir </w:t>
-      </w:r>
-      <w:r>
-        <w:rPr>
-          <w:rFonts w:ascii="Arial Narrow" w:eastAsia="Times New Roman" w:hAnsi="Arial Narrow" w:cs="Arial"/>
-          <w:color w:val="000000"/>
-          <w:kern w:val="0"/>
-          <w:lang w:val="es-ES" w:eastAsia="es-ES"/>
-          <w14:ligatures w14:val="none"/>
-        </w:rPr>
-        <w:t xml:space="preserve">que, en un </w:t>
-      </w:r>
-      <w:r>
-        <w:rPr>
-          <w:rFonts w:ascii="Arial Narrow" w:eastAsia="Times New Roman" w:hAnsi="Arial Narrow" w:cs="Arial"/>
-          <w:color w:val="000000"/>
-          <w:kern w:val="0"/>
-          <w:lang w:eastAsia="es-ES"/>
-          <w14:ligatures w14:val="none"/>
-        </w:rPr>
-        <w:t xml:space="preserve">plazo no mayor de cinco (5) días hábiles contado a partir del día siguiente de la notificación de la presente resolución, </w:t>
-      </w:r>
-      <w:r>
-        <w:rPr>
-          <w:rFonts w:ascii="Arial Narrow" w:eastAsia="Arial Narrow" w:hAnsi="Arial Narrow" w:cs="Arial Narrow"/>
-          <w:bCs/>
-        </w:rPr>
-        <w:t>al Comité de Administración del Fondo de Asistencia y Estímulo de los Trabajadores del Sector Educación</w:t>
-      </w:r>
-      <w:r>
-        <w:rPr>
-          <w:rFonts w:ascii="Arial Narrow" w:eastAsia="Times New Roman" w:hAnsi="Arial Narrow" w:cs="Arial"/>
-          <w:color w:val="000000"/>
-          <w:kern w:val="0"/>
-          <w:lang w:eastAsia="es-ES"/>
-          <w14:ligatures w14:val="none"/>
-        </w:rPr>
-        <w:t>,</w:t>
-      </w:r>
-      <w:r>
-        <w:rPr>
-          <w:rFonts w:ascii="Arial Narrow" w:eastAsia="Times New Roman" w:hAnsi="Arial Narrow" w:cs="Arial"/>
-          <w:color w:val="000000"/>
-          <w:kern w:val="0"/>
-          <w:lang w:eastAsia="es-ES"/>
-          <w14:ligatures w14:val="none"/>
-        </w:rPr>
-        <w:t xml:space="preserve"> </w:t>
-      </w:r>
-      <w:r>
-        <w:rPr>
-          <w:rFonts w:ascii="Arial Narrow" w:eastAsia="Times New Roman" w:hAnsi="Arial Narrow" w:cs="Arial"/>
-          <w:color w:val="000000"/>
-          <w:kern w:val="0"/>
-          <w:lang w:val="es-ES" w:eastAsia="es-ES"/>
-          <w14:ligatures w14:val="none"/>
-        </w:rPr>
-        <w:t>cumpla con</w:t>
-      </w:r>
-      <w:r>
-        <w:rPr>
-          <w:rFonts w:ascii="Arial Narrow" w:eastAsia="Times New Roman" w:hAnsi="Arial Narrow" w:cs="Arial"/>
-          <w:color w:val="000000"/>
-          <w:kern w:val="0"/>
-          <w:lang w:val="es-ES" w:eastAsia="es-ES"/>
-          <w14:ligatures w14:val="none"/>
-        </w:rPr>
-        <w:t xml:space="preserve">: </w:t>
-      </w:r>
-      <w:r>
-        <w:rPr>
-          <w:rFonts w:ascii="Arial Narrow" w:eastAsia="Times New Roman" w:hAnsi="Arial Narrow" w:cs="Arial"/>
-          <w:color w:val="000000"/>
-          <w:kern w:val="0"/>
-          <w:lang w:eastAsia="es-ES"/>
-          <w14:ligatures w14:val="none"/>
-        </w:rPr>
-        <w:t xml:space="preserve">(i) </w:t>
-      </w:r>
-      <w:r>
-        <w:rPr>
-          <w:rFonts w:ascii="Arial Narrow" w:eastAsia="Times New Roman" w:hAnsi="Arial Narrow" w:cs="Arial"/>
-          <w:color w:val="000000"/>
-          <w:kern w:val="0"/>
-          <w:lang w:val="es-ES" w:eastAsia="es-ES"/>
-          <w14:ligatures w14:val="none"/>
-        </w:rPr>
-        <w:t>presentar una copia completa, legible y debidamente suscrita de la Póliza 6202059900004</w:t>
-      </w:r>
-      <w:r>
-        <w:rPr>
-          <w:rFonts w:ascii="Arial Narrow" w:eastAsia="Times New Roman" w:hAnsi="Arial Narrow" w:cs="Arial"/>
-          <w:color w:val="000000"/>
-          <w:kern w:val="0"/>
-          <w:lang w:eastAsia="es-ES"/>
-          <w14:ligatures w14:val="none"/>
-        </w:rPr>
-        <w:t>;</w:t>
-      </w:r>
-      <w:r>
-        <w:rPr>
-          <w:rFonts w:ascii="Arial Narrow" w:eastAsia="Times New Roman" w:hAnsi="Arial Narrow" w:cs="Arial"/>
-          <w:color w:val="000000"/>
-          <w:kern w:val="0"/>
-          <w:lang w:eastAsia="es-ES"/>
-          <w14:ligatures w14:val="none"/>
-        </w:rPr>
-        <w:t xml:space="preserve"> y,</w:t>
-      </w:r>
-      <w:r>
-        <w:rPr>
-          <w:rFonts w:ascii="Arial Narrow" w:eastAsia="Times New Roman" w:hAnsi="Arial Narrow" w:cs="Arial"/>
-          <w:color w:val="000000"/>
-          <w:kern w:val="0"/>
-          <w:lang w:eastAsia="es-ES"/>
-          <w14:ligatures w14:val="none"/>
-        </w:rPr>
-        <w:t xml:space="preserve"> (</w:t>
-      </w:r>
-      <w:proofErr w:type="spellStart"/>
-      <w:r>
-        <w:rPr>
-          <w:rFonts w:ascii="Arial Narrow" w:eastAsia="Times New Roman" w:hAnsi="Arial Narrow" w:cs="Arial"/>
-          <w:color w:val="000000"/>
-          <w:kern w:val="0"/>
-          <w:lang w:eastAsia="es-ES"/>
-          <w14:ligatures w14:val="none"/>
-        </w:rPr>
-        <w:t>ii</w:t>
-      </w:r>
-      <w:proofErr w:type="spellEnd"/>
-      <w:r>
-        <w:rPr>
-          <w:rFonts w:ascii="Arial Narrow" w:eastAsia="Times New Roman" w:hAnsi="Arial Narrow" w:cs="Arial"/>
-          <w:color w:val="000000"/>
-          <w:kern w:val="0"/>
-          <w:lang w:eastAsia="es-ES"/>
-          <w14:ligatures w14:val="none"/>
-        </w:rPr>
-        <w:t xml:space="preserve">) </w:t>
-      </w:r>
-      <w:r>
-        <w:rPr>
-          <w:rFonts w:ascii="Arial Narrow" w:eastAsia="Times New Roman" w:hAnsi="Arial Narrow" w:cs="Arial"/>
-          <w:color w:val="000000"/>
-          <w:kern w:val="0"/>
-          <w:lang w:val="es-ES" w:eastAsia="es-ES"/>
-          <w14:ligatures w14:val="none"/>
-        </w:rPr>
-        <w:t>presentar todas las comunicaciones cursadas con la parte denunciante en virtud de los hechos materia de denuncia</w:t>
-      </w:r>
-      <w:r>
-        <w:rPr>
-          <w:rFonts w:ascii="Arial Narrow" w:eastAsia="Times New Roman" w:hAnsi="Arial Narrow" w:cs="Arial"/>
-          <w:color w:val="000000"/>
-          <w:kern w:val="0"/>
-          <w:lang w:val="es-ES" w:eastAsia="es-ES"/>
-          <w14:ligatures w14:val="none"/>
-        </w:rPr>
-        <w:t>.</w:t>
-      </w:r>
-    </w:p>
-    <w:p>
+    <w:p ns2:paraId="6A128BE5" ns2:textId="77777777">
       <w:pPr>
         <w:spacing w:after="0" w:line="240" w:lineRule="auto"/>
         <w:jc w:val="both"/>
@@ -5103,30 +5014,30 @@
           <w:color w:val="000000"/>
           <w:kern w:val="0"/>
           <w:lang w:val="es-ES" w:eastAsia="es-PE"/>
-          <w14:ligatures w14:val="none"/>
-        </w:rPr>
-      </w:pPr>
-    </w:p>
-    <w:p>
-      <w:pPr>
-        <w:spacing w:after="0" w:line="240" w:lineRule="auto"/>
-        <w:jc w:val="both"/>
-        <w:rPr>
-          <w:rFonts w:ascii="Arial Narrow" w:eastAsia="Arial Narrow" w:hAnsi="Arial Narrow" w:cs="Arial Narrow"/>
-          <w:color w:val="000000"/>
-          <w:kern w:val="0"/>
-          <w:lang w:eastAsia="es-PE"/>
-          <w14:ligatures w14:val="none"/>
-        </w:rPr>
-      </w:pPr>
-      <w:r>
-        <w:rPr>
-          <w:rFonts w:ascii="Arial Narrow" w:eastAsia="Arial Narrow" w:hAnsi="Arial Narrow" w:cs="Arial Narrow"/>
-          <w:b/>
-          <w:color w:val="000000"/>
-          <w:kern w:val="0"/>
-          <w:lang w:eastAsia="es-PE"/>
-          <w14:ligatures w14:val="none"/>
+          <ns2:ligatures ns2:val="none"/>
+        </w:rPr>
+      </w:pPr>
+    </w:p>
+    <w:p ns2:paraId="5A49EAA8" ns2:textId="70CE1A88">
+      <w:pPr>
+        <w:spacing w:after="0" w:line="240" w:lineRule="auto"/>
+        <w:jc w:val="both"/>
+        <w:rPr>
+          <w:rFonts w:ascii="Arial Narrow" w:eastAsia="Arial Narrow" w:hAnsi="Arial Narrow" w:cs="Arial Narrow"/>
+          <w:color w:val="000000"/>
+          <w:kern w:val="0"/>
+          <w:lang w:eastAsia="es-PE"/>
+          <ns2:ligatures ns2:val="none"/>
+        </w:rPr>
+      </w:pPr>
+      <w:r>
+        <w:rPr>
+          <w:rFonts w:ascii="Arial Narrow" w:eastAsia="Arial Narrow" w:hAnsi="Arial Narrow" w:cs="Arial Narrow"/>
+          <w:b/>
+          <w:color w:val="000000"/>
+          <w:kern w:val="0"/>
+          <w:lang w:eastAsia="es-PE"/>
+          <ns2:ligatures ns2:val="none"/>
         </w:rPr>
         <w:lastRenderedPageBreak/>
         <w:t>SÉTIMO</w:t>
@@ -5138,7 +5049,7 @@
           <w:color w:val="000000"/>
           <w:kern w:val="0"/>
           <w:lang w:eastAsia="es-PE"/>
-          <w14:ligatures w14:val="none"/>
+          <ns2:ligatures ns2:val="none"/>
         </w:rPr>
         <w:t>:</w:t>
       </w:r>
@@ -5148,7 +5059,7 @@
           <w:color w:val="000000"/>
           <w:kern w:val="0"/>
           <w:lang w:eastAsia="es-PE"/>
-          <w14:ligatures w14:val="none"/>
+          <ns2:ligatures ns2:val="none"/>
         </w:rPr>
         <w:t xml:space="preserve"> </w:t>
       </w:r>
@@ -5159,7 +5070,7 @@
           <w:color w:val="000000"/>
           <w:kern w:val="0"/>
           <w:lang w:eastAsia="es-PE"/>
-          <w14:ligatures w14:val="none"/>
+          <ns2:ligatures ns2:val="none"/>
         </w:rPr>
         <w:t>informar a las partes que el artículo 110</w:t>
       </w:r>
@@ -5169,7 +5080,7 @@
           <w:color w:val="000000"/>
           <w:kern w:val="0"/>
           <w:lang w:eastAsia="es-PE"/>
-          <w14:ligatures w14:val="none"/>
+          <ns2:ligatures ns2:val="none"/>
         </w:rPr>
         <w:t/>
       </w:r>
@@ -5179,7 +5090,7 @@
           <w:color w:val="000000"/>
           <w:kern w:val="0"/>
           <w:lang w:eastAsia="es-PE"/>
-          <w14:ligatures w14:val="none"/>
+          <ns2:ligatures ns2:val="none"/>
         </w:rPr>
         <w:t xml:space="preserve"> de la Ley 29571, Código de Protección y Defensa del Consumidor</w:t>
       </w:r>
@@ -5191,7 +5102,7 @@
           <w:kern w:val="0"/>
           <w:vertAlign w:val="superscript"/>
           <w:lang w:eastAsia="es-PE"/>
-          <w14:ligatures w14:val="none"/>
+          <ns2:ligatures ns2:val="none"/>
         </w:rPr>
         <w:footnoteReference w:id="9"/>
       </w:r>
@@ -5201,7 +5112,7 @@
           <w:color w:val="000000"/>
           <w:kern w:val="0"/>
           <w:lang w:eastAsia="es-PE"/>
-          <w14:ligatures w14:val="none"/>
+          <ns2:ligatures ns2:val="none"/>
         </w:rPr>
         <w:t>, faculta a la Comisión a calificar las infracciones de la referida norma como leves, graves o muy graves e imponer sanciones que van desde una amonestación hasta una multa por un máximo de 450 Unidades Impositivas Tributarias, sin perjuicio de las medidas correctivas, reparadoras y complementarias, que puedan ordenarse de acuerdo a lo estipulado en los artículos 114</w:t>
       </w:r>
@@ -5211,7 +5122,7 @@
           <w:color w:val="000000"/>
           <w:kern w:val="0"/>
           <w:lang w:eastAsia="es-PE"/>
-          <w14:ligatures w14:val="none"/>
+          <ns2:ligatures ns2:val="none"/>
         </w:rPr>
         <w:t/>
       </w:r>
@@ -5221,7 +5132,7 @@
           <w:color w:val="000000"/>
           <w:kern w:val="0"/>
           <w:lang w:eastAsia="es-PE"/>
-          <w14:ligatures w14:val="none"/>
+          <ns2:ligatures ns2:val="none"/>
         </w:rPr>
         <w:t>, 115</w:t>
       </w:r>
@@ -5231,7 +5142,7 @@
           <w:color w:val="000000"/>
           <w:kern w:val="0"/>
           <w:lang w:eastAsia="es-PE"/>
-          <w14:ligatures w14:val="none"/>
+          <ns2:ligatures ns2:val="none"/>
         </w:rPr>
         <w:t/>
       </w:r>
@@ -5241,7 +5152,7 @@
           <w:color w:val="000000"/>
           <w:kern w:val="0"/>
           <w:lang w:eastAsia="es-PE"/>
-          <w14:ligatures w14:val="none"/>
+          <ns2:ligatures ns2:val="none"/>
         </w:rPr>
         <w:t xml:space="preserve"> y 116</w:t>
       </w:r>
@@ -5251,7 +5162,7 @@
           <w:color w:val="000000"/>
           <w:kern w:val="0"/>
           <w:lang w:eastAsia="es-PE"/>
-          <w14:ligatures w14:val="none"/>
+          <ns2:ligatures ns2:val="none"/>
         </w:rPr>
         <w:t/>
       </w:r>
@@ -5261,7 +5172,7 @@
           <w:color w:val="000000"/>
           <w:kern w:val="0"/>
           <w:lang w:eastAsia="es-PE"/>
-          <w14:ligatures w14:val="none"/>
+          <ns2:ligatures ns2:val="none"/>
         </w:rPr>
         <w:t xml:space="preserve"> de la referida norma</w:t>
       </w:r>
@@ -5273,7 +5184,7 @@
           <w:kern w:val="0"/>
           <w:vertAlign w:val="superscript"/>
           <w:lang w:eastAsia="es-PE"/>
-          <w14:ligatures w14:val="none"/>
+          <ns2:ligatures ns2:val="none"/>
         </w:rPr>
         <w:footnoteReference w:id="10"/>
       </w:r>
@@ -5283,7 +5194,7 @@
           <w:color w:val="000000"/>
           <w:kern w:val="0"/>
           <w:lang w:eastAsia="es-PE"/>
-          <w14:ligatures w14:val="none"/>
+          <ns2:ligatures ns2:val="none"/>
         </w:rPr>
         <w:t xml:space="preserve">. </w:t>
       </w:r>
@@ -5294,7 +5205,7 @@
           <w:color w:val="000000"/>
           <w:kern w:val="0"/>
           <w:lang w:eastAsia="es-PE"/>
-          <w14:ligatures w14:val="none"/>
+          <ns2:ligatures ns2:val="none"/>
         </w:rPr>
         <w:lastRenderedPageBreak/>
         <w:t>Asimismo, se consideran circunstancias atenuantes para la graduación de la sanción, el allanamiento de la denuncia o el reconocimiento de las pretensiones en ella contenidas, de acuerdo con el artículo 112</w:t>
@@ -5305,7 +5216,7 @@
           <w:color w:val="000000"/>
           <w:kern w:val="0"/>
           <w:lang w:eastAsia="es-PE"/>
-          <w14:ligatures w14:val="none"/>
+          <ns2:ligatures ns2:val="none"/>
         </w:rPr>
         <w:t/>
       </w:r>
@@ -5315,7 +5226,7 @@
           <w:color w:val="000000"/>
           <w:kern w:val="0"/>
           <w:lang w:eastAsia="es-PE"/>
-          <w14:ligatures w14:val="none"/>
+          <ns2:ligatures ns2:val="none"/>
         </w:rPr>
         <w:t xml:space="preserve"> del Código</w:t>
       </w:r>
@@ -5327,7 +5238,7 @@
           <w:kern w:val="0"/>
           <w:vertAlign w:val="superscript"/>
           <w:lang w:eastAsia="es-PE"/>
-          <w14:ligatures w14:val="none"/>
+          <ns2:ligatures ns2:val="none"/>
         </w:rPr>
         <w:footnoteReference w:id="11"/>
       </w:r>
@@ -5337,12 +5248,12 @@
           <w:color w:val="000000"/>
           <w:kern w:val="0"/>
           <w:lang w:eastAsia="es-PE"/>
-          <w14:ligatures w14:val="none"/>
+          <ns2:ligatures ns2:val="none"/>
         </w:rPr>
         <w:t>.</w:t>
       </w:r>
     </w:p>
-    <w:p>
+    <w:p ns2:paraId="60BC1406" ns2:textId="77777777">
       <w:pPr>
         <w:shd w:val="clear" w:color="auto" w:fill="FFFFFF"/>
         <w:spacing w:after="0" w:line="240" w:lineRule="auto"/>
@@ -5353,11 +5264,11 @@
           <w:color w:val="000000"/>
           <w:kern w:val="0"/>
           <w:lang w:eastAsia="es-PE"/>
-          <w14:ligatures w14:val="none"/>
-        </w:rPr>
-      </w:pPr>
-    </w:p>
-    <w:p>
+          <ns2:ligatures ns2:val="none"/>
+        </w:rPr>
+      </w:pPr>
+    </w:p>
+    <w:p ns2:paraId="2A591567" ns2:textId="67DC89BA">
       <w:pPr>
         <w:shd w:val="clear" w:color="auto" w:fill="FFFFFF"/>
         <w:spacing w:after="0" w:line="240" w:lineRule="auto"/>
@@ -5367,7 +5278,7 @@
           <w:color w:val="000000"/>
           <w:kern w:val="0"/>
           <w:lang w:eastAsia="es-PE"/>
-          <w14:ligatures w14:val="none"/>
+          <ns2:ligatures ns2:val="none"/>
         </w:rPr>
       </w:pPr>
       <w:r>
@@ -5376,7 +5287,7 @@
           <w:b/>
           <w:bCs/>
           <w:kern w:val="0"/>
-          <w14:ligatures w14:val="none"/>
+          <ns2:ligatures ns2:val="none"/>
         </w:rPr>
         <w:t>OCTAVO</w:t>
       </w:r>
@@ -5387,7 +5298,7 @@
           <w:color w:val="000000"/>
           <w:kern w:val="0"/>
           <w:lang w:eastAsia="es-PE"/>
-          <w14:ligatures w14:val="none"/>
+          <ns2:ligatures ns2:val="none"/>
         </w:rPr>
         <w:t>:</w:t>
       </w:r>
@@ -5397,7 +5308,7 @@
           <w:color w:val="000000"/>
           <w:kern w:val="0"/>
           <w:lang w:eastAsia="es-PE"/>
-          <w14:ligatures w14:val="none"/>
+          <ns2:ligatures ns2:val="none"/>
         </w:rPr>
         <w:t xml:space="preserve"> informar a las partes que conforme a lo establecido en el artículo 39</w:t>
       </w:r>
@@ -5407,7 +5318,7 @@
           <w:color w:val="000000"/>
           <w:kern w:val="0"/>
           <w:lang w:eastAsia="es-PE"/>
-          <w14:ligatures w14:val="none"/>
+          <ns2:ligatures ns2:val="none"/>
         </w:rPr>
         <w:t/>
       </w:r>
@@ -5417,12 +5328,12 @@
           <w:color w:val="000000"/>
           <w:kern w:val="0"/>
           <w:lang w:eastAsia="es-PE"/>
-          <w14:ligatures w14:val="none"/>
+          <ns2:ligatures ns2:val="none"/>
         </w:rPr>
         <w:t xml:space="preserve"> de la Ley sobre Facultades, Normas y Organización del Indecopi, aprobada por Decreto Legislativo 807, los gastos por los peritajes realizados, actuación de pruebas, inspecciones y otros derivados de la tramitación del proceso serán de cargo de la parte que solicita la prueba, salvo pacto en contrario. En todos los casos, la resolución final determinará si los gastos deben ser asumidos por alguna de las partes, o reembolsados a la otra parte o al Indecopi, según sea el caso, de manera adicional a la sanción que haya podido imponerse. </w:t>
       </w:r>
     </w:p>
-    <w:p>
+    <w:p ns2:paraId="3696E77C" ns2:textId="77777777">
       <w:pPr>
         <w:shd w:val="clear" w:color="auto" w:fill="FFFFFF"/>
         <w:spacing w:after="0" w:line="240" w:lineRule="auto"/>
@@ -5432,11 +5343,11 @@
           <w:color w:val="000000"/>
           <w:kern w:val="0"/>
           <w:lang w:eastAsia="es-PE"/>
-          <w14:ligatures w14:val="none"/>
-        </w:rPr>
-      </w:pPr>
-    </w:p>
-    <w:p>
+          <ns2:ligatures ns2:val="none"/>
+        </w:rPr>
+      </w:pPr>
+    </w:p>
+    <w:p ns2:paraId="563B5C6F" ns2:textId="20FA6C48">
       <w:pPr>
         <w:suppressAutoHyphens/>
         <w:spacing w:after="0" w:line="240" w:lineRule="auto"/>
@@ -5445,7 +5356,7 @@
           <w:rFonts w:ascii="Arial Narrow" w:eastAsia="Calibri" w:hAnsi="Arial Narrow" w:cs="Arial"/>
           <w:kern w:val="0"/>
           <w:u w:val="single"/>
-          <w14:ligatures w14:val="none"/>
+          <ns2:ligatures ns2:val="none"/>
         </w:rPr>
       </w:pPr>
       <w:r>
@@ -5455,7 +5366,7 @@
           <w:color w:val="000000"/>
           <w:kern w:val="0"/>
           <w:lang w:eastAsia="es-PE"/>
-          <w14:ligatures w14:val="none"/>
+          <ns2:ligatures ns2:val="none"/>
         </w:rPr>
         <w:t>NOVENO</w:t>
       </w:r>
@@ -5464,7 +5375,7 @@
           <w:rFonts w:ascii="Arial Narrow" w:eastAsia="Calibri" w:hAnsi="Arial Narrow" w:cs="Arial"/>
           <w:b/>
           <w:kern w:val="0"/>
-          <w14:ligatures w14:val="none"/>
+          <ns2:ligatures ns2:val="none"/>
         </w:rPr>
         <w:t>:</w:t>
       </w:r>
@@ -5472,7 +5383,7 @@
         <w:rPr>
           <w:rFonts w:ascii="Arial Narrow" w:eastAsia="Calibri" w:hAnsi="Arial Narrow" w:cs="Arial"/>
           <w:kern w:val="0"/>
-          <w14:ligatures w14:val="none"/>
+          <ns2:ligatures ns2:val="none"/>
         </w:rPr>
         <w:t xml:space="preserve"> comunicar a las partes que, </w:t>
       </w:r>
@@ -5481,7 +5392,7 @@
         <w:rPr>
           <w:rFonts w:ascii="Arial Narrow" w:eastAsia="Calibri" w:hAnsi="Arial Narrow" w:cs="Arial"/>
           <w:kern w:val="0"/>
-          <w14:ligatures w14:val="none"/>
+          <ns2:ligatures ns2:val="none"/>
         </w:rPr>
         <w:t>de acuerdo a</w:t>
       </w:r>
@@ -5490,7 +5401,7 @@
         <w:rPr>
           <w:rFonts w:ascii="Arial Narrow" w:eastAsia="Calibri" w:hAnsi="Arial Narrow" w:cs="Arial"/>
           <w:kern w:val="0"/>
-          <w14:ligatures w14:val="none"/>
+          <ns2:ligatures ns2:val="none"/>
         </w:rPr>
         <w:t xml:space="preserve"> lo señalado por el artículo 29</w:t>
       </w:r>
@@ -5500,7 +5411,7 @@
           <w:color w:val="000000"/>
           <w:kern w:val="0"/>
           <w:lang w:eastAsia="es-PE"/>
-          <w14:ligatures w14:val="none"/>
+          <ns2:ligatures ns2:val="none"/>
         </w:rPr>
         <w:t/>
       </w:r>
@@ -5508,7 +5419,7 @@
         <w:rPr>
           <w:rFonts w:ascii="Arial Narrow" w:eastAsia="Calibri" w:hAnsi="Arial Narrow" w:cs="Arial"/>
           <w:kern w:val="0"/>
-          <w14:ligatures w14:val="none"/>
+          <ns2:ligatures ns2:val="none"/>
         </w:rPr>
         <w:t xml:space="preserve"> del Decreto Legislativo 807</w:t>
       </w:r>
@@ -5518,7 +5429,7 @@
           <w:rFonts w:ascii="Arial Narrow" w:eastAsia="Calibri" w:hAnsi="Arial Narrow" w:cs="Arial"/>
           <w:kern w:val="0"/>
           <w:vertAlign w:val="superscript"/>
-          <w14:ligatures w14:val="none"/>
+          <ns2:ligatures ns2:val="none"/>
         </w:rPr>
         <w:footnoteReference w:id="12"/>
       </w:r>
@@ -5526,7 +5437,7 @@
         <w:rPr>
           <w:rFonts w:ascii="Arial Narrow" w:eastAsia="Calibri" w:hAnsi="Arial Narrow" w:cs="Arial"/>
           <w:kern w:val="0"/>
-          <w14:ligatures w14:val="none"/>
+          <ns2:ligatures ns2:val="none"/>
         </w:rPr>
         <w:t xml:space="preserve">, hasta antes de la emisión de la Resolución Final tienen la posibilidad de solicitar una audiencia de conciliación. En caso deleguen a favor de una tercera persona su actuación en la diligencia programada, esta deberá presentar un poder especial con firma legalizada ante Notario Público, donde conste </w:t>
       </w:r>
@@ -5535,7 +5446,7 @@
           <w:rFonts w:ascii="Arial Narrow" w:eastAsia="Calibri" w:hAnsi="Arial Narrow" w:cs="Arial"/>
           <w:kern w:val="0"/>
           <w:u w:val="single"/>
-          <w14:ligatures w14:val="none"/>
+          <ns2:ligatures ns2:val="none"/>
         </w:rPr>
         <w:t>expresamente su facultad para asistir y conciliar en su representación</w:t>
       </w:r>
@@ -5544,7 +5455,7 @@
           <w:rFonts w:ascii="Arial Narrow" w:eastAsia="Calibri" w:hAnsi="Arial Narrow" w:cs="Arial"/>
           <w:bCs/>
           <w:kern w:val="0"/>
-          <w14:ligatures w14:val="none"/>
+          <ns2:ligatures ns2:val="none"/>
         </w:rPr>
         <w:t>.</w:t>
       </w:r>
@@ -5554,7 +5465,7 @@
           <w:b/>
           <w:bCs/>
           <w:kern w:val="0"/>
-          <w14:ligatures w14:val="none"/>
+          <ns2:ligatures ns2:val="none"/>
         </w:rPr>
         <w:t xml:space="preserve"> </w:t>
       </w:r>
@@ -5563,12 +5474,12 @@
           <w:rFonts w:ascii="Arial Narrow" w:eastAsia="Calibri" w:hAnsi="Arial Narrow" w:cs="Arial"/>
           <w:kern w:val="0"/>
           <w:u w:val="single"/>
-          <w14:ligatures w14:val="none"/>
+          <ns2:ligatures ns2:val="none"/>
         </w:rPr>
         <w:t xml:space="preserve">Ello bajo apercibimiento de no realizar la audiencia de conciliación y levantar el acta de inasistencia correspondiente. </w:t>
       </w:r>
     </w:p>
-    <w:p>
+    <w:p ns2:paraId="3E55E6BD" ns2:textId="77777777">
       <w:pPr>
         <w:suppressAutoHyphens/>
         <w:spacing w:after="0" w:line="240" w:lineRule="auto"/>
@@ -5577,11 +5488,11 @@
           <w:rFonts w:ascii="Arial Narrow" w:eastAsia="Calibri" w:hAnsi="Arial Narrow" w:cs="Arial"/>
           <w:kern w:val="0"/>
           <w:u w:val="single"/>
-          <w14:ligatures w14:val="none"/>
-        </w:rPr>
-      </w:pPr>
-    </w:p>
-    <w:p>
+          <ns2:ligatures ns2:val="none"/>
+        </w:rPr>
+      </w:pPr>
+    </w:p>
+    <w:p ns2:paraId="0081C764" ns2:textId="3C4E56B7">
       <w:pPr>
         <w:suppressAutoHyphens/>
         <w:spacing w:after="0" w:line="240" w:lineRule="auto"/>
@@ -5591,7 +5502,7 @@
           <w:color w:val="000000"/>
           <w:kern w:val="0"/>
           <w:lang w:eastAsia="es-PE"/>
-          <w14:ligatures w14:val="none"/>
+          <ns2:ligatures ns2:val="none"/>
         </w:rPr>
       </w:pPr>
       <w:r>
@@ -5600,7 +5511,7 @@
           <w:b/>
           <w:spacing w:val="-3"/>
           <w:kern w:val="0"/>
-          <w14:ligatures w14:val="none"/>
+          <ns2:ligatures ns2:val="none"/>
         </w:rPr>
         <w:t>DÉCIMO</w:t>
       </w:r>
@@ -5611,7 +5522,7 @@
           <w:color w:val="000000"/>
           <w:kern w:val="0"/>
           <w:lang w:eastAsia="es-PE"/>
-          <w14:ligatures w14:val="none"/>
+          <ns2:ligatures ns2:val="none"/>
         </w:rPr>
         <w:t>:</w:t>
       </w:r>
@@ -5621,14 +5532,14 @@
           <w:color w:val="000000"/>
           <w:kern w:val="0"/>
           <w:lang w:eastAsia="es-PE"/>
-          <w14:ligatures w14:val="none"/>
+          <ns2:ligatures ns2:val="none"/>
         </w:rPr>
         <w:t xml:space="preserve"> poner en conocimiento de las partes que, antes de la emisión de la Resolución Final, tienen la posibilidad de formular su desistimiento o presentar el acuerdo arribado mediante la conciliación, mediación, transacción o cualquier otro que, de forma indubitable, deje constancia que se ha solucionado la controversia materia de denuncia.</w:t>
       </w:r>
       <w:bookmarkStart w:id="7" w:name="h.gjdgxs" w:colFirst="0" w:colLast="0"/>
       <w:bookmarkEnd w:id="7"/>
     </w:p>
-    <w:p>
+    <w:p ns2:paraId="0DCAFBEE" ns2:textId="77777777">
       <w:pPr>
         <w:suppressAutoHyphens/>
         <w:spacing w:after="0" w:line="240" w:lineRule="auto"/>
@@ -5638,11 +5549,11 @@
           <w:color w:val="000000"/>
           <w:kern w:val="0"/>
           <w:lang w:eastAsia="es-PE"/>
-          <w14:ligatures w14:val="none"/>
-        </w:rPr>
-      </w:pPr>
-    </w:p>
-    <w:p>
+          <ns2:ligatures ns2:val="none"/>
+        </w:rPr>
+      </w:pPr>
+    </w:p>
+    <w:p ns2:paraId="174083EE" ns2:textId="7F8EDF8A">
       <w:pPr>
         <w:suppressAutoHyphens/>
         <w:spacing w:after="0" w:line="240" w:lineRule="auto"/>
@@ -5666,7 +5577,7 @@
           <w:b/>
           <w:spacing w:val="-3"/>
           <w:kern w:val="0"/>
-          <w14:ligatures w14:val="none"/>
+          <ns2:ligatures ns2:val="none"/>
         </w:rPr>
         <w:t/>
       </w:r>
@@ -5676,7 +5587,7 @@
           <w:bCs/>
           <w:spacing w:val="-3"/>
           <w:kern w:val="0"/>
-          <w14:ligatures w14:val="none"/>
+          <ns2:ligatures ns2:val="none"/>
         </w:rPr>
         <w:t xml:space="preserve"/>
       </w:r>
@@ -5686,7 +5597,7 @@
           <w:bCs/>
           <w:spacing w:val="-3"/>
           <w:kern w:val="0"/>
-          <w14:ligatures w14:val="none"/>
+          <ns2:ligatures ns2:val="none"/>
         </w:rPr>
         <w:t xml:space="preserve"/>
       </w:r>
@@ -5697,7 +5608,7 @@
           <w:kern w:val="0"/>
           <w:shd w:val="clear" w:color="auto" w:fill="FFFFFF"/>
           <w:lang w:eastAsia="es-PE"/>
-          <w14:ligatures w14:val="none"/>
+          <ns2:ligatures ns2:val="none"/>
         </w:rPr>
         <w:t xml:space="preserve"/>
       </w:r>
@@ -5709,7 +5620,7 @@
           <w:kern w:val="0"/>
           <w:shd w:val="clear" w:color="auto" w:fill="FFFFFF"/>
           <w:lang w:eastAsia="es-PE"/>
-          <w14:ligatures w14:val="none"/>
+          <ns2:ligatures ns2:val="none"/>
         </w:rPr>
         <w:t/>
       </w:r>
@@ -5721,7 +5632,7 @@
           <w:kern w:val="0"/>
           <w:shd w:val="clear" w:color="auto" w:fill="FFFFFF"/>
           <w:lang w:eastAsia="es-PE"/>
-          <w14:ligatures w14:val="none"/>
+          <ns2:ligatures ns2:val="none"/>
         </w:rPr>
         <w:t xml:space="preserve"/>
       </w:r>
@@ -5733,7 +5644,7 @@
           <w:kern w:val="0"/>
           <w:shd w:val="clear" w:color="auto" w:fill="FFFFFF"/>
           <w:lang w:eastAsia="es-PE"/>
-          <w14:ligatures w14:val="none"/>
+          <ns2:ligatures ns2:val="none"/>
         </w:rPr>
         <w:t/>
       </w:r>
@@ -5745,7 +5656,7 @@
           <w:kern w:val="0"/>
           <w:shd w:val="clear" w:color="auto" w:fill="FFFFFF"/>
           <w:lang w:eastAsia="es-PE"/>
-          <w14:ligatures w14:val="none"/>
+          <ns2:ligatures ns2:val="none"/>
         </w:rPr>
         <w:t xml:space="preserve"/>
       </w:r>
@@ -5762,7 +5673,7 @@
           <w:color w:val="000000"/>
           <w:kern w:val="0"/>
           <w:lang w:eastAsia="es-PE"/>
-          <w14:ligatures w14:val="none"/>
+          <ns2:ligatures ns2:val="none"/>
         </w:rPr>
         <w:t/>
       </w:r>
@@ -5779,7 +5690,7 @@
           <w:color w:val="000000"/>
           <w:kern w:val="0"/>
           <w:lang w:eastAsia="es-PE"/>
-          <w14:ligatures w14:val="none"/>
+          <ns2:ligatures ns2:val="none"/>
         </w:rPr>
         <w:t/>
       </w:r>
@@ -5805,7 +5716,7 @@
         <w:t/>
       </w:r>
     </w:p>
-    <w:p>
+    <w:p ns2:paraId="211210AA" ns2:textId="77777777">
       <w:pPr>
         <w:suppressAutoHyphens/>
         <w:spacing w:after="0" w:line="240" w:lineRule="auto"/>
@@ -5815,7 +5726,7 @@
         </w:rPr>
       </w:pPr>
     </w:p>
-    <w:p>
+    <w:p ns2:paraId="12092AAE" ns2:textId="5E3FFA19">
       <w:pPr>
         <w:suppressAutoHyphens/>
         <w:spacing w:line="240" w:lineRule="auto"/>
@@ -5929,7 +5840,7 @@
         <w:t>el acuse de recibo mediante la confirmación de recepción de la notificación remitida por este despacho a su Casilla Electrónica, dentro de los cinco (5) primeros días hábiles siguientes a la fecha en que recibe la notificación.</w:t>
       </w:r>
     </w:p>
-    <w:p>
+    <w:p ns2:paraId="212FCE7B" ns2:textId="288C11CC">
       <w:pPr>
         <w:suppressAutoHyphens/>
         <w:spacing w:after="0" w:line="240" w:lineRule="auto"/>
@@ -5945,7 +5856,7 @@
           <w:b/>
           <w:spacing w:val="-3"/>
           <w:kern w:val="0"/>
-          <w14:ligatures w14:val="none"/>
+          <ns2:ligatures ns2:val="none"/>
         </w:rPr>
         <w:t>DÉCIMO</w:t>
       </w:r>
@@ -5955,7 +5866,7 @@
           <w:b/>
           <w:spacing w:val="-3"/>
           <w:kern w:val="0"/>
-          <w14:ligatures w14:val="none"/>
+          <ns2:ligatures ns2:val="none"/>
         </w:rPr>
         <w:t xml:space="preserve"> </w:t>
       </w:r>
@@ -5965,7 +5876,7 @@
           <w:b/>
           <w:spacing w:val="-3"/>
           <w:kern w:val="0"/>
-          <w14:ligatures w14:val="none"/>
+          <ns2:ligatures ns2:val="none"/>
         </w:rPr>
         <w:t>TERCERO</w:t>
       </w:r>
@@ -5975,7 +5886,7 @@
           <w:b/>
           <w:spacing w:val="-3"/>
           <w:kern w:val="0"/>
-          <w14:ligatures w14:val="none"/>
+          <ns2:ligatures ns2:val="none"/>
         </w:rPr>
         <w:t>:</w:t>
       </w:r>
@@ -5985,7 +5896,7 @@
           <w:bCs/>
           <w:spacing w:val="-3"/>
           <w:kern w:val="0"/>
-          <w14:ligatures w14:val="none"/>
+          <ns2:ligatures ns2:val="none"/>
         </w:rPr>
         <w:t xml:space="preserve"> </w:t>
       </w:r>
@@ -5995,7 +5906,7 @@
           <w:bCs/>
           <w:spacing w:val="-3"/>
           <w:kern w:val="0"/>
-          <w14:ligatures w14:val="none"/>
+          <ns2:ligatures ns2:val="none"/>
         </w:rPr>
         <w:t xml:space="preserve">requerir </w:t>
       </w:r>
@@ -6021,7 +5932,7 @@
           <w:color w:val="000000"/>
           <w:kern w:val="0"/>
           <w:lang w:eastAsia="es-PE"/>
-          <w14:ligatures w14:val="none"/>
+          <ns2:ligatures ns2:val="none"/>
         </w:rPr>
         <w:t xml:space="preserve">para que, dentro del plazo de dos (2) días hábiles siguientes a la fecha en que reciba la notificación en su domicilio procesal, efectúe la confirmación de recepción de la notificación remitida por este despacho a su domicilio procesal, de conformidad con el segundo párrafo del numeral 4 del artículo 20 del Texto Único Ordenado de la Ley del Procedimiento Administrativo General, aprobado mediante Decreto Supremo </w:t>
       </w:r>
@@ -6033,7 +5944,7 @@
           <w:color w:val="000000"/>
           <w:kern w:val="0"/>
           <w:lang w:eastAsia="es-PE"/>
-          <w14:ligatures w14:val="none"/>
+          <ns2:ligatures ns2:val="none"/>
         </w:rPr>
         <w:t/>
       </w:r>
@@ -6045,7 +5956,7 @@
           <w:color w:val="000000"/>
           <w:kern w:val="0"/>
           <w:lang w:eastAsia="es-PE"/>
-          <w14:ligatures w14:val="none"/>
+          <ns2:ligatures ns2:val="none"/>
         </w:rPr>
         <w:t xml:space="preserve"> 006-2026-JUS, bajo apercibimiento de rehacer el acto de notificación y notificarle conforme al numeral 1 del artículo 20 del citado cuerpo normativo</w:t>
       </w:r>
@@ -6066,77 +5977,77 @@
         <w:t>.</w:t>
       </w:r>
     </w:p>
-    <w:p>
-      <w:pPr>
-        <w:spacing w:after="0" w:line="240" w:lineRule="auto"/>
-        <w:jc w:val="both"/>
-        <w:rPr>
-          <w:rFonts w:ascii="Arial Narrow" w:eastAsia="Arial Narrow" w:hAnsi="Arial Narrow" w:cs="Arial Narrow"/>
-          <w:b/>
-          <w:color w:val="000000"/>
-          <w:kern w:val="0"/>
-          <w:lang w:eastAsia="es-PE"/>
-          <w14:ligatures w14:val="none"/>
-        </w:rPr>
-      </w:pPr>
-    </w:p>
-    <w:p>
-      <w:pPr>
-        <w:spacing w:after="0" w:line="240" w:lineRule="auto"/>
-        <w:jc w:val="both"/>
-        <w:rPr>
-          <w:rFonts w:ascii="Arial Narrow" w:eastAsia="Arial Narrow" w:hAnsi="Arial Narrow" w:cs="Arial Narrow"/>
-          <w:b/>
-          <w:color w:val="000000"/>
-          <w:kern w:val="0"/>
-          <w:lang w:eastAsia="es-PE"/>
-          <w14:ligatures w14:val="none"/>
-        </w:rPr>
-      </w:pPr>
-    </w:p>
-    <w:p>
-      <w:pPr>
-        <w:spacing w:after="0" w:line="240" w:lineRule="auto"/>
-        <w:jc w:val="both"/>
-        <w:rPr>
-          <w:rFonts w:ascii="Arial Narrow" w:eastAsia="Arial Narrow" w:hAnsi="Arial Narrow" w:cs="Arial Narrow"/>
-          <w:b/>
-          <w:color w:val="000000"/>
-          <w:kern w:val="0"/>
-          <w:lang w:eastAsia="es-PE"/>
-          <w14:ligatures w14:val="none"/>
-        </w:rPr>
-      </w:pPr>
-    </w:p>
-    <w:p>
-      <w:pPr>
-        <w:spacing w:after="0" w:line="240" w:lineRule="auto"/>
-        <w:jc w:val="both"/>
-        <w:rPr>
-          <w:rFonts w:ascii="Arial Narrow" w:eastAsia="Arial Narrow" w:hAnsi="Arial Narrow" w:cs="Arial Narrow"/>
-          <w:b/>
-          <w:color w:val="000000"/>
-          <w:kern w:val="0"/>
-          <w:lang w:eastAsia="es-PE"/>
-          <w14:ligatures w14:val="none"/>
-        </w:rPr>
-      </w:pPr>
-    </w:p>
-    <w:p>
-      <w:pPr>
-        <w:spacing w:after="0" w:line="240" w:lineRule="auto"/>
-        <w:jc w:val="both"/>
-        <w:rPr>
-          <w:rFonts w:ascii="Arial Narrow" w:eastAsia="Arial Narrow" w:hAnsi="Arial Narrow" w:cs="Arial Narrow"/>
-          <w:b/>
-          <w:color w:val="000000"/>
-          <w:kern w:val="0"/>
-          <w:lang w:eastAsia="es-PE"/>
-          <w14:ligatures w14:val="none"/>
-        </w:rPr>
-      </w:pPr>
-    </w:p>
-    <w:p>
+    <w:p ns2:paraId="39963B7E" ns2:textId="77777777">
+      <w:pPr>
+        <w:spacing w:after="0" w:line="240" w:lineRule="auto"/>
+        <w:jc w:val="both"/>
+        <w:rPr>
+          <w:rFonts w:ascii="Arial Narrow" w:eastAsia="Arial Narrow" w:hAnsi="Arial Narrow" w:cs="Arial Narrow"/>
+          <w:b/>
+          <w:color w:val="000000"/>
+          <w:kern w:val="0"/>
+          <w:lang w:eastAsia="es-PE"/>
+          <ns2:ligatures ns2:val="none"/>
+        </w:rPr>
+      </w:pPr>
+    </w:p>
+    <w:p ns2:paraId="537523B8" ns2:textId="77777777">
+      <w:pPr>
+        <w:spacing w:after="0" w:line="240" w:lineRule="auto"/>
+        <w:jc w:val="both"/>
+        <w:rPr>
+          <w:rFonts w:ascii="Arial Narrow" w:eastAsia="Arial Narrow" w:hAnsi="Arial Narrow" w:cs="Arial Narrow"/>
+          <w:b/>
+          <w:color w:val="000000"/>
+          <w:kern w:val="0"/>
+          <w:lang w:eastAsia="es-PE"/>
+          <ns2:ligatures ns2:val="none"/>
+        </w:rPr>
+      </w:pPr>
+    </w:p>
+    <w:p ns2:paraId="4FE8269B" ns2:textId="77777777">
+      <w:pPr>
+        <w:spacing w:after="0" w:line="240" w:lineRule="auto"/>
+        <w:jc w:val="both"/>
+        <w:rPr>
+          <w:rFonts w:ascii="Arial Narrow" w:eastAsia="Arial Narrow" w:hAnsi="Arial Narrow" w:cs="Arial Narrow"/>
+          <w:b/>
+          <w:color w:val="000000"/>
+          <w:kern w:val="0"/>
+          <w:lang w:eastAsia="es-PE"/>
+          <ns2:ligatures ns2:val="none"/>
+        </w:rPr>
+      </w:pPr>
+    </w:p>
+    <w:p ns2:paraId="181DDD35" ns2:textId="77777777">
+      <w:pPr>
+        <w:spacing w:after="0" w:line="240" w:lineRule="auto"/>
+        <w:jc w:val="both"/>
+        <w:rPr>
+          <w:rFonts w:ascii="Arial Narrow" w:eastAsia="Arial Narrow" w:hAnsi="Arial Narrow" w:cs="Arial Narrow"/>
+          <w:b/>
+          <w:color w:val="000000"/>
+          <w:kern w:val="0"/>
+          <w:lang w:eastAsia="es-PE"/>
+          <ns2:ligatures ns2:val="none"/>
+        </w:rPr>
+      </w:pPr>
+    </w:p>
+    <w:p ns2:paraId="4CBBE603" ns2:textId="77777777">
+      <w:pPr>
+        <w:spacing w:after="0" w:line="240" w:lineRule="auto"/>
+        <w:jc w:val="both"/>
+        <w:rPr>
+          <w:rFonts w:ascii="Arial Narrow" w:eastAsia="Arial Narrow" w:hAnsi="Arial Narrow" w:cs="Arial Narrow"/>
+          <w:b/>
+          <w:color w:val="000000"/>
+          <w:kern w:val="0"/>
+          <w:lang w:eastAsia="es-PE"/>
+          <ns2:ligatures ns2:val="none"/>
+        </w:rPr>
+      </w:pPr>
+    </w:p>
+    <w:p ns2:paraId="0F434F3F" ns2:textId="77777777">
       <w:pPr>
         <w:shd w:val="clear" w:color="auto" w:fill="FFFFFF"/>
         <w:spacing w:after="0" w:line="240" w:lineRule="auto"/>
@@ -6147,7 +6058,7 @@
           <w:bCs/>
           <w:color w:val="000000"/>
           <w:kern w:val="0"/>
-          <w14:ligatures w14:val="none"/>
+          <ns2:ligatures ns2:val="none"/>
         </w:rPr>
       </w:pPr>
       <w:r>
@@ -6157,12 +6068,12 @@
           <w:bCs/>
           <w:color w:val="000000"/>
           <w:kern w:val="0"/>
-          <w14:ligatures w14:val="none"/>
+          <ns2:ligatures ns2:val="none"/>
         </w:rPr>
         <w:t>JUDITH ALCALDE BRICEÑO</w:t>
       </w:r>
     </w:p>
-    <w:p>
+    <w:p ns2:paraId="7B15A8F5" ns2:textId="48E1F5A2">
       <w:pPr>
         <w:shd w:val="clear" w:color="auto" w:fill="FFFFFF"/>
         <w:spacing w:after="0" w:line="240" w:lineRule="auto"/>
@@ -6173,7 +6084,7 @@
           <w:bCs/>
           <w:color w:val="000000"/>
           <w:kern w:val="0"/>
-          <w14:ligatures w14:val="none"/>
+          <ns2:ligatures ns2:val="none"/>
         </w:rPr>
       </w:pPr>
       <w:r>
@@ -6183,7 +6094,7 @@
           <w:bCs/>
           <w:color w:val="000000"/>
           <w:kern w:val="0"/>
-          <w14:ligatures w14:val="none"/>
+          <ns2:ligatures ns2:val="none"/>
         </w:rPr>
         <w:t>Secretaria Técnica</w:t>
       </w:r>
@@ -6194,12 +6105,12 @@
           <w:bCs/>
           <w:color w:val="000000"/>
           <w:kern w:val="0"/>
-          <w14:ligatures w14:val="none"/>
+          <ns2:ligatures ns2:val="none"/>
         </w:rPr>
         <w:t xml:space="preserve"> (e)</w:t>
       </w:r>
     </w:p>
-    <w:p>
+    <w:p ns2:paraId="08FFB35F" ns2:textId="77777777">
       <w:pPr>
         <w:shd w:val="clear" w:color="auto" w:fill="FFFFFF"/>
         <w:spacing w:after="0" w:line="240" w:lineRule="auto"/>
@@ -6208,7 +6119,7 @@
           <w:rFonts w:ascii="Arial Narrow" w:eastAsia="Calibri" w:hAnsi="Arial Narrow" w:cs="Times New Roman"/>
           <w:color w:val="000000"/>
           <w:kern w:val="0"/>
-          <w14:ligatures w14:val="none"/>
+          <ns2:ligatures ns2:val="none"/>
         </w:rPr>
       </w:pPr>
       <w:r>
@@ -6218,7 +6129,7 @@
           <w:bCs/>
           <w:color w:val="000000"/>
           <w:kern w:val="0"/>
-          <w14:ligatures w14:val="none"/>
+          <ns2:ligatures ns2:val="none"/>
         </w:rPr>
         <w:t>Comisión </w:t>
       </w:r>
@@ -6230,7 +6141,7 @@
           <w:color w:val="000000"/>
           <w:kern w:val="0"/>
           <w:shd w:val="clear" w:color="auto" w:fill="FFFFFF"/>
-          <w14:ligatures w14:val="none"/>
+          <ns2:ligatures ns2:val="none"/>
         </w:rPr>
         <w:t>de</w:t>
       </w:r>
@@ -6241,27 +6152,27 @@
           <w:bCs/>
           <w:color w:val="000000"/>
           <w:kern w:val="0"/>
-          <w14:ligatures w14:val="none"/>
+          <ns2:ligatures ns2:val="none"/>
         </w:rPr>
         <w:t> Protección al Consumidor 1</w:t>
       </w:r>
     </w:p>
-    <w:p>
-      <w:pPr>
-        <w:spacing w:after="0" w:line="240" w:lineRule="auto"/>
-        <w:jc w:val="both"/>
-        <w:rPr>
-          <w:rFonts w:ascii="Arial Narrow" w:eastAsia="Arial Narrow" w:hAnsi="Arial Narrow" w:cs="Arial Narrow"/>
-          <w:b/>
-          <w:color w:val="000000"/>
-          <w:kern w:val="0"/>
-          <w:lang w:eastAsia="es-PE"/>
-          <w14:ligatures w14:val="none"/>
+    <w:p ns2:paraId="5490FA6F" ns2:textId="77777777">
+      <w:pPr>
+        <w:spacing w:after="0" w:line="240" w:lineRule="auto"/>
+        <w:jc w:val="both"/>
+        <w:rPr>
+          <w:rFonts w:ascii="Arial Narrow" w:eastAsia="Arial Narrow" w:hAnsi="Arial Narrow" w:cs="Arial Narrow"/>
+          <w:b/>
+          <w:color w:val="000000"/>
+          <w:kern w:val="0"/>
+          <w:lang w:eastAsia="es-PE"/>
+          <ns2:ligatures ns2:val="none"/>
         </w:rPr>
       </w:pPr>
     </w:p>
     <w:bookmarkEnd w:id="0"/>
-    <w:p>
+    <w:p ns2:paraId="0B9A1116" ns2:textId="576A6AB2">
       <w:pPr>
         <w:spacing w:after="0" w:line="240" w:lineRule="auto"/>
         <w:jc w:val="both"/>
@@ -6279,7 +6190,7 @@
           <w:sz w:val="16"/>
           <w:szCs w:val="16"/>
           <w:lang w:eastAsia="es-PE"/>
-          <w14:ligatures w14:val="none"/>
+          <ns2:ligatures ns2:val="none"/>
         </w:rPr>
         <w:t>LSM/</w:t>
       </w:r>
@@ -6291,14 +6202,14 @@
           <w:sz w:val="16"/>
           <w:szCs w:val="16"/>
           <w:lang w:eastAsia="es-PE"/>
-          <w14:ligatures w14:val="none"/>
+          <ns2:ligatures ns2:val="none"/>
         </w:rPr>
         <w:t>JCQ</w:t>
       </w:r>
     </w:p>
     <w:sectPr>
-      <w:headerReference w:type="default" r:id="rId8"/>
-      <w:footerReference w:type="default" r:id="rId9"/>
+      <w:headerReference w:type="default" ns3:id="rId8"/>
+      <w:footerReference w:type="default" ns3:id="rId9"/>
       <w:pgSz w:w="11906" w:h="16838"/>
       <w:pgMar w:top="1417" w:right="1701" w:bottom="1417" w:left="1701" w:header="708" w:footer="708" w:gutter="0"/>
       <w:cols w:space="708"/>

--- a/plantillas_maestras/02_seguro_vida/materia_general_asegurativa/2_o_mas_ddos_varios/mujer/TPL_0799_2025_SEGURO_VIDA_MATERIA_GENERAL_ASEGURATIVA_ASEGURADORA_MUJER_R1.docx
+++ b/plantillas_maestras/02_seguro_vida/materia_general_asegurativa/2_o_mas_ddos_varios/mujer/TPL_0799_2025_SEGURO_VIDA_MATERIA_GENERAL_ASEGURATIVA_ASEGURADORA_MUJER_R1.docx
@@ -912,7 +912,7 @@
           <w:lang w:eastAsia="es-ES"/>
           <ns2:ligatures ns2:val="none"/>
         </w:rPr>
-        <w:t xml:space="preserve">La madre de la denunciante, la señora [APELLIDO] [APELLIDO] Díaz (en adelante, la señora [APELLIDO]), fue beneficiaria del Seguro de Vida - Cobertura Sepelio con la Póliza 6202059900004 (en adelante, Seguro de Vida). Refiere que la señora [APELLIDO] no ha interrumpido en ningún momento el cumplimiento de la obligación de pago de la prima mensual correspondiente al Seguro de Vida. Señala que la señora [APELLIDO] Díaz no habría manifestado, ni de manera verbal ni por medio de documento escrito, su voluntad de suspender o cesar el descuento de la prima del seguro de vida de sus haberes.</w:t>
+        <w:t xml:space="preserve">La madre de la señora [APELLIDO], la señora [APELLIDO] [APELLIDO] Díaz (en adelante, la señora [APELLIDO]), fue beneficiaria del Seguro de Vida - Cobertura Sepelio con la Póliza 6202059900004 (en adelante, Seguro de Vida). Refiere que la señora [APELLIDO] no ha interrumpido en ningún momento el cumplimiento de la obligación de pago de la prima mensual correspondiente al Seguro de Vida. Señala que la señora [APELLIDO] Díaz no habría manifestado, ni de manera verbal ni por medio de documento escrito, su voluntad de suspender o cesar el descuento de la prima del seguro de vida de sus haberes.</w:t>
       </w:r>
       <w:r>
         <w:rPr>
@@ -1266,7 +1266,7 @@
           <w:lang w:eastAsia="es-ES"/>
           <ns2:ligatures ns2:val="none"/>
         </w:rPr>
-        <w:t xml:space="preserve">El 25 de enero de 2023, la señora [APELLIDO] falleció en el Hospital Edgardo Rebagliati Martins. Ese mismo día, la denunciante solicitó a CAFAE-SE la activación de la cobertura de Sepelio del Seguro de Vida cubierto por la Póliza contratada; no obstante, CAFAE-SE le informó que la señora [APELLIDO] no se encontraba asegurada, ello debido a una supuesta omisión en el descuento de la prima mensual del seguro por parte de la Oficina de Normalización Previsional (ONP). </w:t>
+        <w:t xml:space="preserve">El 25 de enero de 2023, la señora [APELLIDO] falleció en el Hospital Edgardo Rebagliati Martins. Ese mismo día, la señora [APELLIDO] solicitó a CAFAE-SE la activación de la cobertura de Sepelio del Seguro de Vida cubierto por la Póliza contratada; no obstante, CAFAE-SE le informó que la señora [APELLIDO] no se encontraba asegurada, ello debido a una supuesta omisión en el descuento de la prima mensual del seguro por parte de la Oficina de Normalización Previsional (ONP). </w:t>
       </w:r>
       <w:r>
         <w:rPr>
@@ -1453,7 +1453,7 @@
           <w:lang w:eastAsia="es-ES"/>
           <ns2:ligatures ns2:val="none"/>
         </w:rPr>
-        <w:t xml:space="preserve">En esa fecha, CAFAE-SE le señaló que existía la posibilidad de reincorporar a la señora [APELLIDO] Díaz al seguro, condicionando ello al pago de las cuotas pendientes y a la suscripción de un documento mediante el cual se aceptaba un periodo de carencia de tres meses, computado desde el día siguiente al de efectuado el pago, y que durante dicho periodo de carencia cualquier ocurrencia de siniestro no sería objeto de indemnización. El denunciante se negó a suscribir dicho documento, motivo por el cual CAFAE-SE no aceptó recibir los pagos correspondientes a las cuotas pendientes.</w:t>
+        <w:t xml:space="preserve">En esa fecha, CAFAE-SE le señaló que existía la posibilidad de reincorporar a la señora [APELLIDO] Díaz al seguro, condicionando ello al pago de las cuotas pendientes y a la suscripción de un documento mediante el cual se aceptaba un periodo de carencia de tres meses, computado desde el día siguiente al de efectuado el pago, y que durante dicho periodo de carencia cualquier ocurrencia de siniestro no sería objeto de indemnización. La señora [APELLIDO] se negó a suscribir dicho documento, motivo por el cual CAFAE-SE no aceptó recibir los pagos correspondientes a las cuotas pendientes.</w:t>
       </w:r>
       <w:r>
         <w:rPr>
@@ -4561,7 +4561,7 @@
           <w:sz w:val="20"/>
           <w:szCs w:val="20"/>
         </w:rPr>
-        <w:t xml:space="preserve">correr traslado de la presente resolución a Mapfre Perú Compañía de Seguros y Reaseguros S.A. y al Comité de Administración del Fondo de Asistencia y Estímulo de los Trabajadores del Sector Educación para que, de conformidad con lo dispuesto por el artículo 26° de la Ley sobre Facultades, Normas y Organización del Indecopi, aprobado por Decreto Legislativo N° 8079, presenten sus descargos sobre la imputación de cargos realizada en un plazo no mayor a cinco (5) días hábiles contado a partir del día siguiente de la notificación de la presente resolución, vencido el cual, el Secretario Técnico declarará en rebeldía a los denunciados que no lo hubieran presentado. Debe precisarse que de conformidad con lo establecido por el artículo 223° del Texto Único Ordenado de la Ley N° 27444, Ley del Procedimiento Administrativo General, las alegaciones y los hechos relevantes de la reclamación, salvo que hayan sido específicamente negadas en la contestación, se tendrán por aceptadas o meritadas como ciertas.</w:t>
+        <w:t xml:space="preserve">correr traslado de la presente resolución a Mapfre Perú Compañía de Seguros y Reaseguros S.A. y al Comité de Administración del Fondo de Asistencia y Estímulo de los Trabajadores del Sector Educación para que, de conformidad con lo dispuesto por el artículo 26 de la Ley sobre Facultades, Normas y Organización del Indecopi, aprobada por Decreto Legislativo 807, presenten sus descargos sobre la imputación de cargos realizada en un plazo no mayor a cinco (5) días hábiles contado a partir del día siguiente de la notificación de la presente resolución, vencido el cual, el Secretario Técnico declarará en rebeldía a los denunciados que no lo hubieran presentado. Debe precisarse que de conformidad con lo establecido por el artículo 223 del Texto Único Ordenado de la Ley 27444, Ley del Procedimiento Administrativo General, las alegaciones y los hechos relevantes de la reclamación, salvo que hayan sido específicamente negadas en la contestación, se tendrán por aceptadas o merituadas como ciertas.</w:t>
       </w:r>
     </w:p>
     <w:p ns2:paraId="7D74C0BD" ns2:textId="77777777">
@@ -6070,7 +6070,7 @@
           <w:kern w:val="0"/>
           <ns2:ligatures ns2:val="none"/>
         </w:rPr>
-        <w:t>JUDITH ALCALDE BRICEÑO</w:t>
+        <w:t xml:space="preserve">EVELING ROA QUISPE</w:t>
       </w:r>
     </w:p>
     <w:p ns2:paraId="7B15A8F5" ns2:textId="48E1F5A2">
@@ -6096,7 +6096,7 @@
           <w:kern w:val="0"/>
           <ns2:ligatures ns2:val="none"/>
         </w:rPr>
-        <w:t>Secretaria Técnica</w:t>
+        <w:t xml:space="preserve">Secretaria Técnica</w:t>
       </w:r>
       <w:r>
         <w:rPr>
@@ -6107,7 +6107,7 @@
           <w:kern w:val="0"/>
           <ns2:ligatures ns2:val="none"/>
         </w:rPr>
-        <w:t xml:space="preserve"> (e)</w:t>
+        <w:t xml:space="preserve"/>
       </w:r>
     </w:p>
     <w:p ns2:paraId="08FFB35F" ns2:textId="77777777">
